--- a/Arquitectura de Sistemas Computacionales/Kit docente/Clase 3/Guion Docente Clase 3 - Virtualizacion y contenedores.docx
+++ b/Arquitectura de Sistemas Computacionales/Kit docente/Clase 3/Guion Docente Clase 3 - Virtualizacion y contenedores.docx
@@ -261,7 +261,7 @@
           <w:color w:val="1A1C1D"/>
           <w:sz w:val="32"/>
         </w:rPr>
-        <w:t>De donde viene la clase y que se entrega hoy - diapositiva 12</w:t>
+        <w:t>Apoyo por diapositiva</w:t>
       </w:r>
     </w:p>
     <w:p>
@@ -271,251 +271,425 @@
           <w:color w:val="4A4A49"/>
           <w:sz w:val="22"/>
         </w:rPr>
-        <w:t>Las dos clases anteriores decidieron QUE se va a construir (dominio, capacidades, actores, diagrama de contexto) y BAJO QUE modelo de servicio se va a operar, con su registro de decision. Hoy se abre la caja de la maquinaria que hace posible todo eso: la virtualizacion y su descendiente directo, los contenedores. Es la primera clase francamente tecnica del curso y la primera en la que el estudiante escribe algo que una maquina ejecuta. El entregable es un Dockerfile y una captura del contenedor corriendo, obtenida en Killercoda, un laboratorio gratuito que funciona en el navegador. Conviene decir desde el minuto uno por que esto importa para la arquitectura y no solo para la operacion: el contenedor es la unidad de despliegue con la que se razona en todos los diagramas siguientes, y sin entender que es exactamente, el nivel de contenedores del modelo C4 que se dibuja en la Clase 4 queda en pura metafora.</w:t>
+        <w:t xml:space="preserve">Todo lo que hay que decir </w:t>
       </w:r>
-    </w:p>
-    <w:p>
-      <w:pPr>
-        <w:spacing w:before="200" w:after="60"/>
-      </w:pPr>
       <w:r>
         <w:rPr>
           <w:b/>
-          <w:color w:val="1A1C1D"/>
-          <w:sz w:val="32"/>
+          <w:color w:val="4A4A49"/>
+          <w:sz w:val="22"/>
         </w:rPr>
-        <w:t>Antes de la virtualizacion: un servidor por aplicacion - diapositiva 4</w:t>
+        <w:t>esta proyectado</w:t>
       </w:r>
-    </w:p>
-    <w:p>
       <w:r>
         <w:rPr>
           <w:b w:val="0"/>
           <w:color w:val="4A4A49"/>
           <w:sz w:val="22"/>
         </w:rPr>
-        <w:t>Antes de la virtualizacion, cada aplicacion importante vivia en su propio servidor fisico, por una razon sencilla: si dos aplicaciones compartian maquina, una podia tumbar a la otra. El resultado era un desperdicio enorme, con servidores trabajando tipicamente entre el 5 % y el 15 % de su capacidad la mayor parte del tiempo. La virtualizacion resolvio eso con una pieza de software llamada hipervisor, que se interpone entre el hardware y los sistemas operativos y presenta a cada uno la ilusion de tener una maquina completa para si. Cada una de esas maquinas se llama maquina virtual y contiene un sistema operativo entero, kernel incluido, donde kernel es el nucleo del sistema operativo, la parte que administra memoria, procesos y acceso al hardware. Los ordenes de magnitud que el docente debe poder citar: una maquina virtual ocupa varios gigabytes en disco y tarda entre 30 segundos y unos minutos en arrancar, porque debe iniciar un sistema operativo completo. En contraparte, su aislamiento es fuerte, ya que dos maquinas virtuales no comparten kernel y un problema en el nucleo de una no alcanza a la otra.</w:t>
+        <w:t>. Esta seccion dice que subrayar en cada lamina, no repite su contenido.</w:t>
       </w:r>
     </w:p>
     <w:p>
-      <w:pPr>
-        <w:spacing w:before="200" w:after="60"/>
-      </w:pPr>
       <w:r>
         <w:rPr>
           <w:b/>
-          <w:color w:val="1A1C1D"/>
-          <w:sz w:val="32"/>
+          <w:color w:val="4A4A49"/>
+          <w:sz w:val="22"/>
         </w:rPr>
-        <w:t>Recorrer el diagrama de las dos pilas, de abajo hacia arriba - diapositiva 8</w:t>
+        <w:t>[Slide 8] De donde viene la clase y que se entrega hoy</w:t>
       </w:r>
-    </w:p>
-    <w:p>
       <w:r>
         <w:rPr>
           <w:b w:val="0"/>
           <w:color w:val="4A4A49"/>
           <w:sz w:val="22"/>
         </w:rPr>
-        <w:t>Esta diapositiva es la misma comparacion de la seccion anterior, ya dibujada, y conviene recorrerla con el puntero en vez de leerla. Se sube por la columna izquierda: hardware fisico, hipervisor, y encima DOS sistemas operativos invitados completos, uno por aplicacion. Luego por la derecha: el mismo hardware, un solo sistema operativo anfitrion con el motor de contenedores, y encima los contenedores, que ya no traen sistema operativo propio. La pregunta que hay que hacer en voz alta, senalando el hueco, es cual es la caja que desaparecio, y la respuesta es el segundo sistema operativo. Todo lo demas —arranque en segundos y no en minutos, megabytes y no gigabytes— es consecuencia de esa caja que ya no esta, y decirlo en ese orden evita que el estudiante memorice cuatro cifras sueltas sin saber de donde salen. Conviene cerrar con lo que el dibujo NO muestra y la seccion anterior si dijo: en la nube las dos pilas se apilan, con los contenedores corriendo DENTRO de maquinas virtuales.</w:t>
+        <w:t xml:space="preserve"> — 4 vinetas.</w:t>
       </w:r>
     </w:p>
     <w:p>
       <w:pPr>
-        <w:spacing w:before="200" w:after="60"/>
+        <w:pStyle w:val="ListBullet2"/>
       </w:pPr>
-      <w:r>
-        <w:rPr>
-          <w:b/>
-          <w:color w:val="1A1C1D"/>
-          <w:sz w:val="32"/>
-        </w:rPr>
-        <w:t>El contenedor: aislamiento sin otro sistema operativo - diapositiva 9</w:t>
-      </w:r>
-    </w:p>
-    <w:p>
       <w:r>
         <w:rPr>
           <w:b w:val="0"/>
           <w:color w:val="4A4A49"/>
           <w:sz w:val="22"/>
         </w:rPr>
-        <w:t>Un contenedor parte de una observacion distinta: casi nunca se necesita otro sistema operativo, solo un espacio aislado dentro del que ya existe. Todos los contenedores de una maquina comparten el kernel del anfitrion, y el aislamiento se consigue con dos mecanismos del propio Linux. Los namespaces le dan a cada contenedor su propia vista de procesos, red, usuarios y sistema de archivos, de modo que dentro del contenedor su proceso principal se ve con el numero 1 y no ve los procesos vecinos. Los cgroups, o grupos de control, limitan cuanta CPU y cuanta memoria puede consumir. Sin sistema operativo propio, los numeros cambian de escala: una imagen basada en Alpine Linux pesa del orden de 5 a 10 MB, una imagen slim de un runtime como Node ronda los 150 a 250 MB frente a cerca de 1 GB de la version completa, y el arranque es de decimas de segundo. Aqui esta la respuesta a la frase que hay que evitar: un contenedor no es «una maquina virtual ligera». La diferencia no es el peso sino el aislamiento; como el kernel es compartido, una vulnerabilidad del kernel puede afectar a todos los contenedores de esa maquina, y por eso los proveedores de nube siguen usando maquinas virtuales para separar clientes distintos y ejecutan los contenedores DENTRO de ellas. Contenedores y maquinas virtuales no compiten: se apilan.</w:t>
+        <w:t>Conviene decir desde el minuto uno por que esto importa para la arquitectura y no solo para la operacion: el contenedor es la unidad de despliegue con la que se razona en todos los diagramas siguientes, y sin entender que es exactamente, el nivel de contenedores del modelo C4 que se dibuja en la Clase 4 queda en pura metafora.</w:t>
       </w:r>
     </w:p>
     <w:p>
-      <w:pPr>
-        <w:spacing w:before="200" w:after="60"/>
-      </w:pPr>
       <w:r>
         <w:rPr>
           <w:b/>
-          <w:color w:val="1A1C1D"/>
-          <w:sz w:val="32"/>
+          <w:color w:val="4A4A49"/>
+          <w:sz w:val="22"/>
         </w:rPr>
-        <w:t>Dockerfile, imagen, contenedor y registro: los cuatro terminos - diapositiva 6</w:t>
+        <w:t>[Slide 9] Antes de la virtualizacion: un servidor por aplicacion</w:t>
       </w:r>
-    </w:p>
-    <w:p>
       <w:r>
         <w:rPr>
           <w:b w:val="0"/>
           <w:color w:val="4A4A49"/>
           <w:sz w:val="22"/>
         </w:rPr>
-        <w:t>Cuatro terminos se confunden de forma sistematica y conviene fijarlos con una sola analogia. El Dockerfile es la receta: un archivo de texto con instrucciones. La imagen es el resultado de ejecutar esa receta, un paquete inmutable y de solo lectura con el codigo, las dependencias y la configuracion. El contenedor es una instancia en ejecucion de esa imagen, y de una misma imagen se pueden lanzar diez contenedores identicos, igual que de una clase se instancian muchos objetos; esa comparacion funciona bien con estudiantes que ya vieron programacion orientada a objetos. Y el registro, o registry, es el repositorio donde las imagenes se publican y se descargan. Un detalle que explica el comportamiento diario: la imagen se construye por capas, una por instruccion, y esas capas quedan en cache; si una instruccion no cambio, la reconstruccion la reutiliza en lugar de volver a ejecutarla. De ahi la unica optimizacion que hay que ensenar hoy: copiar primero el archivo de dependencias e instalarlas, y solo despues copiar el codigo fuente, porque el codigo cambia en cada commit y las dependencias casi nunca. Hacerlo al reves obliga a reinstalar todo en cada construccion y convierte una build de 10 segundos en una de varios minutos.</w:t>
+        <w:t xml:space="preserve"> — 5 vinetas.</w:t>
       </w:r>
     </w:p>
     <w:p>
       <w:pPr>
-        <w:spacing w:before="200" w:after="60"/>
+        <w:pStyle w:val="ListBullet2"/>
       </w:pPr>
-      <w:r>
-        <w:rPr>
-          <w:b/>
-          <w:color w:val="1A1C1D"/>
-          <w:sz w:val="32"/>
-        </w:rPr>
-        <w:t>Primer ejemplo: el stub de la API de CloudLite - diapositiva 10</w:t>
-      </w:r>
-    </w:p>
-    <w:p>
       <w:r>
         <w:rPr>
           <w:b w:val="0"/>
           <w:color w:val="4A4A49"/>
           <w:sz w:val="22"/>
         </w:rPr>
-        <w:t>Primer ejemplo concreto en CloudLite. En CloudLite Turnos el estudiante contenerizara un stub de su API, es decir una version minima que responde algo verificable: el endpoint GET /health, que devuelve un cuerpo en formato JSON con al menos un campo que se pueda comprobar. Su Dockerfile tiene siete instrucciones —esa cifra se califica, asi que conviene contarlas en voz alta— y el docente debe poder explicar cada una. FROM node:20-alpine elige la imagen base, o sea el punto de partida ya construido por otros, en este caso un Linux minimo con Node instalado; la etiqueta 20-alpine es FIJA y eso importa, porque con latest la imagen de hoy no es la de manana y la reconstruccion deja de ser reproducible. WORKDIR /app fija el directorio dentro del contenedor donde ocurrira todo lo demas. COPY package*.json ./ trae solo la lista de dependencias. RUN npm ci --omit=dev las instala dentro de la imagen y no en la maquina del estudiante, lo cual es el punto entero del ejercicio, porque la dependencia viaja con el artefacto; se usa npm ci y no npm install porque respeta el archivo de bloqueo y por tanto instala exactamente las mismas versiones en cada construccion. COPY . . trae el resto del codigo, y va DESPUES por la razon de cache de la seccion anterior. EXPOSE 8080 documenta en que puerto escucha el proceso. Y CMD indica que comando ejecutar cuando el contenedor arranque, uno solo y en primer plano.</w:t>
+        <w:t>Los ordenes de magnitud que el docente debe poder citar: una maquina virtual ocupa varios gigabytes en disco y tarda entre 30 segundos y unos minutos en arrancar, porque debe iniciar un sistema operativo completo.</w:t>
       </w:r>
     </w:p>
     <w:p>
+      <w:r>
+        <w:rPr>
+          <w:b/>
+          <w:color w:val="4A4A49"/>
+          <w:sz w:val="22"/>
+        </w:rPr>
+        <w:t>[Slide 10] Recorrer el diagrama de las dos pilas, de abajo hacia arriba</w:t>
+      </w:r>
       <w:r>
         <w:rPr>
           <w:b w:val="0"/>
           <w:color w:val="4A4A49"/>
           <w:sz w:val="22"/>
         </w:rPr>
-        <w:t>Ese COPY . . tiene una consecuencia que hay que decir mientras esta proyectado, porque vale cinco puntos de la actividad: copia TODO lo que haya en la carpeta, incluido el archivo .env con las credenciales, y una vez dentro de una capa ya no sale, ni siquiera borrandolo en una instruccion posterior. Por eso al lado del Dockerfile va un segundo archivo, el .dockerignore, con al menos .env, node_modules y .git. La diapositiva lo proyecta junto al Dockerfile y no como nota al pie a proposito: son dos archivos hermanos en la misma carpeta, y el estudiante que entrega el primero sin el segundo entrega un artefacto que filtra secretos. La regla se enuncia en una linea: si haces COPY . ., el .dockerignore va al lado y se menciona en la entrega.</w:t>
+        <w:t xml:space="preserve"> — 5 vinetas.</w:t>
       </w:r>
     </w:p>
     <w:p>
+      <w:pPr>
+        <w:pStyle w:val="ListBullet2"/>
+      </w:pPr>
       <w:r>
         <w:rPr>
           <w:b w:val="0"/>
           <w:color w:val="4A4A49"/>
           <w:sz w:val="22"/>
         </w:rPr>
-        <w:t>Un ultimo detalle del que depende media clase: EXPOSE no abre nada, solo documenta. Lo que realmente publica el puerto es la opcion -p al ejecutar, y ese es el tema de la diapositiva siguiente.</w:t>
+        <w:t>Conviene cerrar con lo que el dibujo NO muestra y la seccion anterior si dijo: en la nube las dos pilas se apilan, con los contenedores corriendo DENTRO de maquinas virtuales.</w:t>
       </w:r>
     </w:p>
     <w:p>
-      <w:pPr>
-        <w:spacing w:before="200" w:after="60"/>
-      </w:pPr>
       <w:r>
         <w:rPr>
           <w:b/>
-          <w:color w:val="1A1C1D"/>
-          <w:sz w:val="32"/>
+          <w:color w:val="4A4A49"/>
+          <w:sz w:val="22"/>
         </w:rPr>
-        <w:t>Construir, correr y verificar: los tres comandos y el contrato de salud - diapositiva 7</w:t>
+        <w:t>[Slide 11] El contenedor: aislamiento sin otro sistema operativo (1/2)</w:t>
       </w:r>
-    </w:p>
-    <w:p>
       <w:r>
         <w:rPr>
           <w:b w:val="0"/>
           <w:color w:val="4A4A49"/>
           <w:sz w:val="22"/>
         </w:rPr>
-        <w:t>Con el Dockerfile escrito faltan tres comandos, y los tres se califican por separado, asi que hay que dictarlos con la precision con la que se van a corregir. El primero es la construccion: docker build -t cloudlite-api:0.1.0 . El -t asigna nombre y etiqueta, y el punto final no es adorno sino el contexto de construccion, es decir la carpeta cuyo contenido se le entrega al motor. Un build sin etiqueta funciona y por eso el estudiante no nota el problema: Docker le pone latest en silencio, y a partir de ahi nadie puede decir que version esta corriendo. Nombre Y etiqueta, siempre; la etiqueta suelta no basta y el nombre solo tampoco.</w:t>
+        <w:t xml:space="preserve"> — 5 vinetas.</w:t>
       </w:r>
     </w:p>
     <w:p>
+      <w:r>
+        <w:rPr>
+          <w:b/>
+          <w:color w:val="4A4A49"/>
+          <w:sz w:val="22"/>
+        </w:rPr>
+        <w:t>[Slide 12] El contenedor: aislamiento sin otro sistema operativo (2/2)</w:t>
+      </w:r>
       <w:r>
         <w:rPr>
           <w:b w:val="0"/>
           <w:color w:val="4A4A49"/>
           <w:sz w:val="22"/>
         </w:rPr>
-        <w:t>El segundo es la ejecucion: docker run -d -p 8081:8080 --name api cloudlite-api:0.1.0. El -d lo manda a segundo plano y el --name le da un nombre estable para no andar copiando identificadores. El corazon de la instruccion es el -p, y conviene escribirlo en el tablero con las dos etiquetas encima: el numero de la IZQUIERDA es el del anfitrion, la maquina desde la que uno abre el navegador, y el de la DERECHA es el del contenedor, el mismo del EXPOSE. Se lee de derecha a izquierda: el puerto 8080 de dentro queda accesible como 8081 desde fuera. En el ejemplo estan a proposito DISTINTOS, porque cuando se escribe -p 8080:8080 los dos lados se confunden y el estudiante no puede decir cual es cual; en la actividad se le pide justamente explicar la diferencia. Y hay que anunciar el sintoma de invertirlos, que es lo que hace perder la tarde: docker ps sigue reportando el contenedor como Up y la peticion simplemente no obtiene respuesta o muere con una conexion reiniciada. El sintoma no senala la causa, y el estudiante busca el error en el codigo cuando esta en una linea del comando.</w:t>
+        <w:t xml:space="preserve"> — 5 vinetas.</w:t>
       </w:r>
     </w:p>
     <w:p>
+      <w:r>
+        <w:rPr>
+          <w:b/>
+          <w:color w:val="4A4A49"/>
+          <w:sz w:val="22"/>
+        </w:rPr>
+        <w:t>[Slide 13] Dockerfile, imagen, contenedor y registro: los cuatro terminos (1/2)</w:t>
+      </w:r>
       <w:r>
         <w:rPr>
           <w:b w:val="0"/>
           <w:color w:val="4A4A49"/>
           <w:sz w:val="22"/>
         </w:rPr>
-        <w:t>El tercero es la verificacion, y aqui hay un concepto y no solo un comando. Un endpoint de salud es una ruta cuyo unico proposito es que alguien de afuera pueda preguntar si el servicio esta en condiciones de atender, y su contrato tiene TRES datos, los tres exigibles: la ruta (GET /health), el codigo de estado (200 cuando el servicio puede atender, 503 cuando esta arriba pero sin su dependencia, tipicamente la base de datos) y el cuerpo con su formato declarado. El tercero es el que se olvida y el que hace util al endpoint: un 200 con el cuerpo vacio no distingue «vivo» de «vivo pero roto», porque el proceso puede estar respondiendo mientras su conexion a datos esta caida. Por eso el cuerpo lleva al menos un campo verificable, por ejemplo un estado y el nombre del servicio en JSON. Se comprueba con curl -i http://localhost:8081/health, y el -i importa: sin el, curl imprime el cuerpo pero esconde el codigo de estado, que es un tercio del contrato. Este mismo endpoint reaparece en la Clase 7, donde el balanceador lo consulta para decidir si sigue enviandole trafico a una instancia, y en la Clase 8, donde el pipeline lo usa como prueba de humo despues de construir la imagen.</w:t>
+        <w:t xml:space="preserve"> — 6 vinetas.</w:t>
       </w:r>
     </w:p>
     <w:p>
-      <w:pPr>
-        <w:spacing w:before="200" w:after="60"/>
-      </w:pPr>
       <w:r>
         <w:rPr>
           <w:b/>
-          <w:color w:val="1A1C1D"/>
-          <w:sz w:val="32"/>
+          <w:color w:val="4A4A49"/>
+          <w:sz w:val="22"/>
         </w:rPr>
-        <w:t>Segundo ejemplo: leer las siete columnas de docker ps - diapositiva 5</w:t>
+        <w:t>[Slide 14] Dockerfile, imagen, contenedor y registro: los cuatro terminos (2/2)</w:t>
       </w:r>
-    </w:p>
-    <w:p>
       <w:r>
         <w:rPr>
           <w:b w:val="0"/>
           <w:color w:val="4A4A49"/>
           <w:sz w:val="22"/>
         </w:rPr>
-        <w:t>Segundo ejemplo concreto. Tras ejecutar el contenedor, el comando docker ps lista lo que esta corriendo con siete columnas, y leerlas es parte del entregable: identificador del contenedor, imagen de la que proviene, comando en ejecucion, tiempo desde su creacion, estado, puertos publicados y nombre asignado. La columna de estado es la que hay que mirar: si dice Up seguido de un tiempo, el contenedor vive; si dice Exited con un codigo entre parentesis, murio, y ese codigo es la primera pista del problema. Un estudiante mas adelantado puede levantar dos contenedores, la API y un stub de notificaciones, y comprobar algo que sera central en la Clase 4: desde el contenedor de la API, la direccion localhost NO es la maquina anfitriona ni el otro contenedor, es el propio contenedor, y para que dos contenedores se hablen hay que ponerlos en una misma red y llamarse por nombre. Todo esto ocurre en Killercoda (killercoda.com, cuenta gratuita y sin tarjeta, escenario Ubuntu), que entrega una terminal Linux real con Docker ya instalado dentro del navegador, sin instalar Docker Desktop, que en equipos institucionales suele estar bloqueado y tiene condiciones de licencia para organizaciones grandes. Hay dos limites que conviene anunciar ANTES de empezar y no despues, porque cambian como se planifica la hora de taller. El primero: la sesion caduca a una hora y al cerrarse se pierde lo que exista solo alli. De ahi sale la regla operativa del dia, y hay que decirla como consecuencia del limite y no como consejo suelto: el Dockerfile se escribe en la carpeta del proyecto y se PEGA en el laboratorio, nunca al contrario, y las capturas se guardan antes de cerrar. El segundo: en el plan gratuito solo se trabaja un escenario a la vez, asi que no sirve dejar dos labs abiertos. La alterna, si Killercoda no carga, es LabEx Docker Playground, que cumple la misma funcion tambien gratis y en el navegador, pero con una restriccion mas dura que conviene mencionar: su plan gratuito da solo tres sesiones al dia, de modo que quien la use para depurar puede quedarse sin intentos justo el dia de la entrega. Por eso la alterna es alterna y no la primera opcion.</w:t>
+        <w:t xml:space="preserve"> — 3 vinetas.</w:t>
       </w:r>
     </w:p>
     <w:p>
-      <w:pPr>
-        <w:spacing w:before="200" w:after="60"/>
-      </w:pPr>
       <w:r>
         <w:rPr>
           <w:b/>
-          <w:color w:val="1A1C1D"/>
-          <w:sz w:val="32"/>
+          <w:color w:val="4A4A49"/>
+          <w:sz w:val="22"/>
         </w:rPr>
-        <w:t>Preguntas frecuentes y cierre conceptual (de la diapositiva 4 a la diapositiva 8)</w:t>
+        <w:t>[Slide 15] Primer ejemplo: el stub de la API de CloudLite (1/3)</w:t>
       </w:r>
-    </w:p>
-    <w:p>
       <w:r>
         <w:rPr>
           <w:b w:val="0"/>
           <w:color w:val="4A4A49"/>
           <w:sz w:val="22"/>
         </w:rPr>
-        <w:t>Tres preguntas se repiten en esta clase. Por que mi contenedor arranca y se muere de inmediato: porque un contenedor vive exactamente lo que vive su proceso principal, y si el comando termina, el contenedor termina. No es un error, es el diseno; un contenedor no es una maquina encendida esperando ordenes, es un proceso envuelto en aislamiento, y la solucion es que el comando quede corriendo en primer plano. Segunda: donde quedan mis datos si borro el contenedor. Se pierden, porque el sistema de archivos del contenedor es efimero; para persistir hay que montar un volumen, es decir un almacenamiento cuyo ciclo de vida es independiente del contenedor, y esa es la razon por la cual una base de datos no se trata igual que una API, tema que reaparece en la Clase 7 con almacenamiento y en la Clase 13 al discutir que piezas se pueden replicar. Tercera: entonces la base de datos tambien va en un contenedor. Para desarrollo y para este curso si, y es la practica normal; en produccion la respuesta honesta es que muchas organizaciones prefieren un servicio de datos gestionado, que es precisamente la decision registrada en el ADR de la Clase 2.</w:t>
+        <w:t xml:space="preserve"> — 7 vinetas.</w:t>
       </w:r>
     </w:p>
     <w:p>
+      <w:pPr>
+        <w:pStyle w:val="ListBullet2"/>
+      </w:pPr>
       <w:r>
         <w:rPr>
           <w:b w:val="0"/>
           <w:color w:val="4A4A49"/>
           <w:sz w:val="22"/>
         </w:rPr>
-        <w:t>Antes de cerrar hay que desactivar una colision de vocabulario que arruina la Clase 4 si no se advierte hoy. En el modelo C4, la palabra contenedor significa cualquier cosa que se ejecuta o almacena de forma independiente, como una aplicacion web, una API o una base de datos, y es un concepto de diagrama anterior a Docker. El contenedor de Docker, en cambio, es un mecanismo concreto de empaquetado y ejecucion. Se parecen y a menudo coinciden uno a uno, pero no son sinonimos: una base de datos gestionada que nadie contenerizo sigue siendo un contenedor en el sentido de C4. Decirlo hoy, mientras el estudiante tiene un docker ps en la pantalla, cuesta dos minutos; no decirlo cuesta media clase de confusion la semana siguiente, cuando se dibuje el C4 Containers de CloudLite y alguien pregunte si debe dockerizar cada caja del diagrama. La respuesta, dicha desde ya, es no.</w:t>
+        <w:t>Su Dockerfile tiene siete instrucciones —esa cifra se califica, asi que conviene contarlas en voz alta— y el docente debe poder explicar cada una.</w:t>
       </w:r>
     </w:p>
     <w:p>
+      <w:r>
+        <w:rPr>
+          <w:b/>
+          <w:color w:val="4A4A49"/>
+          <w:sz w:val="22"/>
+        </w:rPr>
+        <w:t>[Slide 16] Primer ejemplo: el stub de la API de CloudLite (2/3)</w:t>
+      </w:r>
       <w:r>
         <w:rPr>
           <w:b w:val="0"/>
           <w:color w:val="4A4A49"/>
           <w:sz w:val="22"/>
         </w:rPr>
-        <w:t>Error tipico del docente que no domina el tema: repetir que un contenedor es una maquina virtual liviana y dejarlo ahi. El estudiante que aprende eso concluye que puede correr cualquier cosa en cualquier parte con aislamiento total, y en la Clase 6 no entendera por que el kernel compartido es un asunto de seguridad, ni por que existe la recomendacion de no ejecutar el proceso como usuario root dentro del contenedor. El segundo error es convertir la clase en un recetario de comandos: dictar docker build, docker run y docker ps al tablero para que todos copien, sin explicar la distincion entre imagen y contenedor ni el modelo de capas. Un grupo que solo copio comandos consigue la captura del entregable, pero en la Clase 8, cuando el pipeline de integracion continua deba construir una imagen automaticamente, no sabra que esta construyendo ni por que su build tarda cinco minutos, y en la sustentacion de la Clase 15 describira su arquitectura diciendo que lo metieron en Docker, que no es una decision arquitectonica sino una herramienta sin justificar.</w:t>
+        <w:t xml:space="preserve"> — 7 vinetas.</w:t>
+      </w:r>
+    </w:p>
+    <w:p>
+      <w:r>
+        <w:rPr>
+          <w:b/>
+          <w:color w:val="4A4A49"/>
+          <w:sz w:val="22"/>
+        </w:rPr>
+        <w:t>[Slide 17] Primer ejemplo: el stub de la API de CloudLite (3/3)</w:t>
+      </w:r>
+      <w:r>
+        <w:rPr>
+          <w:b w:val="0"/>
+          <w:color w:val="4A4A49"/>
+          <w:sz w:val="22"/>
+        </w:rPr>
+        <w:t xml:space="preserve"> — 4 vinetas.</w:t>
+      </w:r>
+    </w:p>
+    <w:p>
+      <w:r>
+        <w:rPr>
+          <w:b/>
+          <w:color w:val="4A4A49"/>
+          <w:sz w:val="22"/>
+        </w:rPr>
+        <w:t>[Slide 18] Construir, correr y verificar: los tres comandos y el contrato de salud (1/3)</w:t>
+      </w:r>
+      <w:r>
+        <w:rPr>
+          <w:b w:val="0"/>
+          <w:color w:val="4A4A49"/>
+          <w:sz w:val="22"/>
+        </w:rPr>
+        <w:t xml:space="preserve"> — 8 vinetas.</w:t>
+      </w:r>
+    </w:p>
+    <w:p>
+      <w:r>
+        <w:rPr>
+          <w:b/>
+          <w:color w:val="4A4A49"/>
+          <w:sz w:val="22"/>
+        </w:rPr>
+        <w:t>[Slide 19] Construir, correr y verificar: los tres comandos y el contrato de salud (2/3)</w:t>
+      </w:r>
+      <w:r>
+        <w:rPr>
+          <w:b w:val="0"/>
+          <w:color w:val="4A4A49"/>
+          <w:sz w:val="22"/>
+        </w:rPr>
+        <w:t xml:space="preserve"> — 7 vinetas.</w:t>
+      </w:r>
+    </w:p>
+    <w:p>
+      <w:r>
+        <w:rPr>
+          <w:b/>
+          <w:color w:val="4A4A49"/>
+          <w:sz w:val="22"/>
+        </w:rPr>
+        <w:t>[Slide 20] Construir, correr y verificar: los tres comandos y el contrato de salud (3/3)</w:t>
+      </w:r>
+      <w:r>
+        <w:rPr>
+          <w:b w:val="0"/>
+          <w:color w:val="4A4A49"/>
+          <w:sz w:val="22"/>
+        </w:rPr>
+        <w:t xml:space="preserve"> — 4 vinetas.</w:t>
+      </w:r>
+    </w:p>
+    <w:p>
+      <w:r>
+        <w:rPr>
+          <w:b/>
+          <w:color w:val="4A4A49"/>
+          <w:sz w:val="22"/>
+        </w:rPr>
+        <w:t>[Slide 21] Segundo ejemplo: leer las siete columnas de docker ps (1/2)</w:t>
+      </w:r>
+      <w:r>
+        <w:rPr>
+          <w:b w:val="0"/>
+          <w:color w:val="4A4A49"/>
+          <w:sz w:val="22"/>
+        </w:rPr>
+        <w:t xml:space="preserve"> — 8 vinetas.</w:t>
+      </w:r>
+    </w:p>
+    <w:p>
+      <w:pPr>
+        <w:pStyle w:val="ListBullet2"/>
+      </w:pPr>
+      <w:r>
+        <w:rPr>
+          <w:b w:val="0"/>
+          <w:color w:val="4A4A49"/>
+          <w:sz w:val="22"/>
+        </w:rPr>
+        <w:t>De ahi sale la regla operativa del dia, y hay que decirla como consecuencia del limite y no como consejo suelto: el Dockerfile se escribe en la carpeta del proyecto y se PEGA en el laboratorio, nunca al contrario, y las capturas se guardan antes de cerrar.</w:t>
+      </w:r>
+    </w:p>
+    <w:p>
+      <w:r>
+        <w:rPr>
+          <w:b/>
+          <w:color w:val="4A4A49"/>
+          <w:sz w:val="22"/>
+        </w:rPr>
+        <w:t>[Slide 22] Segundo ejemplo: leer las siete columnas de docker ps (2/2)</w:t>
+      </w:r>
+      <w:r>
+        <w:rPr>
+          <w:b w:val="0"/>
+          <w:color w:val="4A4A49"/>
+          <w:sz w:val="22"/>
+        </w:rPr>
+        <w:t xml:space="preserve"> — 7 vinetas.</w:t>
+      </w:r>
+    </w:p>
+    <w:p>
+      <w:r>
+        <w:rPr>
+          <w:b/>
+          <w:color w:val="4A4A49"/>
+          <w:sz w:val="22"/>
+        </w:rPr>
+        <w:t>[Slide 23] Preguntas frecuentes y cierre conceptual () (1/3)</w:t>
+      </w:r>
+      <w:r>
+        <w:rPr>
+          <w:b w:val="0"/>
+          <w:color w:val="4A4A49"/>
+          <w:sz w:val="22"/>
+        </w:rPr>
+        <w:t xml:space="preserve"> — 7 vinetas.</w:t>
+      </w:r>
+    </w:p>
+    <w:p>
+      <w:pPr>
+        <w:pStyle w:val="ListBullet2"/>
+      </w:pPr>
+      <w:r>
+        <w:rPr>
+          <w:b w:val="0"/>
+          <w:color w:val="4A4A49"/>
+          <w:sz w:val="22"/>
+        </w:rPr>
+        <w:t>Tres preguntas se repiten en esta clase.</w:t>
+      </w:r>
+    </w:p>
+    <w:p>
+      <w:r>
+        <w:rPr>
+          <w:b/>
+          <w:color w:val="4A4A49"/>
+          <w:sz w:val="22"/>
+        </w:rPr>
+        <w:t>[Slide 24] Preguntas frecuentes y cierre conceptual () (2/3)</w:t>
+      </w:r>
+      <w:r>
+        <w:rPr>
+          <w:b w:val="0"/>
+          <w:color w:val="4A4A49"/>
+          <w:sz w:val="22"/>
+        </w:rPr>
+        <w:t xml:space="preserve"> — 8 vinetas.</w:t>
+      </w:r>
+    </w:p>
+    <w:p>
+      <w:r>
+        <w:rPr>
+          <w:b/>
+          <w:color w:val="4A4A49"/>
+          <w:sz w:val="22"/>
+        </w:rPr>
+        <w:t>[Slide 25] Preguntas frecuentes y cierre conceptual () (3/3)</w:t>
+      </w:r>
+      <w:r>
+        <w:rPr>
+          <w:b w:val="0"/>
+          <w:color w:val="4A4A49"/>
+          <w:sz w:val="22"/>
+        </w:rPr>
+        <w:t xml:space="preserve"> — 5 vinetas.</w:t>
       </w:r>
     </w:p>
     <w:p>
@@ -669,6 +843,240 @@
           <w:color w:val="4A4A49"/>
           <w:sz w:val="22"/>
         </w:rPr>
+        <w:t>De donde viene la clase y que se entrega hoy</w:t>
+      </w:r>
+    </w:p>
+    <w:p>
+      <w:pPr>
+        <w:pStyle w:val="ListNumber"/>
+      </w:pPr>
+      <w:r>
+        <w:rPr>
+          <w:b w:val="0"/>
+          <w:color w:val="4A4A49"/>
+          <w:sz w:val="22"/>
+        </w:rPr>
+        <w:t>Antes de la virtualizacion: un servidor por aplicacion</w:t>
+      </w:r>
+    </w:p>
+    <w:p>
+      <w:pPr>
+        <w:pStyle w:val="ListNumber"/>
+      </w:pPr>
+      <w:r>
+        <w:rPr>
+          <w:b w:val="0"/>
+          <w:color w:val="4A4A49"/>
+          <w:sz w:val="22"/>
+        </w:rPr>
+        <w:t>Recorrer el diagrama de las dos pilas, de abajo hacia arriba</w:t>
+      </w:r>
+    </w:p>
+    <w:p>
+      <w:pPr>
+        <w:pStyle w:val="ListNumber"/>
+      </w:pPr>
+      <w:r>
+        <w:rPr>
+          <w:b w:val="0"/>
+          <w:color w:val="4A4A49"/>
+          <w:sz w:val="22"/>
+        </w:rPr>
+        <w:t>El contenedor: aislamiento sin otro sistema operativo (1/2)</w:t>
+      </w:r>
+    </w:p>
+    <w:p>
+      <w:pPr>
+        <w:pStyle w:val="ListNumber"/>
+      </w:pPr>
+      <w:r>
+        <w:rPr>
+          <w:b w:val="0"/>
+          <w:color w:val="4A4A49"/>
+          <w:sz w:val="22"/>
+        </w:rPr>
+        <w:t>El contenedor: aislamiento sin otro sistema operativo (2/2)</w:t>
+      </w:r>
+    </w:p>
+    <w:p>
+      <w:pPr>
+        <w:pStyle w:val="ListNumber"/>
+      </w:pPr>
+      <w:r>
+        <w:rPr>
+          <w:b w:val="0"/>
+          <w:color w:val="4A4A49"/>
+          <w:sz w:val="22"/>
+        </w:rPr>
+        <w:t>Dockerfile, imagen, contenedor y registro: los cuatro terminos (1/2)</w:t>
+      </w:r>
+    </w:p>
+    <w:p>
+      <w:pPr>
+        <w:pStyle w:val="ListNumber"/>
+      </w:pPr>
+      <w:r>
+        <w:rPr>
+          <w:b w:val="0"/>
+          <w:color w:val="4A4A49"/>
+          <w:sz w:val="22"/>
+        </w:rPr>
+        <w:t>Dockerfile, imagen, contenedor y registro: los cuatro terminos (2/2)</w:t>
+      </w:r>
+    </w:p>
+    <w:p>
+      <w:pPr>
+        <w:pStyle w:val="ListNumber"/>
+      </w:pPr>
+      <w:r>
+        <w:rPr>
+          <w:b w:val="0"/>
+          <w:color w:val="4A4A49"/>
+          <w:sz w:val="22"/>
+        </w:rPr>
+        <w:t>Primer ejemplo: el stub de la API de CloudLite (1/3)</w:t>
+      </w:r>
+    </w:p>
+    <w:p>
+      <w:pPr>
+        <w:pStyle w:val="ListNumber"/>
+      </w:pPr>
+      <w:r>
+        <w:rPr>
+          <w:b w:val="0"/>
+          <w:color w:val="4A4A49"/>
+          <w:sz w:val="22"/>
+        </w:rPr>
+        <w:t>Primer ejemplo: el stub de la API de CloudLite (2/3)</w:t>
+      </w:r>
+    </w:p>
+    <w:p>
+      <w:pPr>
+        <w:pStyle w:val="ListNumber"/>
+      </w:pPr>
+      <w:r>
+        <w:rPr>
+          <w:b w:val="0"/>
+          <w:color w:val="4A4A49"/>
+          <w:sz w:val="22"/>
+        </w:rPr>
+        <w:t>Primer ejemplo: el stub de la API de CloudLite (3/3)</w:t>
+      </w:r>
+    </w:p>
+    <w:p>
+      <w:pPr>
+        <w:pStyle w:val="ListNumber"/>
+      </w:pPr>
+      <w:r>
+        <w:rPr>
+          <w:b w:val="0"/>
+          <w:color w:val="4A4A49"/>
+          <w:sz w:val="22"/>
+        </w:rPr>
+        <w:t>Construir, correr y verificar: los tres comandos y el contrato de salud (1/3)</w:t>
+      </w:r>
+    </w:p>
+    <w:p>
+      <w:pPr>
+        <w:pStyle w:val="ListNumber"/>
+      </w:pPr>
+      <w:r>
+        <w:rPr>
+          <w:b w:val="0"/>
+          <w:color w:val="4A4A49"/>
+          <w:sz w:val="22"/>
+        </w:rPr>
+        <w:t>Construir, correr y verificar: los tres comandos y el contrato de salud (2/3)</w:t>
+      </w:r>
+    </w:p>
+    <w:p>
+      <w:pPr>
+        <w:pStyle w:val="ListNumber"/>
+      </w:pPr>
+      <w:r>
+        <w:rPr>
+          <w:b w:val="0"/>
+          <w:color w:val="4A4A49"/>
+          <w:sz w:val="22"/>
+        </w:rPr>
+        <w:t>Construir, correr y verificar: los tres comandos y el contrato de salud (3/3)</w:t>
+      </w:r>
+    </w:p>
+    <w:p>
+      <w:pPr>
+        <w:pStyle w:val="ListNumber"/>
+      </w:pPr>
+      <w:r>
+        <w:rPr>
+          <w:b w:val="0"/>
+          <w:color w:val="4A4A49"/>
+          <w:sz w:val="22"/>
+        </w:rPr>
+        <w:t>Segundo ejemplo: leer las siete columnas de docker ps (1/2)</w:t>
+      </w:r>
+    </w:p>
+    <w:p>
+      <w:pPr>
+        <w:pStyle w:val="ListNumber"/>
+      </w:pPr>
+      <w:r>
+        <w:rPr>
+          <w:b w:val="0"/>
+          <w:color w:val="4A4A49"/>
+          <w:sz w:val="22"/>
+        </w:rPr>
+        <w:t>Segundo ejemplo: leer las siete columnas de docker ps (2/2)</w:t>
+      </w:r>
+    </w:p>
+    <w:p>
+      <w:pPr>
+        <w:pStyle w:val="ListNumber"/>
+      </w:pPr>
+      <w:r>
+        <w:rPr>
+          <w:b w:val="0"/>
+          <w:color w:val="4A4A49"/>
+          <w:sz w:val="22"/>
+        </w:rPr>
+        <w:t>Preguntas frecuentes y cierre conceptual () (1/3)</w:t>
+      </w:r>
+    </w:p>
+    <w:p>
+      <w:pPr>
+        <w:pStyle w:val="ListNumber"/>
+      </w:pPr>
+      <w:r>
+        <w:rPr>
+          <w:b w:val="0"/>
+          <w:color w:val="4A4A49"/>
+          <w:sz w:val="22"/>
+        </w:rPr>
+        <w:t>Preguntas frecuentes y cierre conceptual () (2/3)</w:t>
+      </w:r>
+    </w:p>
+    <w:p>
+      <w:pPr>
+        <w:pStyle w:val="ListNumber"/>
+      </w:pPr>
+      <w:r>
+        <w:rPr>
+          <w:b w:val="0"/>
+          <w:color w:val="4A4A49"/>
+          <w:sz w:val="22"/>
+        </w:rPr>
+        <w:t>Preguntas frecuentes y cierre conceptual () (3/3)</w:t>
+      </w:r>
+    </w:p>
+    <w:p>
+      <w:pPr>
+        <w:pStyle w:val="ListNumber"/>
+      </w:pPr>
+      <w:r>
+        <w:rPr>
+          <w:b w:val="0"/>
+          <w:color w:val="4A4A49"/>
+          <w:sz w:val="22"/>
+        </w:rPr>
         <w:t>Máquinas virtuales vs. contenedores</w:t>
       </w:r>
     </w:p>
@@ -786,7 +1194,7 @@
           <w:color w:val="1A1C1D"/>
           <w:sz w:val="32"/>
         </w:rPr>
-        <w:t>0–10 · Encuadre PI · [Slide 2][Slide 3][Slide 12]</w:t>
+        <w:t>0–10 · Encuadre PI · [Slide 2][Slide 3][Slide 30]</w:t>
       </w:r>
     </w:p>
     <w:p>
@@ -1040,7 +1448,7 @@
           <w:color w:val="1A1C1D"/>
           <w:sz w:val="32"/>
         </w:rPr>
-        <w:t>40–55 · Demo en vivo · [Slide 10]</w:t>
+        <w:t>40–55 · Demo en vivo · [Slide 28]</w:t>
       </w:r>
     </w:p>
     <w:p>
@@ -1663,7 +2071,7 @@
           <w:color w:val="1A1C1D"/>
           <w:sz w:val="32"/>
         </w:rPr>
-        <w:t>55–100 · Taller guiado PI (individual · equipos de 2–3 solo si tú los autorizaste) · [Slide 13]</w:t>
+        <w:t>55–100 · Taller guiado PI (individual · equipos de 2–3 solo si tú los autorizaste) · [Slide 31]</w:t>
       </w:r>
     </w:p>
     <w:p>
@@ -1804,7 +2212,7 @@
           <w:color w:val="1A1C1D"/>
           <w:sz w:val="32"/>
         </w:rPr>
-        <w:t>115–120 · Cierre · [Slide 15]</w:t>
+        <w:t>115–120 · Cierre · [Slide 33]</w:t>
       </w:r>
     </w:p>
     <w:p>

--- a/Arquitectura de Sistemas Computacionales/Kit docente/Clase 3/Guion Docente Clase 3 - Virtualizacion y contenedores.docx
+++ b/Arquitectura de Sistemas Computacionales/Kit docente/Clase 3/Guion Docente Clase 3 - Virtualizacion y contenedores.docx
@@ -305,7 +305,20 @@
           <w:color w:val="4A4A49"/>
           <w:sz w:val="22"/>
         </w:rPr>
-        <w:t xml:space="preserve"> — 4 vinetas.</w:t>
+        <w:t xml:space="preserve"> — 3 vinetas.</w:t>
+      </w:r>
+    </w:p>
+    <w:p>
+      <w:pPr>
+        <w:pStyle w:val="ListBullet2"/>
+      </w:pPr>
+      <w:r>
+        <w:rPr>
+          <w:b w:val="0"/>
+          <w:color w:val="4A4A49"/>
+          <w:sz w:val="22"/>
+        </w:rPr>
+        <w:t>Las dos clases anteriores decidieron QUE se va a construir (dominio, capacidades, actores, diagrama de contexto) y BAJO QUE modelo de servicio se va a operar, con su registro de decision.</w:t>
       </w:r>
     </w:p>
     <w:p>
@@ -336,7 +349,20 @@
           <w:color w:val="4A4A49"/>
           <w:sz w:val="22"/>
         </w:rPr>
-        <w:t xml:space="preserve"> — 5 vinetas.</w:t>
+        <w:t xml:space="preserve"> — 4 vinetas.</w:t>
+      </w:r>
+    </w:p>
+    <w:p>
+      <w:pPr>
+        <w:pStyle w:val="ListBullet2"/>
+      </w:pPr>
+      <w:r>
+        <w:rPr>
+          <w:b w:val="0"/>
+          <w:color w:val="4A4A49"/>
+          <w:sz w:val="22"/>
+        </w:rPr>
+        <w:t>La virtualizacion resolvio eso con una pieza de software llamada hipervisor, que se interpone entre el hardware y los sistemas operativos y presenta a cada uno la ilusion de tener una maquina completa para si.</w:t>
       </w:r>
     </w:p>
     <w:p>
@@ -359,7 +385,180 @@
           <w:color w:val="4A4A49"/>
           <w:sz w:val="22"/>
         </w:rPr>
-        <w:t>[Slide 10] Recorrer el diagrama de las dos pilas, de abajo hacia arriba</w:t>
+        <w:t>[Slide 10] Recorrer el diagrama de las dos pilas, de abajo hacia arriba (1/2)</w:t>
+      </w:r>
+      <w:r>
+        <w:rPr>
+          <w:b w:val="0"/>
+          <w:color w:val="4A4A49"/>
+          <w:sz w:val="22"/>
+        </w:rPr>
+        <w:t xml:space="preserve"> — 3 vinetas.</w:t>
+      </w:r>
+    </w:p>
+    <w:p>
+      <w:pPr>
+        <w:pStyle w:val="ListBullet2"/>
+      </w:pPr>
+      <w:r>
+        <w:rPr>
+          <w:b w:val="0"/>
+          <w:color w:val="4A4A49"/>
+          <w:sz w:val="22"/>
+        </w:rPr>
+        <w:t>Conviene cerrar con lo que el dibujo NO muestra y la seccion anterior si dijo: en la nube las dos pilas se apilan, con los contenedores corriendo DENTRO de maquinas virtuales.</w:t>
+      </w:r>
+    </w:p>
+    <w:p>
+      <w:r>
+        <w:rPr>
+          <w:b/>
+          <w:color w:val="4A4A49"/>
+          <w:sz w:val="22"/>
+        </w:rPr>
+        <w:t>[Slide 11] Recorrer el diagrama de las dos pilas, de abajo hacia arriba (2/2)</w:t>
+      </w:r>
+      <w:r>
+        <w:rPr>
+          <w:b w:val="0"/>
+          <w:color w:val="4A4A49"/>
+          <w:sz w:val="22"/>
+        </w:rPr>
+        <w:t xml:space="preserve"> — 2 vinetas.</w:t>
+      </w:r>
+    </w:p>
+    <w:p>
+      <w:r>
+        <w:rPr>
+          <w:b/>
+          <w:color w:val="4A4A49"/>
+          <w:sz w:val="22"/>
+        </w:rPr>
+        <w:t>[Slide 12] El contenedor: aislamiento sin otro sistema operativo (1/2)</w:t>
+      </w:r>
+      <w:r>
+        <w:rPr>
+          <w:b w:val="0"/>
+          <w:color w:val="4A4A49"/>
+          <w:sz w:val="22"/>
+        </w:rPr>
+        <w:t xml:space="preserve"> — 4 vinetas.</w:t>
+      </w:r>
+    </w:p>
+    <w:p>
+      <w:pPr>
+        <w:pStyle w:val="ListBullet2"/>
+      </w:pPr>
+      <w:r>
+        <w:rPr>
+          <w:b w:val="0"/>
+          <w:color w:val="4A4A49"/>
+          <w:sz w:val="22"/>
+        </w:rPr>
+        <w:t>Todos los contenedores de una maquina comparten el kernel del anfitrion, y el aislamiento se consigue con dos mecanismos del propio Linux.</w:t>
+      </w:r>
+    </w:p>
+    <w:p>
+      <w:pPr>
+        <w:pStyle w:val="ListBullet2"/>
+      </w:pPr>
+      <w:r>
+        <w:rPr>
+          <w:b w:val="0"/>
+          <w:color w:val="4A4A49"/>
+          <w:sz w:val="22"/>
+        </w:rPr>
+        <w:t>Los cgroups, o grupos de control, limitan cuanta CPU y cuanta memoria puede consumir.</w:t>
+      </w:r>
+    </w:p>
+    <w:p>
+      <w:r>
+        <w:rPr>
+          <w:b/>
+          <w:color w:val="4A4A49"/>
+          <w:sz w:val="22"/>
+        </w:rPr>
+        <w:t>[Slide 13] El contenedor: aislamiento sin otro sistema operativo (2/2)</w:t>
+      </w:r>
+      <w:r>
+        <w:rPr>
+          <w:b w:val="0"/>
+          <w:color w:val="4A4A49"/>
+          <w:sz w:val="22"/>
+        </w:rPr>
+        <w:t xml:space="preserve"> — 4 vinetas.</w:t>
+      </w:r>
+    </w:p>
+    <w:p>
+      <w:r>
+        <w:rPr>
+          <w:b/>
+          <w:color w:val="4A4A49"/>
+          <w:sz w:val="22"/>
+        </w:rPr>
+        <w:t>[Slide 14] Dockerfile, imagen, contenedor y registro: los cuatro terminos (1/2)</w:t>
+      </w:r>
+      <w:r>
+        <w:rPr>
+          <w:b w:val="0"/>
+          <w:color w:val="4A4A49"/>
+          <w:sz w:val="22"/>
+        </w:rPr>
+        <w:t xml:space="preserve"> — 4 vinetas.</w:t>
+      </w:r>
+    </w:p>
+    <w:p>
+      <w:pPr>
+        <w:pStyle w:val="ListBullet2"/>
+      </w:pPr>
+      <w:r>
+        <w:rPr>
+          <w:b w:val="0"/>
+          <w:color w:val="4A4A49"/>
+          <w:sz w:val="22"/>
+        </w:rPr>
+        <w:t>Cuatro terminos se confunden de forma sistematica y conviene fijarlos con una sola analogia.</w:t>
+      </w:r>
+    </w:p>
+    <w:p>
+      <w:pPr>
+        <w:pStyle w:val="ListBullet2"/>
+      </w:pPr>
+      <w:r>
+        <w:rPr>
+          <w:b w:val="0"/>
+          <w:color w:val="4A4A49"/>
+          <w:sz w:val="22"/>
+        </w:rPr>
+        <w:t>De ahi la unica optimizacion que hay que ensenar hoy: copiar primero el archivo de dependencias e instalarlas, y solo despues copiar el codigo fuente, porque el codigo cambia en cada commit y las dependencias casi nunca.</w:t>
+      </w:r>
+    </w:p>
+    <w:p>
+      <w:r>
+        <w:rPr>
+          <w:b/>
+          <w:color w:val="4A4A49"/>
+          <w:sz w:val="22"/>
+        </w:rPr>
+        <w:t>[Slide 15] Dockerfile, imagen, contenedor y registro: los cuatro terminos (2/2)</w:t>
+      </w:r>
+      <w:r>
+        <w:rPr>
+          <w:b w:val="0"/>
+          <w:color w:val="4A4A49"/>
+          <w:sz w:val="22"/>
+        </w:rPr>
+        <w:t xml:space="preserve"> — 3 vinetas.</w:t>
+      </w:r>
+    </w:p>
+    <w:p>
+      <w:r>
+        <w:rPr>
+          <w:b/>
+          <w:color w:val="4A4A49"/>
+          <w:sz w:val="22"/>
+        </w:rPr>
+        <w:t>[Slide 16] Primer ejemplo: el stub de la API de CloudLite (1/2)</w:t>
       </w:r>
       <w:r>
         <w:rPr>
@@ -380,7 +579,98 @@
           <w:color w:val="4A4A49"/>
           <w:sz w:val="22"/>
         </w:rPr>
-        <w:t>Conviene cerrar con lo que el dibujo NO muestra y la seccion anterior si dijo: en la nube las dos pilas se apilan, con los contenedores corriendo DENTRO de maquinas virtuales.</w:t>
+        <w:t>Primer ejemplo concreto en CloudLite.</w:t>
+      </w:r>
+    </w:p>
+    <w:p>
+      <w:pPr>
+        <w:pStyle w:val="ListBullet2"/>
+      </w:pPr>
+      <w:r>
+        <w:rPr>
+          <w:b w:val="0"/>
+          <w:color w:val="4A4A49"/>
+          <w:sz w:val="22"/>
+        </w:rPr>
+        <w:t>Su Dockerfile tiene siete instrucciones —esa cifra se califica, asi que conviene contarlas en voz alta— y el docente debe poder explicar cada una.</w:t>
+      </w:r>
+    </w:p>
+    <w:p>
+      <w:pPr>
+        <w:pStyle w:val="ListBullet2"/>
+      </w:pPr>
+      <w:r>
+        <w:rPr>
+          <w:b w:val="0"/>
+          <w:color w:val="4A4A49"/>
+          <w:sz w:val="22"/>
+        </w:rPr>
+        <w:t>WORKDIR /app fija el directorio dentro del contenedor donde ocurrira todo lo demas.</w:t>
+      </w:r>
+    </w:p>
+    <w:p>
+      <w:pPr>
+        <w:pStyle w:val="ListBullet2"/>
+      </w:pPr>
+      <w:r>
+        <w:rPr>
+          <w:b w:val="0"/>
+          <w:color w:val="4A4A49"/>
+          <w:sz w:val="22"/>
+        </w:rPr>
+        <w:t>COPY package*.json./ trae solo la lista de dependencias.</w:t>
+      </w:r>
+    </w:p>
+    <w:p>
+      <w:pPr>
+        <w:pStyle w:val="ListBullet2"/>
+      </w:pPr>
+      <w:r>
+        <w:rPr>
+          <w:b w:val="0"/>
+          <w:color w:val="4A4A49"/>
+          <w:sz w:val="22"/>
+        </w:rPr>
+        <w:t>COPY.. trae el resto del codigo, y va DESPUES por la razon de cache de la seccion anterior.</w:t>
+      </w:r>
+    </w:p>
+    <w:p>
+      <w:pPr>
+        <w:pStyle w:val="ListBullet2"/>
+      </w:pPr>
+      <w:r>
+        <w:rPr>
+          <w:b w:val="0"/>
+          <w:color w:val="4A4A49"/>
+          <w:sz w:val="22"/>
+        </w:rPr>
+        <w:t>Y CMD indica que comando ejecutar cuando el contenedor arranque, uno solo y en primer plano.</w:t>
+      </w:r>
+    </w:p>
+    <w:p>
+      <w:pPr>
+        <w:pStyle w:val="ListBullet2"/>
+      </w:pPr>
+      <w:r>
+        <w:rPr>
+          <w:b w:val="0"/>
+          <w:color w:val="4A4A49"/>
+          <w:sz w:val="22"/>
+        </w:rPr>
+        <w:t>Por eso al lado del Dockerfile va un segundo archivo, el.dockerignore, con al menos.env, node_modules y.git.</w:t>
+      </w:r>
+    </w:p>
+    <w:p>
+      <w:pPr>
+        <w:pStyle w:val="ListBullet2"/>
+      </w:pPr>
+      <w:r>
+        <w:rPr>
+          <w:b w:val="0"/>
+          <w:color w:val="4A4A49"/>
+          <w:sz w:val="22"/>
+        </w:rPr>
+        <w:t>Lo que realmente publica el puerto es la opcion -p al ejecutar, y ese es el tema de la diapositiva siguiente.</w:t>
       </w:r>
     </w:p>
     <w:p>
@@ -390,7 +680,214 @@
           <w:color w:val="4A4A49"/>
           <w:sz w:val="22"/>
         </w:rPr>
-        <w:t>[Slide 11] El contenedor: aislamiento sin otro sistema operativo (1/2)</w:t>
+        <w:t>[Slide 17] Primer ejemplo: el stub de la API de CloudLite (2/2)</w:t>
+      </w:r>
+      <w:r>
+        <w:rPr>
+          <w:b w:val="0"/>
+          <w:color w:val="4A4A49"/>
+          <w:sz w:val="22"/>
+        </w:rPr>
+        <w:t xml:space="preserve"> — 6 vinetas.</w:t>
+      </w:r>
+    </w:p>
+    <w:p>
+      <w:r>
+        <w:rPr>
+          <w:b/>
+          <w:color w:val="4A4A49"/>
+          <w:sz w:val="22"/>
+        </w:rPr>
+        <w:t>[Slide 18] Construir, correr y verificar: los tres comandos y el contrato de salud (1/3)</w:t>
+      </w:r>
+      <w:r>
+        <w:rPr>
+          <w:b w:val="0"/>
+          <w:color w:val="4A4A49"/>
+          <w:sz w:val="22"/>
+        </w:rPr>
+        <w:t xml:space="preserve"> — 6 vinetas.</w:t>
+      </w:r>
+    </w:p>
+    <w:p>
+      <w:pPr>
+        <w:pStyle w:val="ListBullet2"/>
+      </w:pPr>
+      <w:r>
+        <w:rPr>
+          <w:b w:val="0"/>
+          <w:color w:val="4A4A49"/>
+          <w:sz w:val="22"/>
+        </w:rPr>
+        <w:t>El -d lo manda a segundo plano y el --name le da un nombre estable para no andar copiando identificadores.</w:t>
+      </w:r>
+    </w:p>
+    <w:p>
+      <w:pPr>
+        <w:pStyle w:val="ListBullet2"/>
+      </w:pPr>
+      <w:r>
+        <w:rPr>
+          <w:b w:val="0"/>
+          <w:color w:val="4A4A49"/>
+          <w:sz w:val="22"/>
+        </w:rPr>
+        <w:t>Y hay que anunciar el sintoma de invertirlos, que es lo que hace perder la tarde: docker ps sigue reportando el contenedor como Up y la peticion simplemente no obtiene respuesta o muere con una conexion reiniciada.</w:t>
+      </w:r>
+    </w:p>
+    <w:p>
+      <w:pPr>
+        <w:pStyle w:val="ListBullet2"/>
+      </w:pPr>
+      <w:r>
+        <w:rPr>
+          <w:b w:val="0"/>
+          <w:color w:val="4A4A49"/>
+          <w:sz w:val="22"/>
+        </w:rPr>
+        <w:t>El sintoma no senala la causa, y el estudiante busca el error en el codigo cuando esta en una linea del comando.</w:t>
+      </w:r>
+    </w:p>
+    <w:p>
+      <w:pPr>
+        <w:pStyle w:val="ListBullet2"/>
+      </w:pPr>
+      <w:r>
+        <w:rPr>
+          <w:b w:val="0"/>
+          <w:color w:val="4A4A49"/>
+          <w:sz w:val="22"/>
+        </w:rPr>
+        <w:t>Por eso el cuerpo lleva al menos un campo verificable, por ejemplo un estado y el nombre del servicio en JSON.</w:t>
+      </w:r>
+    </w:p>
+    <w:p>
+      <w:r>
+        <w:rPr>
+          <w:b/>
+          <w:color w:val="4A4A49"/>
+          <w:sz w:val="22"/>
+        </w:rPr>
+        <w:t>[Slide 19] Construir, correr y verificar: los tres comandos y el contrato de salud (2/3)</w:t>
+      </w:r>
+      <w:r>
+        <w:rPr>
+          <w:b w:val="0"/>
+          <w:color w:val="4A4A49"/>
+          <w:sz w:val="22"/>
+        </w:rPr>
+        <w:t xml:space="preserve"> — 6 vinetas.</w:t>
+      </w:r>
+    </w:p>
+    <w:p>
+      <w:r>
+        <w:rPr>
+          <w:b/>
+          <w:color w:val="4A4A49"/>
+          <w:sz w:val="22"/>
+        </w:rPr>
+        <w:t>[Slide 20] Construir, correr y verificar: los tres comandos y el contrato de salud (3/3)</w:t>
+      </w:r>
+      <w:r>
+        <w:rPr>
+          <w:b w:val="0"/>
+          <w:color w:val="4A4A49"/>
+          <w:sz w:val="22"/>
+        </w:rPr>
+        <w:t xml:space="preserve"> — 3 vinetas.</w:t>
+      </w:r>
+    </w:p>
+    <w:p>
+      <w:r>
+        <w:rPr>
+          <w:b/>
+          <w:color w:val="4A4A49"/>
+          <w:sz w:val="22"/>
+        </w:rPr>
+        <w:t>[Slide 21] Segundo ejemplo: leer las siete columnas de docker ps (1/2)</w:t>
+      </w:r>
+      <w:r>
+        <w:rPr>
+          <w:b w:val="0"/>
+          <w:color w:val="4A4A49"/>
+          <w:sz w:val="22"/>
+        </w:rPr>
+        <w:t xml:space="preserve"> — 6 vinetas.</w:t>
+      </w:r>
+    </w:p>
+    <w:p>
+      <w:pPr>
+        <w:pStyle w:val="ListBullet2"/>
+      </w:pPr>
+      <w:r>
+        <w:rPr>
+          <w:b w:val="0"/>
+          <w:color w:val="4A4A49"/>
+          <w:sz w:val="22"/>
+        </w:rPr>
+        <w:t>Segundo ejemplo concreto.</w:t>
+      </w:r>
+    </w:p>
+    <w:p>
+      <w:pPr>
+        <w:pStyle w:val="ListBullet2"/>
+      </w:pPr>
+      <w:r>
+        <w:rPr>
+          <w:b w:val="0"/>
+          <w:color w:val="4A4A49"/>
+          <w:sz w:val="22"/>
+        </w:rPr>
+        <w:t>La columna de estado es la que hay que mirar: si dice Up seguido de un tiempo, el contenedor vive; si dice Exited con un codigo entre parentesis, murio, y ese codigo es la primera pista del problema.</w:t>
+      </w:r>
+    </w:p>
+    <w:p>
+      <w:pPr>
+        <w:pStyle w:val="ListBullet2"/>
+      </w:pPr>
+      <w:r>
+        <w:rPr>
+          <w:b w:val="0"/>
+          <w:color w:val="4A4A49"/>
+          <w:sz w:val="22"/>
+        </w:rPr>
+        <w:t>Hay dos limites que conviene anunciar ANTES de empezar y no despues, porque cambian como se planifica la hora de taller.</w:t>
+      </w:r>
+    </w:p>
+    <w:p>
+      <w:pPr>
+        <w:pStyle w:val="ListBullet2"/>
+      </w:pPr>
+      <w:r>
+        <w:rPr>
+          <w:b w:val="0"/>
+          <w:color w:val="4A4A49"/>
+          <w:sz w:val="22"/>
+        </w:rPr>
+        <w:t>De ahi sale la regla operativa del dia, y hay que decirla como consecuencia del limite y no como consejo suelto: el Dockerfile se escribe en la carpeta del proyecto y se PEGA en el laboratorio, nunca al contrario, y las capturas se guardan antes de cerrar.</w:t>
+      </w:r>
+    </w:p>
+    <w:p>
+      <w:pPr>
+        <w:pStyle w:val="ListBullet2"/>
+      </w:pPr>
+      <w:r>
+        <w:rPr>
+          <w:b w:val="0"/>
+          <w:color w:val="4A4A49"/>
+          <w:sz w:val="22"/>
+        </w:rPr>
+        <w:t>Por eso la alterna es alterna y no la primera opcion.</w:t>
+      </w:r>
+    </w:p>
+    <w:p>
+      <w:r>
+        <w:rPr>
+          <w:b/>
+          <w:color w:val="4A4A49"/>
+          <w:sz w:val="22"/>
+        </w:rPr>
+        <w:t>[Slide 22] Segundo ejemplo: leer las siete columnas de docker ps (2/2)</w:t>
       </w:r>
       <w:r>
         <w:rPr>
@@ -408,7 +905,7 @@
           <w:color w:val="4A4A49"/>
           <w:sz w:val="22"/>
         </w:rPr>
-        <w:t>[Slide 12] El contenedor: aislamiento sin otro sistema operativo (2/2)</w:t>
+        <w:t>[Slide 23] Preguntas frecuentes y cierre conceptual () (1/4)</w:t>
       </w:r>
       <w:r>
         <w:rPr>
@@ -420,13 +917,39 @@
       </w:r>
     </w:p>
     <w:p>
+      <w:pPr>
+        <w:pStyle w:val="ListBullet2"/>
+      </w:pPr>
+      <w:r>
+        <w:rPr>
+          <w:b w:val="0"/>
+          <w:color w:val="4A4A49"/>
+          <w:sz w:val="22"/>
+        </w:rPr>
+        <w:t>Tres preguntas se repiten en esta clase.</w:t>
+      </w:r>
+    </w:p>
+    <w:p>
+      <w:pPr>
+        <w:pStyle w:val="ListBullet2"/>
+      </w:pPr>
+      <w:r>
+        <w:rPr>
+          <w:b w:val="0"/>
+          <w:color w:val="4A4A49"/>
+          <w:sz w:val="22"/>
+        </w:rPr>
+        <w:t>La respuesta, dicha desde ya, es no.</w:t>
+      </w:r>
+    </w:p>
+    <w:p>
       <w:r>
         <w:rPr>
           <w:b/>
           <w:color w:val="4A4A49"/>
           <w:sz w:val="22"/>
         </w:rPr>
-        <w:t>[Slide 13] Dockerfile, imagen, contenedor y registro: los cuatro terminos (1/2)</w:t>
+        <w:t>[Slide 24] Preguntas frecuentes y cierre conceptual () (2/4)</w:t>
       </w:r>
       <w:r>
         <w:rPr>
@@ -444,7 +967,7 @@
           <w:color w:val="4A4A49"/>
           <w:sz w:val="22"/>
         </w:rPr>
-        <w:t>[Slide 14] Dockerfile, imagen, contenedor y registro: los cuatro terminos (2/2)</w:t>
+        <w:t>[Slide 25] Preguntas frecuentes y cierre conceptual () (3/4)</w:t>
       </w:r>
       <w:r>
         <w:rPr>
@@ -452,7 +975,7 @@
           <w:color w:val="4A4A49"/>
           <w:sz w:val="22"/>
         </w:rPr>
-        <w:t xml:space="preserve"> — 3 vinetas.</w:t>
+        <w:t xml:space="preserve"> — 6 vinetas.</w:t>
       </w:r>
     </w:p>
     <w:p>
@@ -462,7 +985,7 @@
           <w:color w:val="4A4A49"/>
           <w:sz w:val="22"/>
         </w:rPr>
-        <w:t>[Slide 15] Primer ejemplo: el stub de la API de CloudLite (1/3)</w:t>
+        <w:t>[Slide 26] Preguntas frecuentes y cierre conceptual () (4/4)</w:t>
       </w:r>
       <w:r>
         <w:rPr>
@@ -470,226 +993,7 @@
           <w:color w:val="4A4A49"/>
           <w:sz w:val="22"/>
         </w:rPr>
-        <w:t xml:space="preserve"> — 7 vinetas.</w:t>
-      </w:r>
-    </w:p>
-    <w:p>
-      <w:pPr>
-        <w:pStyle w:val="ListBullet2"/>
-      </w:pPr>
-      <w:r>
-        <w:rPr>
-          <w:b w:val="0"/>
-          <w:color w:val="4A4A49"/>
-          <w:sz w:val="22"/>
-        </w:rPr>
-        <w:t>Su Dockerfile tiene siete instrucciones —esa cifra se califica, asi que conviene contarlas en voz alta— y el docente debe poder explicar cada una.</w:t>
-      </w:r>
-    </w:p>
-    <w:p>
-      <w:r>
-        <w:rPr>
-          <w:b/>
-          <w:color w:val="4A4A49"/>
-          <w:sz w:val="22"/>
-        </w:rPr>
-        <w:t>[Slide 16] Primer ejemplo: el stub de la API de CloudLite (2/3)</w:t>
-      </w:r>
-      <w:r>
-        <w:rPr>
-          <w:b w:val="0"/>
-          <w:color w:val="4A4A49"/>
-          <w:sz w:val="22"/>
-        </w:rPr>
-        <w:t xml:space="preserve"> — 7 vinetas.</w:t>
-      </w:r>
-    </w:p>
-    <w:p>
-      <w:r>
-        <w:rPr>
-          <w:b/>
-          <w:color w:val="4A4A49"/>
-          <w:sz w:val="22"/>
-        </w:rPr>
-        <w:t>[Slide 17] Primer ejemplo: el stub de la API de CloudLite (3/3)</w:t>
-      </w:r>
-      <w:r>
-        <w:rPr>
-          <w:b w:val="0"/>
-          <w:color w:val="4A4A49"/>
-          <w:sz w:val="22"/>
-        </w:rPr>
-        <w:t xml:space="preserve"> — 4 vinetas.</w:t>
-      </w:r>
-    </w:p>
-    <w:p>
-      <w:r>
-        <w:rPr>
-          <w:b/>
-          <w:color w:val="4A4A49"/>
-          <w:sz w:val="22"/>
-        </w:rPr>
-        <w:t>[Slide 18] Construir, correr y verificar: los tres comandos y el contrato de salud (1/3)</w:t>
-      </w:r>
-      <w:r>
-        <w:rPr>
-          <w:b w:val="0"/>
-          <w:color w:val="4A4A49"/>
-          <w:sz w:val="22"/>
-        </w:rPr>
-        <w:t xml:space="preserve"> — 8 vinetas.</w:t>
-      </w:r>
-    </w:p>
-    <w:p>
-      <w:r>
-        <w:rPr>
-          <w:b/>
-          <w:color w:val="4A4A49"/>
-          <w:sz w:val="22"/>
-        </w:rPr>
-        <w:t>[Slide 19] Construir, correr y verificar: los tres comandos y el contrato de salud (2/3)</w:t>
-      </w:r>
-      <w:r>
-        <w:rPr>
-          <w:b w:val="0"/>
-          <w:color w:val="4A4A49"/>
-          <w:sz w:val="22"/>
-        </w:rPr>
-        <w:t xml:space="preserve"> — 7 vinetas.</w:t>
-      </w:r>
-    </w:p>
-    <w:p>
-      <w:r>
-        <w:rPr>
-          <w:b/>
-          <w:color w:val="4A4A49"/>
-          <w:sz w:val="22"/>
-        </w:rPr>
-        <w:t>[Slide 20] Construir, correr y verificar: los tres comandos y el contrato de salud (3/3)</w:t>
-      </w:r>
-      <w:r>
-        <w:rPr>
-          <w:b w:val="0"/>
-          <w:color w:val="4A4A49"/>
-          <w:sz w:val="22"/>
-        </w:rPr>
-        <w:t xml:space="preserve"> — 4 vinetas.</w:t>
-      </w:r>
-    </w:p>
-    <w:p>
-      <w:r>
-        <w:rPr>
-          <w:b/>
-          <w:color w:val="4A4A49"/>
-          <w:sz w:val="22"/>
-        </w:rPr>
-        <w:t>[Slide 21] Segundo ejemplo: leer las siete columnas de docker ps (1/2)</w:t>
-      </w:r>
-      <w:r>
-        <w:rPr>
-          <w:b w:val="0"/>
-          <w:color w:val="4A4A49"/>
-          <w:sz w:val="22"/>
-        </w:rPr>
-        <w:t xml:space="preserve"> — 8 vinetas.</w:t>
-      </w:r>
-    </w:p>
-    <w:p>
-      <w:pPr>
-        <w:pStyle w:val="ListBullet2"/>
-      </w:pPr>
-      <w:r>
-        <w:rPr>
-          <w:b w:val="0"/>
-          <w:color w:val="4A4A49"/>
-          <w:sz w:val="22"/>
-        </w:rPr>
-        <w:t>De ahi sale la regla operativa del dia, y hay que decirla como consecuencia del limite y no como consejo suelto: el Dockerfile se escribe en la carpeta del proyecto y se PEGA en el laboratorio, nunca al contrario, y las capturas se guardan antes de cerrar.</w:t>
-      </w:r>
-    </w:p>
-    <w:p>
-      <w:r>
-        <w:rPr>
-          <w:b/>
-          <w:color w:val="4A4A49"/>
-          <w:sz w:val="22"/>
-        </w:rPr>
-        <w:t>[Slide 22] Segundo ejemplo: leer las siete columnas de docker ps (2/2)</w:t>
-      </w:r>
-      <w:r>
-        <w:rPr>
-          <w:b w:val="0"/>
-          <w:color w:val="4A4A49"/>
-          <w:sz w:val="22"/>
-        </w:rPr>
-        <w:t xml:space="preserve"> — 7 vinetas.</w:t>
-      </w:r>
-    </w:p>
-    <w:p>
-      <w:r>
-        <w:rPr>
-          <w:b/>
-          <w:color w:val="4A4A49"/>
-          <w:sz w:val="22"/>
-        </w:rPr>
-        <w:t>[Slide 23] Preguntas frecuentes y cierre conceptual () (1/3)</w:t>
-      </w:r>
-      <w:r>
-        <w:rPr>
-          <w:b w:val="0"/>
-          <w:color w:val="4A4A49"/>
-          <w:sz w:val="22"/>
-        </w:rPr>
-        <w:t xml:space="preserve"> — 7 vinetas.</w:t>
-      </w:r>
-    </w:p>
-    <w:p>
-      <w:pPr>
-        <w:pStyle w:val="ListBullet2"/>
-      </w:pPr>
-      <w:r>
-        <w:rPr>
-          <w:b w:val="0"/>
-          <w:color w:val="4A4A49"/>
-          <w:sz w:val="22"/>
-        </w:rPr>
-        <w:t>Tres preguntas se repiten en esta clase.</w:t>
-      </w:r>
-    </w:p>
-    <w:p>
-      <w:r>
-        <w:rPr>
-          <w:b/>
-          <w:color w:val="4A4A49"/>
-          <w:sz w:val="22"/>
-        </w:rPr>
-        <w:t>[Slide 24] Preguntas frecuentes y cierre conceptual () (2/3)</w:t>
-      </w:r>
-      <w:r>
-        <w:rPr>
-          <w:b w:val="0"/>
-          <w:color w:val="4A4A49"/>
-          <w:sz w:val="22"/>
-        </w:rPr>
-        <w:t xml:space="preserve"> — 8 vinetas.</w:t>
-      </w:r>
-    </w:p>
-    <w:p>
-      <w:r>
-        <w:rPr>
-          <w:b/>
-          <w:color w:val="4A4A49"/>
-          <w:sz w:val="22"/>
-        </w:rPr>
-        <w:t>[Slide 25] Preguntas frecuentes y cierre conceptual () (3/3)</w:t>
-      </w:r>
-      <w:r>
-        <w:rPr>
-          <w:b w:val="0"/>
-          <w:color w:val="4A4A49"/>
-          <w:sz w:val="22"/>
-        </w:rPr>
-        <w:t xml:space="preserve"> — 5 vinetas.</w:t>
+        <w:t xml:space="preserve"> — 2 vinetas.</w:t>
       </w:r>
     </w:p>
     <w:p>
@@ -869,7 +1173,20 @@
           <w:color w:val="4A4A49"/>
           <w:sz w:val="22"/>
         </w:rPr>
-        <w:t>Recorrer el diagrama de las dos pilas, de abajo hacia arriba</w:t>
+        <w:t>Recorrer el diagrama de las dos pilas, de abajo hacia arriba (1/2)</w:t>
+      </w:r>
+    </w:p>
+    <w:p>
+      <w:pPr>
+        <w:pStyle w:val="ListNumber"/>
+      </w:pPr>
+      <w:r>
+        <w:rPr>
+          <w:b w:val="0"/>
+          <w:color w:val="4A4A49"/>
+          <w:sz w:val="22"/>
+        </w:rPr>
+        <w:t>Recorrer el diagrama de las dos pilas, de abajo hacia arriba (2/2)</w:t>
       </w:r>
     </w:p>
     <w:p>
@@ -934,7 +1251,7 @@
           <w:color w:val="4A4A49"/>
           <w:sz w:val="22"/>
         </w:rPr>
-        <w:t>Primer ejemplo: el stub de la API de CloudLite (1/3)</w:t>
+        <w:t>Primer ejemplo: el stub de la API de CloudLite (1/2)</w:t>
       </w:r>
     </w:p>
     <w:p>
@@ -947,20 +1264,7 @@
           <w:color w:val="4A4A49"/>
           <w:sz w:val="22"/>
         </w:rPr>
-        <w:t>Primer ejemplo: el stub de la API de CloudLite (2/3)</w:t>
-      </w:r>
-    </w:p>
-    <w:p>
-      <w:pPr>
-        <w:pStyle w:val="ListNumber"/>
-      </w:pPr>
-      <w:r>
-        <w:rPr>
-          <w:b w:val="0"/>
-          <w:color w:val="4A4A49"/>
-          <w:sz w:val="22"/>
-        </w:rPr>
-        <w:t>Primer ejemplo: el stub de la API de CloudLite (3/3)</w:t>
+        <w:t>Primer ejemplo: el stub de la API de CloudLite (2/2)</w:t>
       </w:r>
     </w:p>
     <w:p>
@@ -1038,7 +1342,7 @@
           <w:color w:val="4A4A49"/>
           <w:sz w:val="22"/>
         </w:rPr>
-        <w:t>Preguntas frecuentes y cierre conceptual () (1/3)</w:t>
+        <w:t>Preguntas frecuentes y cierre conceptual () (1/4)</w:t>
       </w:r>
     </w:p>
     <w:p>
@@ -1051,7 +1355,7 @@
           <w:color w:val="4A4A49"/>
           <w:sz w:val="22"/>
         </w:rPr>
-        <w:t>Preguntas frecuentes y cierre conceptual () (2/3)</w:t>
+        <w:t>Preguntas frecuentes y cierre conceptual () (2/4)</w:t>
       </w:r>
     </w:p>
     <w:p>
@@ -1064,7 +1368,20 @@
           <w:color w:val="4A4A49"/>
           <w:sz w:val="22"/>
         </w:rPr>
-        <w:t>Preguntas frecuentes y cierre conceptual () (3/3)</w:t>
+        <w:t>Preguntas frecuentes y cierre conceptual () (3/4)</w:t>
+      </w:r>
+    </w:p>
+    <w:p>
+      <w:pPr>
+        <w:pStyle w:val="ListNumber"/>
+      </w:pPr>
+      <w:r>
+        <w:rPr>
+          <w:b w:val="0"/>
+          <w:color w:val="4A4A49"/>
+          <w:sz w:val="22"/>
+        </w:rPr>
+        <w:t>Preguntas frecuentes y cierre conceptual () (4/4)</w:t>
       </w:r>
     </w:p>
     <w:p>
@@ -1194,7 +1511,7 @@
           <w:color w:val="1A1C1D"/>
           <w:sz w:val="32"/>
         </w:rPr>
-        <w:t>0–10 · Encuadre PI · [Slide 2][Slide 3][Slide 30]</w:t>
+        <w:t>0–10 · Encuadre PI · [Slide 2][Slide 3][Slide 31]</w:t>
       </w:r>
     </w:p>
     <w:p>
@@ -1448,7 +1765,7 @@
           <w:color w:val="1A1C1D"/>
           <w:sz w:val="32"/>
         </w:rPr>
-        <w:t>40–55 · Demo en vivo · [Slide 28]</w:t>
+        <w:t>40–55 · Demo en vivo · [Slide 29]</w:t>
       </w:r>
     </w:p>
     <w:p>
@@ -2071,7 +2388,7 @@
           <w:color w:val="1A1C1D"/>
           <w:sz w:val="32"/>
         </w:rPr>
-        <w:t>55–100 · Taller guiado PI (individual · equipos de 2–3 solo si tú los autorizaste) · [Slide 31]</w:t>
+        <w:t>55–100 · Taller guiado PI (individual · equipos de 2–3 solo si tú los autorizaste) · [Slide 32]</w:t>
       </w:r>
     </w:p>
     <w:p>
@@ -2212,7 +2529,7 @@
           <w:color w:val="1A1C1D"/>
           <w:sz w:val="32"/>
         </w:rPr>
-        <w:t>115–120 · Cierre · [Slide 33]</w:t>
+        <w:t>115–120 · Cierre · [Slide 34]</w:t>
       </w:r>
     </w:p>
     <w:p>

--- a/Arquitectura de Sistemas Computacionales/Kit docente/Clase 3/Guion Docente Clase 3 - Virtualizacion y contenedores.docx
+++ b/Arquitectura de Sistemas Computacionales/Kit docente/Clase 3/Guion Docente Clase 3 - Virtualizacion y contenedores.docx
@@ -997,6 +997,78 @@
       </w:r>
     </w:p>
     <w:p>
+      <w:r>
+        <w:rPr>
+          <w:b/>
+          <w:color w:val="4A4A49"/>
+          <w:sz w:val="22"/>
+        </w:rPr>
+        <w:t>[Slide 27] El Dockerfile minimo, capa por capa</w:t>
+      </w:r>
+      <w:r>
+        <w:rPr>
+          <w:b w:val="0"/>
+          <w:color w:val="4A4A49"/>
+          <w:sz w:val="22"/>
+        </w:rPr>
+        <w:t xml:space="preserve"> — 15 vinetas.</w:t>
+      </w:r>
+    </w:p>
+    <w:p>
+      <w:r>
+        <w:rPr>
+          <w:b/>
+          <w:color w:val="4A4A49"/>
+          <w:sz w:val="22"/>
+        </w:rPr>
+        <w:t>[Slide 28] El ciclo completo: construir, ejecutar, verificar</w:t>
+      </w:r>
+      <w:r>
+        <w:rPr>
+          <w:b w:val="0"/>
+          <w:color w:val="4A4A49"/>
+          <w:sz w:val="22"/>
+        </w:rPr>
+        <w:t xml:space="preserve"> — 12 vinetas.</w:t>
+      </w:r>
+    </w:p>
+    <w:p>
+      <w:r>
+        <w:rPr>
+          <w:b/>
+          <w:color w:val="4A4A49"/>
+          <w:sz w:val="22"/>
+        </w:rPr>
+        <w:t>[Slide 29] Imagen, contenedor y capas: los comandos que lo demuestran</w:t>
+      </w:r>
+      <w:r>
+        <w:rPr>
+          <w:b w:val="0"/>
+          <w:color w:val="4A4A49"/>
+          <w:sz w:val="22"/>
+        </w:rPr>
+        <w:t xml:space="preserve"> — 12 vinetas.</w:t>
+      </w:r>
+    </w:p>
+    <w:p>
+      <w:r>
+        <w:rPr>
+          <w:b/>
+          <w:color w:val="4A4A49"/>
+          <w:sz w:val="22"/>
+        </w:rPr>
+        <w:t>[Slide 30] Limpiar, y la prueba de que el contenedor no guarda estado</w:t>
+      </w:r>
+      <w:r>
+        <w:rPr>
+          <w:b w:val="0"/>
+          <w:color w:val="4A4A49"/>
+          <w:sz w:val="22"/>
+        </w:rPr>
+        <w:t xml:space="preserve"> — 11 vinetas.</w:t>
+      </w:r>
+    </w:p>
+    <w:p>
       <w:pPr>
         <w:spacing w:before="200" w:after="60"/>
       </w:pPr>
@@ -1394,7 +1466,7 @@
           <w:color w:val="4A4A49"/>
           <w:sz w:val="22"/>
         </w:rPr>
-        <w:t>Máquinas virtuales vs. contenedores</w:t>
+        <w:t>El Dockerfile minimo, capa por capa</w:t>
       </w:r>
     </w:p>
     <w:p>
@@ -1407,7 +1479,7 @@
           <w:color w:val="4A4A49"/>
           <w:sz w:val="22"/>
         </w:rPr>
-        <w:t>Maquina virtual vs contenedor — que cambia de verdad</w:t>
+        <w:t>El ciclo completo: construir, ejecutar, verificar</w:t>
       </w:r>
     </w:p>
     <w:p>
@@ -1420,7 +1492,7 @@
           <w:color w:val="4A4A49"/>
           <w:sz w:val="22"/>
         </w:rPr>
-        <w:t>Dockerfile minimo del stub CloudLite</w:t>
+        <w:t>Imagen, contenedor y capas: los comandos que lo demuestran</w:t>
       </w:r>
     </w:p>
     <w:p>
@@ -1433,7 +1505,7 @@
           <w:color w:val="4A4A49"/>
           <w:sz w:val="22"/>
         </w:rPr>
-        <w:t>Herramientas de hoy</w:t>
+        <w:t>Limpiar, y la prueba de que el contenedor no guarda estado</w:t>
       </w:r>
     </w:p>
     <w:p>
@@ -1446,7 +1518,7 @@
           <w:color w:val="4A4A49"/>
           <w:sz w:val="22"/>
         </w:rPr>
-        <w:t>PI CloudLite — entregable de hoy</w:t>
+        <w:t>Máquinas virtuales vs. contenedores</w:t>
       </w:r>
     </w:p>
     <w:p>
@@ -1459,7 +1531,7 @@
           <w:color w:val="4A4A49"/>
           <w:sz w:val="22"/>
         </w:rPr>
-        <w:t>Manos a la obra (paso a paso)</w:t>
+        <w:t>Maquina virtual vs contenedor — que cambia de verdad</w:t>
       </w:r>
     </w:p>
     <w:p>
@@ -1472,7 +1544,7 @@
           <w:color w:val="4A4A49"/>
           <w:sz w:val="22"/>
         </w:rPr>
-        <w:t>Para continuar (PI)</w:t>
+        <w:t>Dockerfile minimo del stub CloudLite</w:t>
       </w:r>
     </w:p>
     <w:p>
@@ -1485,6 +1557,58 @@
           <w:color w:val="4A4A49"/>
           <w:sz w:val="22"/>
         </w:rPr>
+        <w:t>Herramientas de hoy</w:t>
+      </w:r>
+    </w:p>
+    <w:p>
+      <w:pPr>
+        <w:pStyle w:val="ListNumber"/>
+      </w:pPr>
+      <w:r>
+        <w:rPr>
+          <w:b w:val="0"/>
+          <w:color w:val="4A4A49"/>
+          <w:sz w:val="22"/>
+        </w:rPr>
+        <w:t>PI CloudLite — entregable de hoy</w:t>
+      </w:r>
+    </w:p>
+    <w:p>
+      <w:pPr>
+        <w:pStyle w:val="ListNumber"/>
+      </w:pPr>
+      <w:r>
+        <w:rPr>
+          <w:b w:val="0"/>
+          <w:color w:val="4A4A49"/>
+          <w:sz w:val="22"/>
+        </w:rPr>
+        <w:t>Manos a la obra (paso a paso)</w:t>
+      </w:r>
+    </w:p>
+    <w:p>
+      <w:pPr>
+        <w:pStyle w:val="ListNumber"/>
+      </w:pPr>
+      <w:r>
+        <w:rPr>
+          <w:b w:val="0"/>
+          <w:color w:val="4A4A49"/>
+          <w:sz w:val="22"/>
+        </w:rPr>
+        <w:t>Para continuar (PI)</w:t>
+      </w:r>
+    </w:p>
+    <w:p>
+      <w:pPr>
+        <w:pStyle w:val="ListNumber"/>
+      </w:pPr>
+      <w:r>
+        <w:rPr>
+          <w:b w:val="0"/>
+          <w:color w:val="4A4A49"/>
+          <w:sz w:val="22"/>
+        </w:rPr>
         <w:t>Clase 3 · PI en movimiento</w:t>
       </w:r>
     </w:p>
@@ -1511,7 +1635,7 @@
           <w:color w:val="1A1C1D"/>
           <w:sz w:val="32"/>
         </w:rPr>
-        <w:t>0–10 · Encuadre PI · [Slide 2][Slide 3][Slide 31]</w:t>
+        <w:t>0–10 · Encuadre PI · [Slide 2][Slide 3][Slide 35]</w:t>
       </w:r>
     </w:p>
     <w:p>
@@ -1765,7 +1889,7 @@
           <w:color w:val="1A1C1D"/>
           <w:sz w:val="32"/>
         </w:rPr>
-        <w:t>40–55 · Demo en vivo · [Slide 29]</w:t>
+        <w:t>40–55 · Demo en vivo · [Slide 33]</w:t>
       </w:r>
     </w:p>
     <w:p>
@@ -2388,7 +2512,7 @@
           <w:color w:val="1A1C1D"/>
           <w:sz w:val="32"/>
         </w:rPr>
-        <w:t>55–100 · Taller guiado PI (individual · equipos de 2–3 solo si tú los autorizaste) · [Slide 32]</w:t>
+        <w:t>55–100 · Taller guiado PI (individual · equipos de 2–3 solo si tú los autorizaste) · [Slide 36]</w:t>
       </w:r>
     </w:p>
     <w:p>
@@ -2529,7 +2653,7 @@
           <w:color w:val="1A1C1D"/>
           <w:sz w:val="32"/>
         </w:rPr>
-        <w:t>115–120 · Cierre · [Slide 34]</w:t>
+        <w:t>115–120 · Cierre · [Slide 38]</w:t>
       </w:r>
     </w:p>
     <w:p>

--- a/Arquitectura de Sistemas Computacionales/Kit docente/Clase 3/Guion Docente Clase 3 - Virtualizacion y contenedores.docx
+++ b/Arquitectura de Sistemas Computacionales/Kit docente/Clase 3/Guion Docente Clase 3 - Virtualizacion y contenedores.docx
@@ -150,7 +150,7 @@
           <w:color w:val="4A4A49"/>
           <w:sz w:val="22"/>
         </w:rPr>
-        <w:t>Ejecutar un contenedor en lab de navegador (sin Docker Desktop obligatorio).</w:t>
+        <w:t>Razonar el ciclo build → run → verify: qué imprime cada comando y por qué.</w:t>
       </w:r>
     </w:p>
     <w:p>
@@ -176,7 +176,7 @@
           <w:color w:val="4A4A49"/>
           <w:sz w:val="22"/>
         </w:rPr>
-        <w:t>Dejar evidencia PI: Dockerfile del stub CloudLite + bitácora + captura.</w:t>
+        <w:t>Dejar evidencia PI: Dockerfile del stub CloudLite + ciclo justificado.</w:t>
       </w:r>
     </w:p>
     <w:p>
@@ -217,7 +217,7 @@
           <w:color w:val="4A4A49"/>
           <w:sz w:val="22"/>
         </w:rPr>
-        <w:t xml:space="preserve"> Dockerfile del stub + bitácora de 5 comandos con la salida real + captura del lab</w:t>
+        <w:t xml:space="preserve"> Dockerfile del stub + .dockerignore + ciclo de 5 comandos con la salida esperada y su justificación</w:t>
       </w:r>
     </w:p>
     <w:p>
@@ -235,7 +235,7 @@
           <w:color w:val="4A4A49"/>
           <w:sz w:val="22"/>
         </w:rPr>
-        <w:t xml:space="preserve"> Killercoda · alterna si no carga: LabEx Docker Playground</w:t>
+        <w:t xml:space="preserve"> Navegador · editor de código del curso · lab de contenedores recomendado (no obligatorio)</w:t>
       </w:r>
     </w:p>
     <w:p>
@@ -1180,7 +1180,7 @@
           <w:color w:val="4A4A49"/>
           <w:sz w:val="22"/>
         </w:rPr>
-        <w:t>Lab en navegador (pasos demo)</w:t>
+        <w:t>Comprobar en un lab: recomendado, no obligatorio</w:t>
       </w:r>
     </w:p>
     <w:p>
@@ -1671,7 +1671,7 @@
           <w:color w:val="4A4A49"/>
           <w:sz w:val="22"/>
         </w:rPr>
-        <w:t>Entregable concreto: Dockerfile del stub + bitácora de 5 comandos con la salida real + captura del lab.</w:t>
+        <w:t>Entregable concreto: Dockerfile del stub + .dockerignore + ciclo de 5 comandos con la salida esperada y su justificación.</w:t>
       </w:r>
     </w:p>
     <w:p>
@@ -1758,7 +1758,7 @@
           <w:color w:val="4A4A49"/>
           <w:sz w:val="22"/>
         </w:rPr>
-        <w:t>Lab en navegador (pasos demo)</w:t>
+        <w:t>Comprobar en un lab: recomendado, no obligatorio</w:t>
       </w:r>
       <w:r>
         <w:rPr>
@@ -1907,7 +1907,7 @@
           <w:color w:val="4A4A49"/>
           <w:sz w:val="22"/>
         </w:rPr>
-        <w:t>Killercoda · alterna si no carga: LabEx Docker Playground</w:t>
+        <w:t>Navegador · editor de código del curso · lab de contenedores recomendado (no obligatorio)</w:t>
       </w:r>
       <w:r>
         <w:rPr>
@@ -2683,7 +2683,7 @@
           <w:color w:val="4A4A49"/>
           <w:sz w:val="22"/>
         </w:rPr>
-        <w:t>Entrega domingo 23:59 en ExamLab. Siguiente hito del PI según el plan.»</w:t>
+        <w:t>Entrega domingo 23:59 en la plataforma del curso. Siguiente hito del PI según el plan.»</w:t>
       </w:r>
     </w:p>
     <w:p>
@@ -3087,7 +3087,7 @@
           <w:color w:val="4A4A49"/>
           <w:sz w:val="18"/>
         </w:rPr>
-        <w:t>1) Abre Killercoda · alterna si no carga: LabEx Docker Playground y repite la demo de este guion.  2) Captura solo la ventana útil, no el escritorio completo.  3) Recorta a ~1200 px de ancho.  4) Guárdala como Kit docente/Clase 3/Capturas/demo-clase03.png.  5) Vuelve a generar el guion y la imagen queda embebida aquí sola. Detalle en Capturas/README.txt.</w:t>
+        <w:t>1) Abre Navegador · editor de código del curso · lab de contenedores recomendado (no obligatorio) y repite la demo de este guion.  2) Captura solo la ventana útil, no el escritorio completo.  3) Recorta a ~1200 px de ancho.  4) Guárdala como Kit docente/Clase 3/Capturas/demo-clase03.png.  5) Vuelve a generar el guion y la imagen queda embebida aquí sola. Detalle en Capturas/README.txt.</w:t>
       </w:r>
     </w:p>
     <w:p>
@@ -3156,7 +3156,7 @@
           <w:color w:val="4A4A49"/>
           <w:sz w:val="22"/>
         </w:rPr>
-        <w:t>Plataforma de entrega: ExamLab (https://uniaj.examlab.workers.dev/). No es la plataforma oficial de la UNIAJC; la universidad no tiene campus virtual propio.</w:t>
+        <w:t>Plataforma de entrega: la plataforma del curso (la plataforma del curso). No es la plataforma oficial de la UNIAJC; la universidad no tiene campus virtual propio.</w:t>
       </w:r>
     </w:p>
     <w:p>

--- a/Arquitectura de Sistemas Computacionales/Kit docente/Clase 3/Guion Docente Clase 3 - Virtualizacion y contenedores.docx
+++ b/Arquitectura de Sistemas Computacionales/Kit docente/Clase 3/Guion Docente Clase 3 - Virtualizacion y contenedores.docx
@@ -2121,7 +2121,7 @@
           <w:color w:val="4A4A49"/>
           <w:sz w:val="22"/>
         </w:rPr>
-        <w:t xml:space="preserve"> y lea en voz alta el TAG y el SIZE: «esto es lo que va en la fila 2 de la bitacora, pegado, no descrito».</w:t>
+        <w:t xml:space="preserve"> y lea en voz alta el TAG y el SIZE: «esto es lo que tienen que escribir en la fila 2 como lo que ESPERAN ver; si en vez del tag aparece vacio, ese es el sintoma».</w:t>
       </w:r>
     </w:p>
     <w:p>
@@ -2748,7 +2748,7 @@
           <w:color w:val="4A4A49"/>
           <w:sz w:val="22"/>
         </w:rPr>
-        <w:t>Paso 4: ejecute de verdad el ciclo en Killercoda y reporte en la pregunta 11 la tabla de 5 filas con la salida real pegada textualmente, la descripcion de la captura con prompt, docker ps y hora del sistema, y una fila de incidente; recuerde que la sesion caduca a 1 hora, asi que capture la evidencia ANTES de cerrarla.</w:t>
+        <w:t>Paso 4: complete en la pregunta 11 la tabla de 5 filas con el fragmento CONCRETO que espera leer en cada comando y con el sintoma que delataria su fallo, y desarrolle abajo un caso que falla sobre su propio Dockerfile, con el comando de diagnostico y la correccion; verifique que no escribio «sale bien» en ninguna fila, porque es justo lo que la pregunta no acepta.</w:t>
       </w:r>
     </w:p>
     <w:p>

--- a/Arquitectura de Sistemas Computacionales/Kit docente/Clase 3/Guion Docente Clase 3 - Virtualizacion y contenedores.docx
+++ b/Arquitectura de Sistemas Computacionales/Kit docente/Clase 3/Guion Docente Clase 3 - Virtualizacion y contenedores.docx
@@ -1557,59 +1557,7 @@
           <w:color w:val="4A4A49"/>
           <w:sz w:val="22"/>
         </w:rPr>
-        <w:t>Herramientas de hoy</w:t>
-      </w:r>
-    </w:p>
-    <w:p>
-      <w:pPr>
-        <w:pStyle w:val="ListNumber"/>
-      </w:pPr>
-      <w:r>
-        <w:rPr>
-          <w:b w:val="0"/>
-          <w:color w:val="4A4A49"/>
-          <w:sz w:val="22"/>
-        </w:rPr>
-        <w:t>PI CloudLite — entregable de hoy</w:t>
-      </w:r>
-    </w:p>
-    <w:p>
-      <w:pPr>
-        <w:pStyle w:val="ListNumber"/>
-      </w:pPr>
-      <w:r>
-        <w:rPr>
-          <w:b w:val="0"/>
-          <w:color w:val="4A4A49"/>
-          <w:sz w:val="22"/>
-        </w:rPr>
-        <w:t>Manos a la obra (paso a paso)</w:t>
-      </w:r>
-    </w:p>
-    <w:p>
-      <w:pPr>
-        <w:pStyle w:val="ListNumber"/>
-      </w:pPr>
-      <w:r>
-        <w:rPr>
-          <w:b w:val="0"/>
-          <w:color w:val="4A4A49"/>
-          <w:sz w:val="22"/>
-        </w:rPr>
-        <w:t>Para continuar (PI)</w:t>
-      </w:r>
-    </w:p>
-    <w:p>
-      <w:pPr>
-        <w:pStyle w:val="ListNumber"/>
-      </w:pPr>
-      <w:r>
-        <w:rPr>
-          <w:b w:val="0"/>
-          <w:color w:val="4A4A49"/>
-          <w:sz w:val="22"/>
-        </w:rPr>
-        <w:t>Clase 3 · PI en movimiento</w:t>
+        <w:t>Clase 3 · cierre conceptual</w:t>
       </w:r>
     </w:p>
     <w:p>
@@ -1635,7 +1583,7 @@
           <w:color w:val="1A1C1D"/>
           <w:sz w:val="32"/>
         </w:rPr>
-        <w:t>0–10 · Encuadre PI · [Slide 2][Slide 3][Slide 35]</w:t>
+        <w:t>0–10 · Encuadre PI · [Slide 2][Slide 3]</w:t>
       </w:r>
     </w:p>
     <w:p>
@@ -2512,7 +2460,7 @@
           <w:color w:val="1A1C1D"/>
           <w:sz w:val="32"/>
         </w:rPr>
-        <w:t>55–100 · Taller guiado PI (individual · equipos de 2–3 solo si tú los autorizaste) · [Slide 36]</w:t>
+        <w:t>55–100 · Taller guiado PI (individual · equipos de 2–3 solo si tú los autorizaste) · opcional · sin diapositiva</w:t>
       </w:r>
     </w:p>
     <w:p>
@@ -2522,70 +2470,23 @@
           <w:color w:val="4A4A49"/>
           <w:sz w:val="22"/>
         </w:rPr>
-        <w:t>Proyecta la lista de pasos del taller del estudiante (está en la sección «Actividad / taller» de este guion).</w:t>
-      </w:r>
-    </w:p>
-    <w:p>
+        <w:t xml:space="preserve">El taller es </w:t>
+      </w:r>
+      <w:r>
+        <w:rPr>
+          <w:b/>
+          <w:color w:val="4A4A49"/>
+          <w:sz w:val="22"/>
+        </w:rPr>
+        <w:t>opcional</w:t>
+      </w:r>
       <w:r>
         <w:rPr>
           <w:b w:val="0"/>
           <w:color w:val="4A4A49"/>
           <w:sz w:val="22"/>
         </w:rPr>
-        <w:t>Circula por mesas/Meet con la lista de errores frecuentes de abajo en la mano: son los que vas a ver hoy.</w:t>
-      </w:r>
-    </w:p>
-    <w:p>
-      <w:r>
-        <w:rPr>
-          <w:b w:val="0"/>
-          <w:color w:val="4A4A49"/>
-          <w:sz w:val="22"/>
-        </w:rPr>
-        <w:t>A los 80 min anuncia: «faltan 20 min. Falta evidencia: PNG/YAML/enlace. Empiecen a subir borrador.»</w:t>
-      </w:r>
-    </w:p>
-    <w:p>
-      <w:pPr>
-        <w:spacing w:before="200" w:after="60"/>
-      </w:pPr>
-      <w:r>
-        <w:rPr>
-          <w:b/>
-          <w:color w:val="1A1C1D"/>
-          <w:sz w:val="32"/>
-        </w:rPr>
-        <w:t>100–115 · Comprobación y evidencias</w:t>
-      </w:r>
-    </w:p>
-    <w:p>
-      <w:r>
-        <w:rPr>
-          <w:b w:val="0"/>
-          <w:color w:val="4A4A49"/>
-          <w:sz w:val="22"/>
-        </w:rPr>
-        <w:t>Haz 3–4 de las preguntas de comprobación oral de abajo, a personas distintas y al azar</w:t>
-      </w:r>
-    </w:p>
-    <w:p>
-      <w:r>
-        <w:rPr>
-          <w:b w:val="0"/>
-          <w:color w:val="4A4A49"/>
-          <w:sz w:val="22"/>
-        </w:rPr>
-        <w:t>(no al que levanta la mano). Es el mecanismo para verificar la regla de los 60 segundos.</w:t>
-      </w:r>
-    </w:p>
-    <w:p>
-      <w:r>
-        <w:rPr>
-          <w:b w:val="0"/>
-          <w:color w:val="4A4A49"/>
-          <w:sz w:val="22"/>
-        </w:rPr>
-        <w:t xml:space="preserve">Aplica el quiz corto de </w:t>
+        <w:t xml:space="preserve"> y ya no está en el deck: si se hace hoy, comparte el </w:t>
       </w:r>
       <w:r>
         <w:rPr>
@@ -2594,16 +2495,115 @@
           <w:color w:val="111111"/>
           <w:sz w:val="21"/>
         </w:rPr>
-        <w:t>Kit docente/Clase 3/Quiz Clase 3 - Virtualizacion y contenedores.docx</w:t>
-      </w:r>
-    </w:p>
-    <w:p>
+        <w:t>Taller … .docx</w:t>
+      </w:r>
       <w:r>
         <w:rPr>
           <w:b w:val="0"/>
           <w:color w:val="4A4A49"/>
           <w:sz w:val="22"/>
         </w:rPr>
+        <w:t xml:space="preserve"> de</w:t>
+      </w:r>
+    </w:p>
+    <w:p>
+      <w:r>
+        <w:rPr>
+          <w:rFonts w:ascii="Consolas" w:hAnsi="Consolas"/>
+          <w:b w:val="0"/>
+          <w:color w:val="111111"/>
+          <w:sz w:val="21"/>
+        </w:rPr>
+        <w:t>Clases/Clase 3 - Virtualizacion y contenedores/</w:t>
+      </w:r>
+      <w:r>
+        <w:rPr>
+          <w:b w:val="0"/>
+          <w:color w:val="4A4A49"/>
+          <w:sz w:val="22"/>
+        </w:rPr>
+        <w:t xml:space="preserve"> (los pasos también están en la sección «Actividad / taller» de este guion).</w:t>
+      </w:r>
+    </w:p>
+    <w:p>
+      <w:r>
+        <w:rPr>
+          <w:b w:val="0"/>
+          <w:color w:val="4A4A49"/>
+          <w:sz w:val="22"/>
+        </w:rPr>
+        <w:t>Circula por mesas/Meet con la lista de errores frecuentes de abajo en la mano: son los que vas a ver hoy.</w:t>
+      </w:r>
+    </w:p>
+    <w:p>
+      <w:r>
+        <w:rPr>
+          <w:b w:val="0"/>
+          <w:color w:val="4A4A49"/>
+          <w:sz w:val="22"/>
+        </w:rPr>
+        <w:t>A los 80 min anuncia: «faltan 20 min. Falta evidencia: PNG/YAML/enlace. Empiecen a subir borrador.»</w:t>
+      </w:r>
+    </w:p>
+    <w:p>
+      <w:pPr>
+        <w:spacing w:before="200" w:after="60"/>
+      </w:pPr>
+      <w:r>
+        <w:rPr>
+          <w:b/>
+          <w:color w:val="1A1C1D"/>
+          <w:sz w:val="32"/>
+        </w:rPr>
+        <w:t>100–115 · Comprobación y evidencias</w:t>
+      </w:r>
+    </w:p>
+    <w:p>
+      <w:r>
+        <w:rPr>
+          <w:b w:val="0"/>
+          <w:color w:val="4A4A49"/>
+          <w:sz w:val="22"/>
+        </w:rPr>
+        <w:t>Haz 3–4 de las preguntas de comprobación oral de abajo, a personas distintas y al azar</w:t>
+      </w:r>
+    </w:p>
+    <w:p>
+      <w:r>
+        <w:rPr>
+          <w:b w:val="0"/>
+          <w:color w:val="4A4A49"/>
+          <w:sz w:val="22"/>
+        </w:rPr>
+        <w:t>(no al que levanta la mano). Es el mecanismo para verificar la regla de los 60 segundos.</w:t>
+      </w:r>
+    </w:p>
+    <w:p>
+      <w:r>
+        <w:rPr>
+          <w:b w:val="0"/>
+          <w:color w:val="4A4A49"/>
+          <w:sz w:val="22"/>
+        </w:rPr>
+        <w:t xml:space="preserve">Aplica el quiz corto de </w:t>
+      </w:r>
+      <w:r>
+        <w:rPr>
+          <w:rFonts w:ascii="Consolas" w:hAnsi="Consolas"/>
+          <w:b w:val="0"/>
+          <w:color w:val="111111"/>
+          <w:sz w:val="21"/>
+        </w:rPr>
+        <w:t>Kit docente/Clase 3/Quiz Clase 3 - Virtualizacion y contenedores.docx</w:t>
+      </w:r>
+    </w:p>
+    <w:p>
+      <w:r>
+        <w:rPr>
+          <w:b w:val="0"/>
+          <w:color w:val="4A4A49"/>
+          <w:sz w:val="22"/>
+        </w:rPr>
         <w:t xml:space="preserve">(la clave va en archivo aparte y </w:t>
       </w:r>
       <w:r>
@@ -2653,7 +2653,7 @@
           <w:color w:val="1A1C1D"/>
           <w:sz w:val="32"/>
         </w:rPr>
-        <w:t>115–120 · Cierre · [Slide 38]</w:t>
+        <w:t>115–120 · Cierre · [Slide 34]</w:t>
       </w:r>
     </w:p>
     <w:p>

--- a/Arquitectura de Sistemas Computacionales/Kit docente/Clase 3/Guion Docente Clase 3 - Virtualizacion y contenedores.docx
+++ b/Arquitectura de Sistemas Computacionales/Kit docente/Clase 3/Guion Docente Clase 3 - Virtualizacion y contenedores.docx
@@ -305,7 +305,7 @@
           <w:color w:val="4A4A49"/>
           <w:sz w:val="22"/>
         </w:rPr>
-        <w:t xml:space="preserve"> — 3 vinetas.</w:t>
+        <w:t xml:space="preserve"> — 2 vinetas.</w:t>
       </w:r>
     </w:p>
     <w:p>
@@ -335,6 +335,19 @@
       </w:r>
     </w:p>
     <w:p>
+      <w:pPr>
+        <w:pStyle w:val="ListBullet2"/>
+      </w:pPr>
+      <w:r>
+        <w:rPr>
+          <w:b w:val="0"/>
+          <w:color w:val="4A4A49"/>
+          <w:sz w:val="22"/>
+        </w:rPr>
+        <w:t>(Sobre la actividad, no se proyecta) El entregable es un Dockerfile con su ciclo de construccion razonado: se escribe y se justifica, sin depender de ejecutarlo en ningun laboratorio externo para poder entregar.</w:t>
+      </w:r>
+    </w:p>
+    <w:p>
       <w:r>
         <w:rPr>
           <w:b/>
@@ -592,7 +605,7 @@
           <w:color w:val="4A4A49"/>
           <w:sz w:val="22"/>
         </w:rPr>
-        <w:t>Su Dockerfile tiene siete instrucciones —esa cifra se califica, asi que conviene contarlas en voz alta— y el docente debe poder explicar cada una.</w:t>
+        <w:t>Su Dockerfile tiene siete instrucciones, y el docente debe poder explicar cada una.</w:t>
       </w:r>
     </w:p>
     <w:p>
@@ -688,7 +701,7 @@
           <w:color w:val="4A4A49"/>
           <w:sz w:val="22"/>
         </w:rPr>
-        <w:t xml:space="preserve"> — 6 vinetas.</w:t>
+        <w:t xml:space="preserve"> — 5 vinetas.</w:t>
       </w:r>
     </w:p>
     <w:p>
@@ -719,7 +732,7 @@
           <w:color w:val="4A4A49"/>
           <w:sz w:val="22"/>
         </w:rPr>
-        <w:t>El -d lo manda a segundo plano y el --name le da un nombre estable para no andar copiando identificadores.</w:t>
+        <w:t>Con el Dockerfile escrito faltan tres comandos, cada uno con su sintaxis precisa.</w:t>
       </w:r>
     </w:p>
     <w:p>
@@ -732,7 +745,7 @@
           <w:color w:val="4A4A49"/>
           <w:sz w:val="22"/>
         </w:rPr>
-        <w:t>Y hay que anunciar el sintoma de invertirlos, que es lo que hace perder la tarde: docker ps sigue reportando el contenedor como Up y la peticion simplemente no obtiene respuesta o muere con una conexion reiniciada.</w:t>
+        <w:t>El -d lo manda a segundo plano y el --name le da un nombre estable para no andar copiando identificadores.</w:t>
       </w:r>
     </w:p>
     <w:p>
@@ -745,7 +758,7 @@
           <w:color w:val="4A4A49"/>
           <w:sz w:val="22"/>
         </w:rPr>
-        <w:t>El sintoma no senala la causa, y el estudiante busca el error en el codigo cuando esta en una linea del comando.</w:t>
+        <w:t>Y hay que anunciar el sintoma de invertirlos, que es lo que hace perder la tarde: docker ps sigue reportando el contenedor como Up y la peticion simplemente no obtiene respuesta o muere con una conexion reiniciada.</w:t>
       </w:r>
     </w:p>
     <w:p>
@@ -758,6 +771,19 @@
           <w:color w:val="4A4A49"/>
           <w:sz w:val="22"/>
         </w:rPr>
+        <w:t>El sintoma no senala la causa, y el estudiante busca el error en el codigo cuando esta en una linea del comando.</w:t>
+      </w:r>
+    </w:p>
+    <w:p>
+      <w:pPr>
+        <w:pStyle w:val="ListBullet2"/>
+      </w:pPr>
+      <w:r>
+        <w:rPr>
+          <w:b w:val="0"/>
+          <w:color w:val="4A4A49"/>
+          <w:sz w:val="22"/>
+        </w:rPr>
         <w:t>Por eso el cuerpo lleva al menos un campo verificable, por ejemplo un estado y el nombre del servicio en JSON.</w:t>
       </w:r>
     </w:p>
@@ -776,7 +802,7 @@
           <w:color w:val="4A4A49"/>
           <w:sz w:val="22"/>
         </w:rPr>
-        <w:t xml:space="preserve"> — 6 vinetas.</w:t>
+        <w:t xml:space="preserve"> — 5 vinetas.</w:t>
       </w:r>
     </w:p>
     <w:p>
@@ -812,7 +838,7 @@
           <w:color w:val="4A4A49"/>
           <w:sz w:val="22"/>
         </w:rPr>
-        <w:t xml:space="preserve"> — 6 vinetas.</w:t>
+        <w:t xml:space="preserve"> — 5 vinetas.</w:t>
       </w:r>
     </w:p>
     <w:p>
@@ -851,7 +877,7 @@
           <w:color w:val="4A4A49"/>
           <w:sz w:val="22"/>
         </w:rPr>
-        <w:t>Hay dos limites que conviene anunciar ANTES de empezar y no despues, porque cambian como se planifica la hora de taller.</w:t>
+        <w:t>De ahi sale la regla operativa del dia, y hay que decirla como consecuencia del limite y no como consejo suelto: el Dockerfile se escribe en la carpeta del proyecto y se PEGA en el laboratorio, nunca al contrario, y las capturas se guardan antes de cerrar.</w:t>
       </w:r>
     </w:p>
     <w:p>
@@ -864,7 +890,7 @@
           <w:color w:val="4A4A49"/>
           <w:sz w:val="22"/>
         </w:rPr>
-        <w:t>De ahi sale la regla operativa del dia, y hay que decirla como consecuencia del limite y no como consejo suelto: el Dockerfile se escribe en la carpeta del proyecto y se PEGA en el laboratorio, nunca al contrario, y las capturas se guardan antes de cerrar.</w:t>
+        <w:t>Por eso la alterna es alterna y no la primera opcion.</w:t>
       </w:r>
     </w:p>
     <w:p>
@@ -877,7 +903,7 @@
           <w:color w:val="4A4A49"/>
           <w:sz w:val="22"/>
         </w:rPr>
-        <w:t>Por eso la alterna es alterna y no la primera opcion.</w:t>
+        <w:t>(Sobre la actividad, no se proyecta) Hay dos limites que conviene anunciar ANTES de empezar y no despues, porque cambian como se planifica la hora de taller.</w:t>
       </w:r>
     </w:p>
     <w:p>
@@ -943,6 +969,19 @@
       </w:r>
     </w:p>
     <w:p>
+      <w:pPr>
+        <w:pStyle w:val="ListBullet2"/>
+      </w:pPr>
+      <w:r>
+        <w:rPr>
+          <w:b w:val="0"/>
+          <w:color w:val="4A4A49"/>
+          <w:sz w:val="22"/>
+        </w:rPr>
+        <w:t>(Sobre la actividad, no se proyecta) Un grupo que solo copio comandos consigue la captura del entregable, pero en la Clase 8, cuando el pipeline de integracion continua deba construir una imagen automaticamente, no sabra que esta construyendo ni por que su build tarda cinco minutos, y en la sustentacion de la Clase 15 describira su arquitectura diciendo que lo metieron en Docker, que no es una decision arquitectonica sino una herramienta sin justificar.</w:t>
+      </w:r>
+    </w:p>
+    <w:p>
       <w:r>
         <w:rPr>
           <w:b/>
@@ -957,7 +996,7 @@
           <w:color w:val="4A4A49"/>
           <w:sz w:val="22"/>
         </w:rPr>
-        <w:t xml:space="preserve"> — 6 vinetas.</w:t>
+        <w:t xml:space="preserve"> — 5 vinetas.</w:t>
       </w:r>
     </w:p>
     <w:p>
@@ -975,7 +1014,7 @@
           <w:color w:val="4A4A49"/>
           <w:sz w:val="22"/>
         </w:rPr>
-        <w:t xml:space="preserve"> — 6 vinetas.</w:t>
+        <w:t xml:space="preserve"> — 5 vinetas.</w:t>
       </w:r>
     </w:p>
     <w:p>

--- a/Arquitectura de Sistemas Computacionales/Kit docente/Clase 3/Guion Docente Clase 3 - Virtualizacion y contenedores.docx
+++ b/Arquitectura de Sistemas Computacionales/Kit docente/Clase 3/Guion Docente Clase 3 - Virtualizacion y contenedores.docx
@@ -297,7 +297,7 @@
           <w:color w:val="4A4A49"/>
           <w:sz w:val="22"/>
         </w:rPr>
-        <w:t>[Slide 8] De donde viene la clase y que se entrega hoy</w:t>
+        <w:t>[Slide 8] De donde viene la clase: virtualizacion y contenedores (1/2)</w:t>
       </w:r>
       <w:r>
         <w:rPr>
@@ -305,7 +305,7 @@
           <w:color w:val="4A4A49"/>
           <w:sz w:val="22"/>
         </w:rPr>
-        <w:t xml:space="preserve"> — 2 vinetas.</w:t>
+        <w:t xml:space="preserve"> — 4 vinetas.</w:t>
       </w:r>
     </w:p>
     <w:p>
@@ -354,7 +354,7 @@
           <w:color w:val="4A4A49"/>
           <w:sz w:val="22"/>
         </w:rPr>
-        <w:t>[Slide 9] Antes de la virtualizacion: un servidor por aplicacion</w:t>
+        <w:t>[Slide 9] De donde viene la clase: virtualizacion y contenedores (2/2)</w:t>
       </w:r>
       <w:r>
         <w:rPr>
@@ -362,20 +362,25 @@
           <w:color w:val="4A4A49"/>
           <w:sz w:val="22"/>
         </w:rPr>
-        <w:t xml:space="preserve"> — 4 vinetas.</w:t>
+        <w:t xml:space="preserve"> — 3 vinetas.</w:t>
       </w:r>
     </w:p>
     <w:p>
-      <w:pPr>
-        <w:pStyle w:val="ListBullet2"/>
-      </w:pPr>
+      <w:r>
+        <w:rPr>
+          <w:b/>
+          <w:color w:val="4A4A49"/>
+          <w:sz w:val="22"/>
+        </w:rPr>
+        <w:t>[Slide 10] Antes de la virtualizacion: un servidor por aplicacion</w:t>
+      </w:r>
       <w:r>
         <w:rPr>
           <w:b w:val="0"/>
           <w:color w:val="4A4A49"/>
           <w:sz w:val="22"/>
         </w:rPr>
-        <w:t>La virtualizacion resolvio eso con una pieza de software llamada hipervisor, que se interpone entre el hardware y los sistemas operativos y presenta a cada uno la ilusion de tener una maquina completa para si.</w:t>
+        <w:t xml:space="preserve"> — 4 vinetas.</w:t>
       </w:r>
     </w:p>
     <w:p>
@@ -388,6 +393,19 @@
           <w:color w:val="4A4A49"/>
           <w:sz w:val="22"/>
         </w:rPr>
+        <w:t>La virtualizacion resolvio eso con una pieza de software llamada hipervisor, que se interpone entre el hardware y los sistemas operativos y presenta a cada uno la ilusion de tener una maquina completa para si.</w:t>
+      </w:r>
+    </w:p>
+    <w:p>
+      <w:pPr>
+        <w:pStyle w:val="ListBullet2"/>
+      </w:pPr>
+      <w:r>
+        <w:rPr>
+          <w:b w:val="0"/>
+          <w:color w:val="4A4A49"/>
+          <w:sz w:val="22"/>
+        </w:rPr>
         <w:t>Los ordenes de magnitud que el docente debe poder citar: una maquina virtual ocupa varios gigabytes en disco y tarda entre 30 segundos y unos minutos en arrancar, porque debe iniciar un sistema operativo completo.</w:t>
       </w:r>
     </w:p>
@@ -398,7 +416,7 @@
           <w:color w:val="4A4A49"/>
           <w:sz w:val="22"/>
         </w:rPr>
-        <w:t>[Slide 10] Recorrer el diagrama de las dos pilas, de abajo hacia arriba (1/2)</w:t>
+        <w:t>[Slide 11] Recorrer el diagrama de las dos pilas, de abajo hacia arriba (1/2)</w:t>
       </w:r>
       <w:r>
         <w:rPr>
@@ -406,7 +424,7 @@
           <w:color w:val="4A4A49"/>
           <w:sz w:val="22"/>
         </w:rPr>
-        <w:t xml:space="preserve"> — 3 vinetas.</w:t>
+        <w:t xml:space="preserve"> — 4 vinetas.</w:t>
       </w:r>
     </w:p>
     <w:p>
@@ -429,7 +447,7 @@
           <w:color w:val="4A4A49"/>
           <w:sz w:val="22"/>
         </w:rPr>
-        <w:t>[Slide 11] Recorrer el diagrama de las dos pilas, de abajo hacia arriba (2/2)</w:t>
+        <w:t>[Slide 12] Recorrer el diagrama de las dos pilas, de abajo hacia arriba (2/2)</w:t>
       </w:r>
       <w:r>
         <w:rPr>
@@ -437,7 +455,7 @@
           <w:color w:val="4A4A49"/>
           <w:sz w:val="22"/>
         </w:rPr>
-        <w:t xml:space="preserve"> — 2 vinetas.</w:t>
+        <w:t xml:space="preserve"> — 4 vinetas.</w:t>
       </w:r>
     </w:p>
     <w:p>
@@ -447,7 +465,7 @@
           <w:color w:val="4A4A49"/>
           <w:sz w:val="22"/>
         </w:rPr>
-        <w:t>[Slide 12] El contenedor: aislamiento sin otro sistema operativo (1/2)</w:t>
+        <w:t>[Slide 13] El contenedor: aislamiento sin otro sistema operativo (1/2)</w:t>
       </w:r>
       <w:r>
         <w:rPr>
@@ -491,7 +509,7 @@
           <w:color w:val="4A4A49"/>
           <w:sz w:val="22"/>
         </w:rPr>
-        <w:t>[Slide 13] El contenedor: aislamiento sin otro sistema operativo (2/2)</w:t>
+        <w:t>[Slide 14] El contenedor: aislamiento sin otro sistema operativo (2/2)</w:t>
       </w:r>
       <w:r>
         <w:rPr>
@@ -509,7 +527,7 @@
           <w:color w:val="4A4A49"/>
           <w:sz w:val="22"/>
         </w:rPr>
-        <w:t>[Slide 14] Dockerfile, imagen, contenedor y registro: los cuatro terminos (1/2)</w:t>
+        <w:t>[Slide 15] Dockerfile, imagen, contenedor y registro: los cuatro terminos (1/2)</w:t>
       </w:r>
       <w:r>
         <w:rPr>
@@ -553,7 +571,7 @@
           <w:color w:val="4A4A49"/>
           <w:sz w:val="22"/>
         </w:rPr>
-        <w:t>[Slide 15] Dockerfile, imagen, contenedor y registro: los cuatro terminos (2/2)</w:t>
+        <w:t>[Slide 16] Dockerfile, imagen, contenedor y registro: los cuatro terminos (2/2)</w:t>
       </w:r>
       <w:r>
         <w:rPr>
@@ -571,7 +589,7 @@
           <w:color w:val="4A4A49"/>
           <w:sz w:val="22"/>
         </w:rPr>
-        <w:t>[Slide 16] Primer ejemplo: el stub de la API de CloudLite (1/2)</w:t>
+        <w:t>[Slide 17] Primer ejemplo: el stub de la API de CloudLite (1/2)</w:t>
       </w:r>
       <w:r>
         <w:rPr>
@@ -693,7 +711,7 @@
           <w:color w:val="4A4A49"/>
           <w:sz w:val="22"/>
         </w:rPr>
-        <w:t>[Slide 17] Primer ejemplo: el stub de la API de CloudLite (2/2)</w:t>
+        <w:t>[Slide 18] Primer ejemplo: el stub de la API de CloudLite (2/2)</w:t>
       </w:r>
       <w:r>
         <w:rPr>
@@ -711,7 +729,7 @@
           <w:color w:val="4A4A49"/>
           <w:sz w:val="22"/>
         </w:rPr>
-        <w:t>[Slide 18] Construir, correr y verificar: los tres comandos y el contrato de salud (1/3)</w:t>
+        <w:t>[Slide 19] Construir, correr y verificar: los tres comandos y el contrato de salud (1/3)</w:t>
       </w:r>
       <w:r>
         <w:rPr>
@@ -794,7 +812,7 @@
           <w:color w:val="4A4A49"/>
           <w:sz w:val="22"/>
         </w:rPr>
-        <w:t>[Slide 19] Construir, correr y verificar: los tres comandos y el contrato de salud (2/3)</w:t>
+        <w:t>[Slide 20] Construir, correr y verificar: los tres comandos y el contrato de salud (2/3)</w:t>
       </w:r>
       <w:r>
         <w:rPr>
@@ -812,7 +830,7 @@
           <w:color w:val="4A4A49"/>
           <w:sz w:val="22"/>
         </w:rPr>
-        <w:t>[Slide 20] Construir, correr y verificar: los tres comandos y el contrato de salud (3/3)</w:t>
+        <w:t>[Slide 21] Construir, correr y verificar: los tres comandos y el contrato de salud (3/3)</w:t>
       </w:r>
       <w:r>
         <w:rPr>
@@ -830,7 +848,7 @@
           <w:color w:val="4A4A49"/>
           <w:sz w:val="22"/>
         </w:rPr>
-        <w:t>[Slide 21] Segundo ejemplo: leer las siete columnas de docker ps (1/2)</w:t>
+        <w:t>[Slide 22] Segundo ejemplo: leer las siete columnas de docker ps (1/2)</w:t>
       </w:r>
       <w:r>
         <w:rPr>
@@ -913,7 +931,7 @@
           <w:color w:val="4A4A49"/>
           <w:sz w:val="22"/>
         </w:rPr>
-        <w:t>[Slide 22] Segundo ejemplo: leer las siete columnas de docker ps (2/2)</w:t>
+        <w:t>[Slide 23] Segundo ejemplo: leer las siete columnas de docker ps (2/2)</w:t>
       </w:r>
       <w:r>
         <w:rPr>
@@ -931,7 +949,7 @@
           <w:color w:val="4A4A49"/>
           <w:sz w:val="22"/>
         </w:rPr>
-        <w:t>[Slide 23] Preguntas frecuentes y cierre conceptual () (1/4)</w:t>
+        <w:t>[Slide 24] Preguntas frecuentes y cierre conceptual () (1/4)</w:t>
       </w:r>
       <w:r>
         <w:rPr>
@@ -988,7 +1006,7 @@
           <w:color w:val="4A4A49"/>
           <w:sz w:val="22"/>
         </w:rPr>
-        <w:t>[Slide 24] Preguntas frecuentes y cierre conceptual () (2/4)</w:t>
+        <w:t>[Slide 25] Preguntas frecuentes y cierre conceptual () (2/4)</w:t>
       </w:r>
       <w:r>
         <w:rPr>
@@ -1006,7 +1024,7 @@
           <w:color w:val="4A4A49"/>
           <w:sz w:val="22"/>
         </w:rPr>
-        <w:t>[Slide 25] Preguntas frecuentes y cierre conceptual () (3/4)</w:t>
+        <w:t>[Slide 26] Preguntas frecuentes y cierre conceptual () (3/4)</w:t>
       </w:r>
       <w:r>
         <w:rPr>
@@ -1024,7 +1042,7 @@
           <w:color w:val="4A4A49"/>
           <w:sz w:val="22"/>
         </w:rPr>
-        <w:t>[Slide 26] Preguntas frecuentes y cierre conceptual () (4/4)</w:t>
+        <w:t>[Slide 27] Preguntas frecuentes y cierre conceptual () (4/4)</w:t>
       </w:r>
       <w:r>
         <w:rPr>
@@ -1042,7 +1060,7 @@
           <w:color w:val="4A4A49"/>
           <w:sz w:val="22"/>
         </w:rPr>
-        <w:t>[Slide 27] El Dockerfile minimo, capa por capa</w:t>
+        <w:t>[Slide 28] El Dockerfile minimo, capa por capa</w:t>
       </w:r>
       <w:r>
         <w:rPr>
@@ -1060,7 +1078,7 @@
           <w:color w:val="4A4A49"/>
           <w:sz w:val="22"/>
         </w:rPr>
-        <w:t>[Slide 28] El ciclo completo: construir, ejecutar, verificar</w:t>
+        <w:t>[Slide 29] El ciclo completo: construir, ejecutar, verificar</w:t>
       </w:r>
       <w:r>
         <w:rPr>
@@ -1078,7 +1096,7 @@
           <w:color w:val="4A4A49"/>
           <w:sz w:val="22"/>
         </w:rPr>
-        <w:t>[Slide 29] Imagen, contenedor y capas: los comandos que lo demuestran</w:t>
+        <w:t>[Slide 30] Imagen, contenedor y capas: los comandos que lo demuestran</w:t>
       </w:r>
       <w:r>
         <w:rPr>
@@ -1096,7 +1114,7 @@
           <w:color w:val="4A4A49"/>
           <w:sz w:val="22"/>
         </w:rPr>
-        <w:t>[Slide 30] Limpiar, y la prueba de que el contenedor no guarda estado</w:t>
+        <w:t>[Slide 31] Limpiar, y la prueba de que el contenedor no guarda estado</w:t>
       </w:r>
       <w:r>
         <w:rPr>
@@ -1258,7 +1276,7 @@
           <w:color w:val="4A4A49"/>
           <w:sz w:val="22"/>
         </w:rPr>
-        <w:t>De donde viene la clase y que se entrega hoy</w:t>
+        <w:t>De donde viene la clase: virtualizacion y contenedores (1/2)</w:t>
       </w:r>
     </w:p>
     <w:p>
@@ -1271,7 +1289,7 @@
           <w:color w:val="4A4A49"/>
           <w:sz w:val="22"/>
         </w:rPr>
-        <w:t>Antes de la virtualizacion: un servidor por aplicacion</w:t>
+        <w:t>De donde viene la clase: virtualizacion y contenedores (2/2)</w:t>
       </w:r>
     </w:p>
     <w:p>
@@ -1284,7 +1302,7 @@
           <w:color w:val="4A4A49"/>
           <w:sz w:val="22"/>
         </w:rPr>
-        <w:t>Recorrer el diagrama de las dos pilas, de abajo hacia arriba (1/2)</w:t>
+        <w:t>Antes de la virtualizacion: un servidor por aplicacion</w:t>
       </w:r>
     </w:p>
     <w:p>
@@ -1297,7 +1315,7 @@
           <w:color w:val="4A4A49"/>
           <w:sz w:val="22"/>
         </w:rPr>
-        <w:t>Recorrer el diagrama de las dos pilas, de abajo hacia arriba (2/2)</w:t>
+        <w:t>Recorrer el diagrama de las dos pilas, de abajo hacia arriba (1/2)</w:t>
       </w:r>
     </w:p>
     <w:p>
@@ -1310,7 +1328,7 @@
           <w:color w:val="4A4A49"/>
           <w:sz w:val="22"/>
         </w:rPr>
-        <w:t>El contenedor: aislamiento sin otro sistema operativo (1/2)</w:t>
+        <w:t>Recorrer el diagrama de las dos pilas, de abajo hacia arriba (2/2)</w:t>
       </w:r>
     </w:p>
     <w:p>
@@ -1323,7 +1341,7 @@
           <w:color w:val="4A4A49"/>
           <w:sz w:val="22"/>
         </w:rPr>
-        <w:t>El contenedor: aislamiento sin otro sistema operativo (2/2)</w:t>
+        <w:t>El contenedor: aislamiento sin otro sistema operativo (1/2)</w:t>
       </w:r>
     </w:p>
     <w:p>
@@ -1336,7 +1354,7 @@
           <w:color w:val="4A4A49"/>
           <w:sz w:val="22"/>
         </w:rPr>
-        <w:t>Dockerfile, imagen, contenedor y registro: los cuatro terminos (1/2)</w:t>
+        <w:t>El contenedor: aislamiento sin otro sistema operativo (2/2)</w:t>
       </w:r>
     </w:p>
     <w:p>
@@ -1349,7 +1367,7 @@
           <w:color w:val="4A4A49"/>
           <w:sz w:val="22"/>
         </w:rPr>
-        <w:t>Dockerfile, imagen, contenedor y registro: los cuatro terminos (2/2)</w:t>
+        <w:t>Dockerfile, imagen, contenedor y registro: los cuatro terminos (1/2)</w:t>
       </w:r>
     </w:p>
     <w:p>
@@ -1362,7 +1380,7 @@
           <w:color w:val="4A4A49"/>
           <w:sz w:val="22"/>
         </w:rPr>
-        <w:t>Primer ejemplo: el stub de la API de CloudLite (1/2)</w:t>
+        <w:t>Dockerfile, imagen, contenedor y registro: los cuatro terminos (2/2)</w:t>
       </w:r>
     </w:p>
     <w:p>
@@ -1375,7 +1393,7 @@
           <w:color w:val="4A4A49"/>
           <w:sz w:val="22"/>
         </w:rPr>
-        <w:t>Primer ejemplo: el stub de la API de CloudLite (2/2)</w:t>
+        <w:t>Primer ejemplo: el stub de la API de CloudLite (1/2)</w:t>
       </w:r>
     </w:p>
     <w:p>
@@ -1388,7 +1406,7 @@
           <w:color w:val="4A4A49"/>
           <w:sz w:val="22"/>
         </w:rPr>
-        <w:t>Construir, correr y verificar: los tres comandos y el contrato de salud (1/3)</w:t>
+        <w:t>Primer ejemplo: el stub de la API de CloudLite (2/2)</w:t>
       </w:r>
     </w:p>
     <w:p>
@@ -1401,7 +1419,7 @@
           <w:color w:val="4A4A49"/>
           <w:sz w:val="22"/>
         </w:rPr>
-        <w:t>Construir, correr y verificar: los tres comandos y el contrato de salud (2/3)</w:t>
+        <w:t>Construir, correr y verificar: los tres comandos y el contrato de salud (1/3)</w:t>
       </w:r>
     </w:p>
     <w:p>
@@ -1414,7 +1432,7 @@
           <w:color w:val="4A4A49"/>
           <w:sz w:val="22"/>
         </w:rPr>
-        <w:t>Construir, correr y verificar: los tres comandos y el contrato de salud (3/3)</w:t>
+        <w:t>Construir, correr y verificar: los tres comandos y el contrato de salud (2/3)</w:t>
       </w:r>
     </w:p>
     <w:p>
@@ -1427,7 +1445,7 @@
           <w:color w:val="4A4A49"/>
           <w:sz w:val="22"/>
         </w:rPr>
-        <w:t>Segundo ejemplo: leer las siete columnas de docker ps (1/2)</w:t>
+        <w:t>Construir, correr y verificar: los tres comandos y el contrato de salud (3/3)</w:t>
       </w:r>
     </w:p>
     <w:p>
@@ -1440,7 +1458,7 @@
           <w:color w:val="4A4A49"/>
           <w:sz w:val="22"/>
         </w:rPr>
-        <w:t>Segundo ejemplo: leer las siete columnas de docker ps (2/2)</w:t>
+        <w:t>Segundo ejemplo: leer las siete columnas de docker ps (1/2)</w:t>
       </w:r>
     </w:p>
     <w:p>
@@ -1453,7 +1471,7 @@
           <w:color w:val="4A4A49"/>
           <w:sz w:val="22"/>
         </w:rPr>
-        <w:t>Preguntas frecuentes y cierre conceptual () (1/4)</w:t>
+        <w:t>Segundo ejemplo: leer las siete columnas de docker ps (2/2)</w:t>
       </w:r>
     </w:p>
     <w:p>
@@ -1466,7 +1484,7 @@
           <w:color w:val="4A4A49"/>
           <w:sz w:val="22"/>
         </w:rPr>
-        <w:t>Preguntas frecuentes y cierre conceptual () (2/4)</w:t>
+        <w:t>Preguntas frecuentes y cierre conceptual () (1/4)</w:t>
       </w:r>
     </w:p>
     <w:p>
@@ -1479,7 +1497,7 @@
           <w:color w:val="4A4A49"/>
           <w:sz w:val="22"/>
         </w:rPr>
-        <w:t>Preguntas frecuentes y cierre conceptual () (3/4)</w:t>
+        <w:t>Preguntas frecuentes y cierre conceptual () (2/4)</w:t>
       </w:r>
     </w:p>
     <w:p>
@@ -1492,7 +1510,7 @@
           <w:color w:val="4A4A49"/>
           <w:sz w:val="22"/>
         </w:rPr>
-        <w:t>Preguntas frecuentes y cierre conceptual () (4/4)</w:t>
+        <w:t>Preguntas frecuentes y cierre conceptual () (3/4)</w:t>
       </w:r>
     </w:p>
     <w:p>
@@ -1505,7 +1523,7 @@
           <w:color w:val="4A4A49"/>
           <w:sz w:val="22"/>
         </w:rPr>
-        <w:t>El Dockerfile minimo, capa por capa</w:t>
+        <w:t>Preguntas frecuentes y cierre conceptual () (4/4)</w:t>
       </w:r>
     </w:p>
     <w:p>
@@ -1518,7 +1536,7 @@
           <w:color w:val="4A4A49"/>
           <w:sz w:val="22"/>
         </w:rPr>
-        <w:t>El ciclo completo: construir, ejecutar, verificar</w:t>
+        <w:t>El Dockerfile minimo, capa por capa</w:t>
       </w:r>
     </w:p>
     <w:p>
@@ -1531,7 +1549,7 @@
           <w:color w:val="4A4A49"/>
           <w:sz w:val="22"/>
         </w:rPr>
-        <w:t>Imagen, contenedor y capas: los comandos que lo demuestran</w:t>
+        <w:t>El ciclo completo: construir, ejecutar, verificar</w:t>
       </w:r>
     </w:p>
     <w:p>
@@ -1544,7 +1562,7 @@
           <w:color w:val="4A4A49"/>
           <w:sz w:val="22"/>
         </w:rPr>
-        <w:t>Limpiar, y la prueba de que el contenedor no guarda estado</w:t>
+        <w:t>Imagen, contenedor y capas: los comandos que lo demuestran</w:t>
       </w:r>
     </w:p>
     <w:p>
@@ -1557,7 +1575,7 @@
           <w:color w:val="4A4A49"/>
           <w:sz w:val="22"/>
         </w:rPr>
-        <w:t>Máquinas virtuales vs. contenedores</w:t>
+        <w:t>Limpiar, y la prueba de que el contenedor no guarda estado</w:t>
       </w:r>
     </w:p>
     <w:p>
@@ -1570,7 +1588,7 @@
           <w:color w:val="4A4A49"/>
           <w:sz w:val="22"/>
         </w:rPr>
-        <w:t>Maquina virtual vs contenedor — que cambia de verdad</w:t>
+        <w:t>Máquinas virtuales vs. contenedores</w:t>
       </w:r>
     </w:p>
     <w:p>
@@ -1583,7 +1601,7 @@
           <w:color w:val="4A4A49"/>
           <w:sz w:val="22"/>
         </w:rPr>
-        <w:t>Dockerfile minimo del stub CloudLite</w:t>
+        <w:t>Maquina virtual vs contenedor — que cambia de verdad</w:t>
       </w:r>
     </w:p>
     <w:p>
@@ -1596,6 +1614,19 @@
           <w:color w:val="4A4A49"/>
           <w:sz w:val="22"/>
         </w:rPr>
+        <w:t>Dockerfile minimo del stub CloudLite</w:t>
+      </w:r>
+    </w:p>
+    <w:p>
+      <w:pPr>
+        <w:pStyle w:val="ListNumber"/>
+      </w:pPr>
+      <w:r>
+        <w:rPr>
+          <w:b w:val="0"/>
+          <w:color w:val="4A4A49"/>
+          <w:sz w:val="22"/>
+        </w:rPr>
         <w:t>Clase 3 · cierre conceptual</w:t>
       </w:r>
     </w:p>
@@ -1876,7 +1907,7 @@
           <w:color w:val="1A1C1D"/>
           <w:sz w:val="32"/>
         </w:rPr>
-        <w:t>40–55 · Demo en vivo · [Slide 33]</w:t>
+        <w:t>40–55 · Demo en vivo · [Slide 34]</w:t>
       </w:r>
     </w:p>
     <w:p>
@@ -2692,7 +2723,7 @@
           <w:color w:val="1A1C1D"/>
           <w:sz w:val="32"/>
         </w:rPr>
-        <w:t>115–120 · Cierre · [Slide 34]</w:t>
+        <w:t>115–120 · Cierre · [Slide 35]</w:t>
       </w:r>
     </w:p>
     <w:p>

--- a/Arquitectura de Sistemas Computacionales/Kit docente/Clase 3/Guion Docente Clase 3 - Virtualizacion y contenedores.docx
+++ b/Arquitectura de Sistemas Computacionales/Kit docente/Clase 3/Guion Docente Clase 3 - Virtualizacion y contenedores.docx
@@ -331,7 +331,7 @@
           <w:color w:val="4A4A49"/>
           <w:sz w:val="22"/>
         </w:rPr>
-        <w:t>Conviene decir desde el minuto uno por que esto importa para la arquitectura y no solo para la operacion: el contenedor es la unidad de despliegue con la que se razona en todos los diagramas siguientes, y sin entender que es exactamente, el nivel de contenedores del modelo C4 que se dibuja en la Clase 4 queda en pura metafora.</w:t>
+        <w:t>(No se proyecta) Es la primera clase francamente tecnica del curso y la primera en la que el estudiante escribe algo que una maquina ejecuta.</w:t>
       </w:r>
     </w:p>
     <w:p>
@@ -344,7 +344,20 @@
           <w:color w:val="4A4A49"/>
           <w:sz w:val="22"/>
         </w:rPr>
-        <w:t>(Sobre la actividad, no se proyecta) El entregable es un Dockerfile con su ciclo de construccion razonado: se escribe y se justifica, sin depender de ejecutarlo en ningun laboratorio externo para poder entregar.</w:t>
+        <w:t>(No se proyecta) El entregable es un Dockerfile con su ciclo de construccion razonado: se escribe y se justifica, sin depender de ejecutarlo en ningun laboratorio externo para poder entregar.</w:t>
+      </w:r>
+    </w:p>
+    <w:p>
+      <w:pPr>
+        <w:pStyle w:val="ListBullet2"/>
+      </w:pPr>
+      <w:r>
+        <w:rPr>
+          <w:b w:val="0"/>
+          <w:color w:val="4A4A49"/>
+          <w:sz w:val="22"/>
+        </w:rPr>
+        <w:t>(No se proyecta) Conviene decir desde el minuto uno por que esto importa para la arquitectura y no solo para la operacion: el contenedor es la unidad de despliegue con la que se razona en todos los diagramas siguientes, y sin entender que es exactamente, el nivel de contenedores del modelo C4 que se dibuja en la Clase 4 queda en pura metafora.</w:t>
       </w:r>
     </w:p>
     <w:p>
@@ -406,7 +419,7 @@
           <w:color w:val="4A4A49"/>
           <w:sz w:val="22"/>
         </w:rPr>
-        <w:t>Los ordenes de magnitud que el docente debe poder citar: una maquina virtual ocupa varios gigabytes en disco y tarda entre 30 segundos y unos minutos en arrancar, porque debe iniciar un sistema operativo completo.</w:t>
+        <w:t>(No se proyecta) Los ordenes de magnitud que el docente debe poder citar: una maquina virtual ocupa varios gigabytes en disco y tarda entre 30 segundos y unos minutos en arrancar, porque debe iniciar un sistema operativo completo.</w:t>
       </w:r>
     </w:p>
     <w:p>
@@ -437,7 +450,20 @@
           <w:color w:val="4A4A49"/>
           <w:sz w:val="22"/>
         </w:rPr>
-        <w:t>Conviene cerrar con lo que el dibujo NO muestra y la seccion anterior si dijo: en la nube las dos pilas se apilan, con los contenedores corriendo DENTRO de maquinas virtuales.</w:t>
+        <w:t>(No se proyecta) Esta diapositiva es la misma comparacion de la seccion anterior, ya dibujada, y conviene recorrerla con el puntero en vez de leerla.</w:t>
+      </w:r>
+    </w:p>
+    <w:p>
+      <w:pPr>
+        <w:pStyle w:val="ListBullet2"/>
+      </w:pPr>
+      <w:r>
+        <w:rPr>
+          <w:b w:val="0"/>
+          <w:color w:val="4A4A49"/>
+          <w:sz w:val="22"/>
+        </w:rPr>
+        <w:t>(No se proyecta) Conviene cerrar con lo que el dibujo NO muestra y la seccion anterior si dijo: en la nube las dos pilas se apilan, con los contenedores corriendo DENTRO de maquinas virtuales.</w:t>
       </w:r>
     </w:p>
     <w:p>
@@ -455,7 +481,7 @@
           <w:color w:val="4A4A49"/>
           <w:sz w:val="22"/>
         </w:rPr>
-        <w:t xml:space="preserve"> — 4 vinetas.</w:t>
+        <w:t xml:space="preserve"> — 3 vinetas.</w:t>
       </w:r>
     </w:p>
     <w:p>
@@ -548,7 +574,7 @@
           <w:color w:val="4A4A49"/>
           <w:sz w:val="22"/>
         </w:rPr>
-        <w:t>Cuatro terminos se confunden de forma sistematica y conviene fijarlos con una sola analogia.</w:t>
+        <w:t>De ahi la unica optimizacion que hay que ensenar hoy: copiar primero el archivo de dependencias e instalarlas, y solo despues copiar el codigo fuente, porque el codigo cambia en cada commit y las dependencias casi nunca.</w:t>
       </w:r>
     </w:p>
     <w:p>
@@ -561,7 +587,7 @@
           <w:color w:val="4A4A49"/>
           <w:sz w:val="22"/>
         </w:rPr>
-        <w:t>De ahi la unica optimizacion que hay que ensenar hoy: copiar primero el archivo de dependencias e instalarlas, y solo despues copiar el codigo fuente, porque el codigo cambia en cada commit y las dependencias casi nunca.</w:t>
+        <w:t>(No se proyecta) Cuatro terminos se confunden de forma sistematica y conviene fijarlos con una sola analogia.</w:t>
       </w:r>
     </w:p>
     <w:p>
@@ -597,7 +623,7 @@
           <w:color w:val="4A4A49"/>
           <w:sz w:val="22"/>
         </w:rPr>
-        <w:t xml:space="preserve"> — 5 vinetas.</w:t>
+        <w:t xml:space="preserve"> — 4 vinetas.</w:t>
       </w:r>
     </w:p>
     <w:p>
@@ -623,7 +649,7 @@
           <w:color w:val="4A4A49"/>
           <w:sz w:val="22"/>
         </w:rPr>
-        <w:t>Su Dockerfile tiene siete instrucciones, y el docente debe poder explicar cada una.</w:t>
+        <w:t>WORKDIR /app fija el directorio dentro del contenedor donde ocurrira todo lo demas.</w:t>
       </w:r>
     </w:p>
     <w:p>
@@ -636,7 +662,7 @@
           <w:color w:val="4A4A49"/>
           <w:sz w:val="22"/>
         </w:rPr>
-        <w:t>WORKDIR /app fija el directorio dentro del contenedor donde ocurrira todo lo demas.</w:t>
+        <w:t>COPY package*.json./ trae solo la lista de dependencias.</w:t>
       </w:r>
     </w:p>
     <w:p>
@@ -649,7 +675,7 @@
           <w:color w:val="4A4A49"/>
           <w:sz w:val="22"/>
         </w:rPr>
-        <w:t>COPY package*.json./ trae solo la lista de dependencias.</w:t>
+        <w:t>COPY.. trae el resto del codigo, y va DESPUES por la razon de cache de la seccion anterior.</w:t>
       </w:r>
     </w:p>
     <w:p>
@@ -662,7 +688,7 @@
           <w:color w:val="4A4A49"/>
           <w:sz w:val="22"/>
         </w:rPr>
-        <w:t>COPY.. trae el resto del codigo, y va DESPUES por la razon de cache de la seccion anterior.</w:t>
+        <w:t>Y CMD indica que comando ejecutar cuando el contenedor arranque, uno solo y en primer plano.</w:t>
       </w:r>
     </w:p>
     <w:p>
@@ -675,7 +701,7 @@
           <w:color w:val="4A4A49"/>
           <w:sz w:val="22"/>
         </w:rPr>
-        <w:t>Y CMD indica que comando ejecutar cuando el contenedor arranque, uno solo y en primer plano.</w:t>
+        <w:t>Por eso al lado del Dockerfile va un segundo archivo, el.dockerignore, con al menos.env, node_modules y.git.</w:t>
       </w:r>
     </w:p>
     <w:p>
@@ -688,7 +714,7 @@
           <w:color w:val="4A4A49"/>
           <w:sz w:val="22"/>
         </w:rPr>
-        <w:t>Por eso al lado del Dockerfile va un segundo archivo, el.dockerignore, con al menos.env, node_modules y.git.</w:t>
+        <w:t>Lo que realmente publica el puerto es la opcion -p al ejecutar, y ese es el tema de la diapositiva siguiente.</w:t>
       </w:r>
     </w:p>
     <w:p>
@@ -701,7 +727,33 @@
           <w:color w:val="4A4A49"/>
           <w:sz w:val="22"/>
         </w:rPr>
-        <w:t>Lo que realmente publica el puerto es la opcion -p al ejecutar, y ese es el tema de la diapositiva siguiente.</w:t>
+        <w:t>(No se proyecta) En CloudLite Turnos el estudiante contenerizara un stub de su API, es decir una version minima que responde algo verificable: el endpoint GET /health, que devuelve un cuerpo en formato JSON con al menos un campo que se pueda comprobar.</w:t>
+      </w:r>
+    </w:p>
+    <w:p>
+      <w:pPr>
+        <w:pStyle w:val="ListBullet2"/>
+      </w:pPr>
+      <w:r>
+        <w:rPr>
+          <w:b w:val="0"/>
+          <w:color w:val="4A4A49"/>
+          <w:sz w:val="22"/>
+        </w:rPr>
+        <w:t>(No se proyecta) Su Dockerfile tiene siete instrucciones, y el docente debe poder explicar cada una.</w:t>
+      </w:r>
+    </w:p>
+    <w:p>
+      <w:pPr>
+        <w:pStyle w:val="ListBullet2"/>
+      </w:pPr>
+      <w:r>
+        <w:rPr>
+          <w:b w:val="0"/>
+          <w:color w:val="4A4A49"/>
+          <w:sz w:val="22"/>
+        </w:rPr>
+        <w:t>(No se proyecta) La diapositiva lo proyecta junto al Dockerfile y no como nota al pie a proposito: son dos archivos hermanos en la misma carpeta, y el estudiante que entrega el primero sin el segundo entrega un artefacto que filtra secretos.</w:t>
       </w:r>
     </w:p>
     <w:p>
@@ -719,7 +771,7 @@
           <w:color w:val="4A4A49"/>
           <w:sz w:val="22"/>
         </w:rPr>
-        <w:t xml:space="preserve"> — 5 vinetas.</w:t>
+        <w:t xml:space="preserve"> — 4 vinetas.</w:t>
       </w:r>
     </w:p>
     <w:p>
@@ -729,7 +781,7 @@
           <w:color w:val="4A4A49"/>
           <w:sz w:val="22"/>
         </w:rPr>
-        <w:t>[Slide 19] Construir, correr y verificar: los tres comandos y el contrato de salud (1/3)</w:t>
+        <w:t>[Slide 19] Construir, correr y verificar: los tres comandos y el contrato de salud (1/2)</w:t>
       </w:r>
       <w:r>
         <w:rPr>
@@ -776,7 +828,7 @@
           <w:color w:val="4A4A49"/>
           <w:sz w:val="22"/>
         </w:rPr>
-        <w:t>Y hay que anunciar el sintoma de invertirlos, que es lo que hace perder la tarde: docker ps sigue reportando el contenedor como Up y la peticion simplemente no obtiene respuesta o muere con una conexion reiniciada.</w:t>
+        <w:t>Por eso el cuerpo lleva al menos un campo verificable, por ejemplo un estado y el nombre del servicio en JSON.</w:t>
       </w:r>
     </w:p>
     <w:p>
@@ -789,7 +841,7 @@
           <w:color w:val="4A4A49"/>
           <w:sz w:val="22"/>
         </w:rPr>
-        <w:t>El sintoma no senala la causa, y el estudiante busca el error en el codigo cuando esta en una linea del comando.</w:t>
+        <w:t>(No se proyecta) Un build sin etiqueta funciona y por eso el estudiante no nota el problema: Docker le pone latest en silencio, y a partir de ahi nadie puede decir que version esta corriendo.</w:t>
       </w:r>
     </w:p>
     <w:p>
@@ -802,7 +854,59 @@
           <w:color w:val="4A4A49"/>
           <w:sz w:val="22"/>
         </w:rPr>
-        <w:t>Por eso el cuerpo lleva al menos un campo verificable, por ejemplo un estado y el nombre del servicio en JSON.</w:t>
+        <w:t>(No se proyecta) El corazon de la instruccion es el -p, y conviene escribirlo en el tablero con las dos etiquetas encima: el numero de la IZQUIERDA es el del anfitrion, la maquina desde la que uno abre el navegador, y el de la DERECHA es el del contenedor, el mismo del EXPOSE.</w:t>
+      </w:r>
+    </w:p>
+    <w:p>
+      <w:pPr>
+        <w:pStyle w:val="ListBullet2"/>
+      </w:pPr>
+      <w:r>
+        <w:rPr>
+          <w:b w:val="0"/>
+          <w:color w:val="4A4A49"/>
+          <w:sz w:val="22"/>
+        </w:rPr>
+        <w:t>(No se proyecta) En el ejemplo estan a proposito DISTINTOS, porque cuando se escribe -p 8080:8080 los dos lados se confunden y el estudiante no puede decir cual es cual; en la actividad se le pide justamente explicar la diferencia.</w:t>
+      </w:r>
+    </w:p>
+    <w:p>
+      <w:pPr>
+        <w:pStyle w:val="ListBullet2"/>
+      </w:pPr>
+      <w:r>
+        <w:rPr>
+          <w:b w:val="0"/>
+          <w:color w:val="4A4A49"/>
+          <w:sz w:val="22"/>
+        </w:rPr>
+        <w:t>(No se proyecta) Y hay que anunciar el sintoma de invertirlos, que es lo que hace perder la tarde: docker ps sigue reportando el contenedor como Up y la peticion simplemente no obtiene respuesta o muere con una conexion reiniciada.</w:t>
+      </w:r>
+    </w:p>
+    <w:p>
+      <w:pPr>
+        <w:pStyle w:val="ListBullet2"/>
+      </w:pPr>
+      <w:r>
+        <w:rPr>
+          <w:b w:val="0"/>
+          <w:color w:val="4A4A49"/>
+          <w:sz w:val="22"/>
+        </w:rPr>
+        <w:t>(No se proyecta) El sintoma no senala la causa, y el estudiante busca el error en el codigo cuando esta en una linea del comando.</w:t>
+      </w:r>
+    </w:p>
+    <w:p>
+      <w:pPr>
+        <w:pStyle w:val="ListBullet2"/>
+      </w:pPr>
+      <w:r>
+        <w:rPr>
+          <w:b w:val="0"/>
+          <w:color w:val="4A4A49"/>
+          <w:sz w:val="22"/>
+        </w:rPr>
+        <w:t>(No se proyecta) Este mismo endpoint reaparece en la Clase 7, donde el balanceador lo consulta para decidir si sigue enviandole trafico a una instancia, y en la Clase 8, donde el pipeline lo usa como prueba de humo despues de construir la imagen.</w:t>
       </w:r>
     </w:p>
     <w:p>
@@ -812,7 +916,7 @@
           <w:color w:val="4A4A49"/>
           <w:sz w:val="22"/>
         </w:rPr>
-        <w:t>[Slide 20] Construir, correr y verificar: los tres comandos y el contrato de salud (2/3)</w:t>
+        <w:t>[Slide 20] Construir, correr y verificar: los tres comandos y el contrato de salud (2/2)</w:t>
       </w:r>
       <w:r>
         <w:rPr>
@@ -820,7 +924,7 @@
           <w:color w:val="4A4A49"/>
           <w:sz w:val="22"/>
         </w:rPr>
-        <w:t xml:space="preserve"> — 5 vinetas.</w:t>
+        <w:t xml:space="preserve"> — 4 vinetas.</w:t>
       </w:r>
     </w:p>
     <w:p>
@@ -830,7 +934,7 @@
           <w:color w:val="4A4A49"/>
           <w:sz w:val="22"/>
         </w:rPr>
-        <w:t>[Slide 21] Construir, correr y verificar: los tres comandos y el contrato de salud (3/3)</w:t>
+        <w:t>[Slide 21] Segundo ejemplo: leer las siete columnas de docker ps</w:t>
       </w:r>
       <w:r>
         <w:rPr>
@@ -838,7 +942,98 @@
           <w:color w:val="4A4A49"/>
           <w:sz w:val="22"/>
         </w:rPr>
-        <w:t xml:space="preserve"> — 3 vinetas.</w:t>
+        <w:t xml:space="preserve"> — 5 vinetas.</w:t>
+      </w:r>
+    </w:p>
+    <w:p>
+      <w:pPr>
+        <w:pStyle w:val="ListBullet2"/>
+      </w:pPr>
+      <w:r>
+        <w:rPr>
+          <w:b w:val="0"/>
+          <w:color w:val="4A4A49"/>
+          <w:sz w:val="22"/>
+        </w:rPr>
+        <w:t>Segundo ejemplo concreto.</w:t>
+      </w:r>
+    </w:p>
+    <w:p>
+      <w:pPr>
+        <w:pStyle w:val="ListBullet2"/>
+      </w:pPr>
+      <w:r>
+        <w:rPr>
+          <w:b w:val="0"/>
+          <w:color w:val="4A4A49"/>
+          <w:sz w:val="22"/>
+        </w:rPr>
+        <w:t>La columna de estado es la que hay que mirar: si dice Up seguido de un tiempo, el contenedor vive; si dice Exited con un codigo entre parentesis, murio, y ese codigo es la primera pista del problema.</w:t>
+      </w:r>
+    </w:p>
+    <w:p>
+      <w:pPr>
+        <w:pStyle w:val="ListBullet2"/>
+      </w:pPr>
+      <w:r>
+        <w:rPr>
+          <w:b w:val="0"/>
+          <w:color w:val="4A4A49"/>
+          <w:sz w:val="22"/>
+        </w:rPr>
+        <w:t>Por eso la alterna es alterna y no la primera opcion.</w:t>
+      </w:r>
+    </w:p>
+    <w:p>
+      <w:pPr>
+        <w:pStyle w:val="ListBullet2"/>
+      </w:pPr>
+      <w:r>
+        <w:rPr>
+          <w:b w:val="0"/>
+          <w:color w:val="4A4A49"/>
+          <w:sz w:val="22"/>
+        </w:rPr>
+        <w:t>(No se proyecta) Un estudiante mas adelantado puede levantar dos contenedores, la API y un stub de notificaciones, y comprobar algo que sera central en la Clase 4: desde el contenedor de la API, la direccion localhost NO es la maquina anfitriona ni el otro contenedor, es el propio contenedor, y para que dos contenedores se hablen hay que ponerlos en una misma red y llamarse por nombre.</w:t>
+      </w:r>
+    </w:p>
+    <w:p>
+      <w:pPr>
+        <w:pStyle w:val="ListBullet2"/>
+      </w:pPr>
+      <w:r>
+        <w:rPr>
+          <w:b w:val="0"/>
+          <w:color w:val="4A4A49"/>
+          <w:sz w:val="22"/>
+        </w:rPr>
+        <w:t>(No se proyecta) Hay dos limites que conviene anunciar ANTES de empezar y no despues, porque cambian como se planifica la hora de taller.</w:t>
+      </w:r>
+    </w:p>
+    <w:p>
+      <w:pPr>
+        <w:pStyle w:val="ListBullet2"/>
+      </w:pPr>
+      <w:r>
+        <w:rPr>
+          <w:b w:val="0"/>
+          <w:color w:val="4A4A49"/>
+          <w:sz w:val="22"/>
+        </w:rPr>
+        <w:t>(No se proyecta) De ahi sale la regla operativa del dia, y hay que decirla como consecuencia del limite y no como consejo suelto: el Dockerfile se escribe en la carpeta del proyecto y se PEGA en el laboratorio, nunca al contrario, y las capturas se guardan antes de cerrar.</w:t>
+      </w:r>
+    </w:p>
+    <w:p>
+      <w:pPr>
+        <w:pStyle w:val="ListBullet2"/>
+      </w:pPr>
+      <w:r>
+        <w:rPr>
+          <w:b w:val="0"/>
+          <w:color w:val="4A4A49"/>
+          <w:sz w:val="22"/>
+        </w:rPr>
+        <w:t>(No se proyecta) La alterna, si Killercoda no carga, es LabEx Docker Playground, que cumple la misma funcion tambien gratis y en el navegador, pero con una restriccion mas dura que conviene mencionar: su plan gratuito da solo tres sesiones al dia, de modo que quien la use para depurar puede quedarse sin intentos justo el dia de la entrega.</w:t>
       </w:r>
     </w:p>
     <w:p>
@@ -848,7 +1043,7 @@
           <w:color w:val="4A4A49"/>
           <w:sz w:val="22"/>
         </w:rPr>
-        <w:t>[Slide 22] Segundo ejemplo: leer las siete columnas de docker ps (1/2)</w:t>
+        <w:t>[Slide 22] Preguntas frecuentes y cierre conceptual (1/2)</w:t>
       </w:r>
       <w:r>
         <w:rPr>
@@ -856,7 +1051,7 @@
           <w:color w:val="4A4A49"/>
           <w:sz w:val="22"/>
         </w:rPr>
-        <w:t xml:space="preserve"> — 5 vinetas.</w:t>
+        <w:t xml:space="preserve"> — 4 vinetas.</w:t>
       </w:r>
     </w:p>
     <w:p>
@@ -869,59 +1064,79 @@
           <w:color w:val="4A4A49"/>
           <w:sz w:val="22"/>
         </w:rPr>
-        <w:t>Segundo ejemplo concreto.</w:t>
+        <w:t>La respuesta, dicha desde ya, es no.</w:t>
       </w:r>
     </w:p>
     <w:p>
-      <w:pPr>
-        <w:pStyle w:val="ListBullet2"/>
-      </w:pPr>
+      <w:r>
+        <w:rPr>
+          <w:b/>
+          <w:color w:val="4A4A49"/>
+          <w:sz w:val="22"/>
+        </w:rPr>
+        <w:t>[Slide 23] Preguntas frecuentes y cierre conceptual (2/2)</w:t>
+      </w:r>
       <w:r>
         <w:rPr>
           <w:b w:val="0"/>
           <w:color w:val="4A4A49"/>
           <w:sz w:val="22"/>
         </w:rPr>
-        <w:t>La columna de estado es la que hay que mirar: si dice Up seguido de un tiempo, el contenedor vive; si dice Exited con un codigo entre parentesis, murio, y ese codigo es la primera pista del problema.</w:t>
+        <w:t xml:space="preserve"> — 3 vinetas.</w:t>
       </w:r>
     </w:p>
     <w:p>
-      <w:pPr>
-        <w:pStyle w:val="ListBullet2"/>
-      </w:pPr>
+      <w:r>
+        <w:rPr>
+          <w:b/>
+          <w:color w:val="4A4A49"/>
+          <w:sz w:val="22"/>
+        </w:rPr>
+        <w:t>[Slide 24] El Dockerfile minimo, capa por capa</w:t>
+      </w:r>
       <w:r>
         <w:rPr>
           <w:b w:val="0"/>
           <w:color w:val="4A4A49"/>
           <w:sz w:val="22"/>
         </w:rPr>
-        <w:t>De ahi sale la regla operativa del dia, y hay que decirla como consecuencia del limite y no como consejo suelto: el Dockerfile se escribe en la carpeta del proyecto y se PEGA en el laboratorio, nunca al contrario, y las capturas se guardan antes de cerrar.</w:t>
+        <w:t xml:space="preserve"> — 15 vinetas.</w:t>
       </w:r>
     </w:p>
     <w:p>
-      <w:pPr>
-        <w:pStyle w:val="ListBullet2"/>
-      </w:pPr>
+      <w:r>
+        <w:rPr>
+          <w:b/>
+          <w:color w:val="4A4A49"/>
+          <w:sz w:val="22"/>
+        </w:rPr>
+        <w:t>[Slide 25] El ciclo completo: construir, ejecutar, verificar</w:t>
+      </w:r>
       <w:r>
         <w:rPr>
           <w:b w:val="0"/>
           <w:color w:val="4A4A49"/>
           <w:sz w:val="22"/>
         </w:rPr>
-        <w:t>Por eso la alterna es alterna y no la primera opcion.</w:t>
+        <w:t xml:space="preserve"> — 12 vinetas.</w:t>
       </w:r>
     </w:p>
     <w:p>
-      <w:pPr>
-        <w:pStyle w:val="ListBullet2"/>
-      </w:pPr>
+      <w:r>
+        <w:rPr>
+          <w:b/>
+          <w:color w:val="4A4A49"/>
+          <w:sz w:val="22"/>
+        </w:rPr>
+        <w:t>[Slide 26] Imagen, contenedor y capas: los comandos que lo demuestran</w:t>
+      </w:r>
       <w:r>
         <w:rPr>
           <w:b w:val="0"/>
           <w:color w:val="4A4A49"/>
           <w:sz w:val="22"/>
         </w:rPr>
-        <w:t>(Sobre la actividad, no se proyecta) Hay dos limites que conviene anunciar ANTES de empezar y no despues, porque cambian como se planifica la hora de taller.</w:t>
+        <w:t xml:space="preserve"> — 12 vinetas.</w:t>
       </w:r>
     </w:p>
     <w:p>
@@ -931,190 +1146,7 @@
           <w:color w:val="4A4A49"/>
           <w:sz w:val="22"/>
         </w:rPr>
-        <w:t>[Slide 23] Segundo ejemplo: leer las siete columnas de docker ps (2/2)</w:t>
-      </w:r>
-      <w:r>
-        <w:rPr>
-          <w:b w:val="0"/>
-          <w:color w:val="4A4A49"/>
-          <w:sz w:val="22"/>
-        </w:rPr>
-        <w:t xml:space="preserve"> — 5 vinetas.</w:t>
-      </w:r>
-    </w:p>
-    <w:p>
-      <w:r>
-        <w:rPr>
-          <w:b/>
-          <w:color w:val="4A4A49"/>
-          <w:sz w:val="22"/>
-        </w:rPr>
-        <w:t>[Slide 24] Preguntas frecuentes y cierre conceptual () (1/4)</w:t>
-      </w:r>
-      <w:r>
-        <w:rPr>
-          <w:b w:val="0"/>
-          <w:color w:val="4A4A49"/>
-          <w:sz w:val="22"/>
-        </w:rPr>
-        <w:t xml:space="preserve"> — 5 vinetas.</w:t>
-      </w:r>
-    </w:p>
-    <w:p>
-      <w:pPr>
-        <w:pStyle w:val="ListBullet2"/>
-      </w:pPr>
-      <w:r>
-        <w:rPr>
-          <w:b w:val="0"/>
-          <w:color w:val="4A4A49"/>
-          <w:sz w:val="22"/>
-        </w:rPr>
-        <w:t>Tres preguntas se repiten en esta clase.</w:t>
-      </w:r>
-    </w:p>
-    <w:p>
-      <w:pPr>
-        <w:pStyle w:val="ListBullet2"/>
-      </w:pPr>
-      <w:r>
-        <w:rPr>
-          <w:b w:val="0"/>
-          <w:color w:val="4A4A49"/>
-          <w:sz w:val="22"/>
-        </w:rPr>
-        <w:t>La respuesta, dicha desde ya, es no.</w:t>
-      </w:r>
-    </w:p>
-    <w:p>
-      <w:pPr>
-        <w:pStyle w:val="ListBullet2"/>
-      </w:pPr>
-      <w:r>
-        <w:rPr>
-          <w:b w:val="0"/>
-          <w:color w:val="4A4A49"/>
-          <w:sz w:val="22"/>
-        </w:rPr>
-        <w:t>(Sobre la actividad, no se proyecta) Un grupo que solo copio comandos consigue la captura del entregable, pero en la Clase 8, cuando el pipeline de integracion continua deba construir una imagen automaticamente, no sabra que esta construyendo ni por que su build tarda cinco minutos, y en la sustentacion de la Clase 15 describira su arquitectura diciendo que lo metieron en Docker, que no es una decision arquitectonica sino una herramienta sin justificar.</w:t>
-      </w:r>
-    </w:p>
-    <w:p>
-      <w:r>
-        <w:rPr>
-          <w:b/>
-          <w:color w:val="4A4A49"/>
-          <w:sz w:val="22"/>
-        </w:rPr>
-        <w:t>[Slide 25] Preguntas frecuentes y cierre conceptual () (2/4)</w:t>
-      </w:r>
-      <w:r>
-        <w:rPr>
-          <w:b w:val="0"/>
-          <w:color w:val="4A4A49"/>
-          <w:sz w:val="22"/>
-        </w:rPr>
-        <w:t xml:space="preserve"> — 5 vinetas.</w:t>
-      </w:r>
-    </w:p>
-    <w:p>
-      <w:r>
-        <w:rPr>
-          <w:b/>
-          <w:color w:val="4A4A49"/>
-          <w:sz w:val="22"/>
-        </w:rPr>
-        <w:t>[Slide 26] Preguntas frecuentes y cierre conceptual () (3/4)</w:t>
-      </w:r>
-      <w:r>
-        <w:rPr>
-          <w:b w:val="0"/>
-          <w:color w:val="4A4A49"/>
-          <w:sz w:val="22"/>
-        </w:rPr>
-        <w:t xml:space="preserve"> — 5 vinetas.</w:t>
-      </w:r>
-    </w:p>
-    <w:p>
-      <w:r>
-        <w:rPr>
-          <w:b/>
-          <w:color w:val="4A4A49"/>
-          <w:sz w:val="22"/>
-        </w:rPr>
-        <w:t>[Slide 27] Preguntas frecuentes y cierre conceptual () (4/4)</w:t>
-      </w:r>
-      <w:r>
-        <w:rPr>
-          <w:b w:val="0"/>
-          <w:color w:val="4A4A49"/>
-          <w:sz w:val="22"/>
-        </w:rPr>
-        <w:t xml:space="preserve"> — 2 vinetas.</w:t>
-      </w:r>
-    </w:p>
-    <w:p>
-      <w:r>
-        <w:rPr>
-          <w:b/>
-          <w:color w:val="4A4A49"/>
-          <w:sz w:val="22"/>
-        </w:rPr>
-        <w:t>[Slide 28] El Dockerfile minimo, capa por capa</w:t>
-      </w:r>
-      <w:r>
-        <w:rPr>
-          <w:b w:val="0"/>
-          <w:color w:val="4A4A49"/>
-          <w:sz w:val="22"/>
-        </w:rPr>
-        <w:t xml:space="preserve"> — 15 vinetas.</w:t>
-      </w:r>
-    </w:p>
-    <w:p>
-      <w:r>
-        <w:rPr>
-          <w:b/>
-          <w:color w:val="4A4A49"/>
-          <w:sz w:val="22"/>
-        </w:rPr>
-        <w:t>[Slide 29] El ciclo completo: construir, ejecutar, verificar</w:t>
-      </w:r>
-      <w:r>
-        <w:rPr>
-          <w:b w:val="0"/>
-          <w:color w:val="4A4A49"/>
-          <w:sz w:val="22"/>
-        </w:rPr>
-        <w:t xml:space="preserve"> — 12 vinetas.</w:t>
-      </w:r>
-    </w:p>
-    <w:p>
-      <w:r>
-        <w:rPr>
-          <w:b/>
-          <w:color w:val="4A4A49"/>
-          <w:sz w:val="22"/>
-        </w:rPr>
-        <w:t>[Slide 30] Imagen, contenedor y capas: los comandos que lo demuestran</w:t>
-      </w:r>
-      <w:r>
-        <w:rPr>
-          <w:b w:val="0"/>
-          <w:color w:val="4A4A49"/>
-          <w:sz w:val="22"/>
-        </w:rPr>
-        <w:t xml:space="preserve"> — 12 vinetas.</w:t>
-      </w:r>
-    </w:p>
-    <w:p>
-      <w:r>
-        <w:rPr>
-          <w:b/>
-          <w:color w:val="4A4A49"/>
-          <w:sz w:val="22"/>
-        </w:rPr>
-        <w:t>[Slide 31] Limpiar, y la prueba de que el contenedor no guarda estado</w:t>
+        <w:t>[Slide 27] Limpiar, y la prueba de que el contenedor no guarda estado</w:t>
       </w:r>
       <w:r>
         <w:rPr>
@@ -1419,7 +1451,7 @@
           <w:color w:val="4A4A49"/>
           <w:sz w:val="22"/>
         </w:rPr>
-        <w:t>Construir, correr y verificar: los tres comandos y el contrato de salud (1/3)</w:t>
+        <w:t>Construir, correr y verificar: los tres comandos y el contrato de salud (1/2)</w:t>
       </w:r>
     </w:p>
     <w:p>
@@ -1432,7 +1464,7 @@
           <w:color w:val="4A4A49"/>
           <w:sz w:val="22"/>
         </w:rPr>
-        <w:t>Construir, correr y verificar: los tres comandos y el contrato de salud (2/3)</w:t>
+        <w:t>Construir, correr y verificar: los tres comandos y el contrato de salud (2/2)</w:t>
       </w:r>
     </w:p>
     <w:p>
@@ -1445,7 +1477,7 @@
           <w:color w:val="4A4A49"/>
           <w:sz w:val="22"/>
         </w:rPr>
-        <w:t>Construir, correr y verificar: los tres comandos y el contrato de salud (3/3)</w:t>
+        <w:t>Segundo ejemplo: leer las siete columnas de docker ps</w:t>
       </w:r>
     </w:p>
     <w:p>
@@ -1458,7 +1490,7 @@
           <w:color w:val="4A4A49"/>
           <w:sz w:val="22"/>
         </w:rPr>
-        <w:t>Segundo ejemplo: leer las siete columnas de docker ps (1/2)</w:t>
+        <w:t>Preguntas frecuentes y cierre conceptual (1/2)</w:t>
       </w:r>
     </w:p>
     <w:p>
@@ -1471,7 +1503,7 @@
           <w:color w:val="4A4A49"/>
           <w:sz w:val="22"/>
         </w:rPr>
-        <w:t>Segundo ejemplo: leer las siete columnas de docker ps (2/2)</w:t>
+        <w:t>Preguntas frecuentes y cierre conceptual (2/2)</w:t>
       </w:r>
     </w:p>
     <w:p>
@@ -1484,7 +1516,7 @@
           <w:color w:val="4A4A49"/>
           <w:sz w:val="22"/>
         </w:rPr>
-        <w:t>Preguntas frecuentes y cierre conceptual () (1/4)</w:t>
+        <w:t>El Dockerfile minimo, capa por capa</w:t>
       </w:r>
     </w:p>
     <w:p>
@@ -1497,7 +1529,7 @@
           <w:color w:val="4A4A49"/>
           <w:sz w:val="22"/>
         </w:rPr>
-        <w:t>Preguntas frecuentes y cierre conceptual () (2/4)</w:t>
+        <w:t>El ciclo completo: construir, ejecutar, verificar</w:t>
       </w:r>
     </w:p>
     <w:p>
@@ -1510,7 +1542,7 @@
           <w:color w:val="4A4A49"/>
           <w:sz w:val="22"/>
         </w:rPr>
-        <w:t>Preguntas frecuentes y cierre conceptual () (3/4)</w:t>
+        <w:t>Imagen, contenedor y capas: los comandos que lo demuestran</w:t>
       </w:r>
     </w:p>
     <w:p>
@@ -1523,7 +1555,7 @@
           <w:color w:val="4A4A49"/>
           <w:sz w:val="22"/>
         </w:rPr>
-        <w:t>Preguntas frecuentes y cierre conceptual () (4/4)</w:t>
+        <w:t>Limpiar, y la prueba de que el contenedor no guarda estado</w:t>
       </w:r>
     </w:p>
     <w:p>
@@ -1536,7 +1568,7 @@
           <w:color w:val="4A4A49"/>
           <w:sz w:val="22"/>
         </w:rPr>
-        <w:t>El Dockerfile minimo, capa por capa</w:t>
+        <w:t>Máquinas virtuales vs. contenedores</w:t>
       </w:r>
     </w:p>
     <w:p>
@@ -1549,7 +1581,7 @@
           <w:color w:val="4A4A49"/>
           <w:sz w:val="22"/>
         </w:rPr>
-        <w:t>El ciclo completo: construir, ejecutar, verificar</w:t>
+        <w:t>Maquina virtual vs contenedor — que cambia de verdad</w:t>
       </w:r>
     </w:p>
     <w:p>
@@ -1562,7 +1594,7 @@
           <w:color w:val="4A4A49"/>
           <w:sz w:val="22"/>
         </w:rPr>
-        <w:t>Imagen, contenedor y capas: los comandos que lo demuestran</w:t>
+        <w:t>Dockerfile minimo del stub CloudLite</w:t>
       </w:r>
     </w:p>
     <w:p>
@@ -1575,59 +1607,99 @@
           <w:color w:val="4A4A49"/>
           <w:sz w:val="22"/>
         </w:rPr>
-        <w:t>Limpiar, y la prueba de que el contenedor no guarda estado</w:t>
+        <w:t>Clase 3 · cierre conceptual</w:t>
       </w:r>
     </w:p>
     <w:p>
       <w:pPr>
-        <w:pStyle w:val="ListNumber"/>
-      </w:pPr>
+        <w:spacing w:before="200" w:after="60"/>
+      </w:pPr>
+      <w:r>
+        <w:rPr>
+          <w:b/>
+          <w:color w:val="1A1C1D"/>
+          <w:sz w:val="32"/>
+        </w:rPr>
+        <w:t>Plan de clase minuto a minuto (120 min)</w:t>
+      </w:r>
+    </w:p>
+    <w:p>
+      <w:pPr>
+        <w:spacing w:before="200" w:after="60"/>
+      </w:pPr>
+      <w:r>
+        <w:rPr>
+          <w:b/>
+          <w:color w:val="1A1C1D"/>
+          <w:sz w:val="32"/>
+        </w:rPr>
+        <w:t>0–10 · Encuadre PI · [Slide 2][Slide 3]</w:t>
+      </w:r>
+    </w:p>
+    <w:p>
       <w:r>
         <w:rPr>
           <w:b w:val="0"/>
           <w:color w:val="4A4A49"/>
           <w:sz w:val="22"/>
         </w:rPr>
-        <w:t>Máquinas virtuales vs. contenedores</w:t>
-      </w:r>
-    </w:p>
-    <w:p>
-      <w:pPr>
-        <w:pStyle w:val="ListNumber"/>
-      </w:pPr>
+        <w:t xml:space="preserve">Di casi literal: «Hoy avanzamos el PI CloudLite App en: </w:t>
+      </w:r>
+      <w:r>
+        <w:rPr>
+          <w:b/>
+          <w:color w:val="4A4A49"/>
+          <w:sz w:val="22"/>
+        </w:rPr>
+        <w:t>Contenerizar un stub del servicio principal de CloudLite</w:t>
+      </w:r>
       <w:r>
         <w:rPr>
           <w:b w:val="0"/>
           <w:color w:val="4A4A49"/>
           <w:sz w:val="22"/>
         </w:rPr>
-        <w:t>Maquina virtual vs contenedor — que cambia de verdad</w:t>
+        <w:t>.</w:t>
       </w:r>
     </w:p>
     <w:p>
-      <w:pPr>
-        <w:pStyle w:val="ListNumber"/>
-      </w:pPr>
       <w:r>
         <w:rPr>
           <w:b w:val="0"/>
           <w:color w:val="4A4A49"/>
           <w:sz w:val="22"/>
         </w:rPr>
-        <w:t>Dockerfile minimo del stub CloudLite</w:t>
+        <w:t>Entregable concreto: Dockerfile del stub + .dockerignore + ciclo de 5 comandos con la salida esperada y su justificación.</w:t>
       </w:r>
     </w:p>
     <w:p>
-      <w:pPr>
-        <w:pStyle w:val="ListNumber"/>
-      </w:pPr>
       <w:r>
         <w:rPr>
           <w:b w:val="0"/>
           <w:color w:val="4A4A49"/>
           <w:sz w:val="22"/>
         </w:rPr>
-        <w:t>Clase 3 · cierre conceptual</w:t>
+        <w:t>Teoría breve y luego taller; no es un lab suelto.»</w:t>
+      </w:r>
+    </w:p>
+    <w:p>
+      <w:r>
+        <w:rPr>
+          <w:b w:val="0"/>
+          <w:color w:val="4A4A49"/>
+          <w:sz w:val="22"/>
+        </w:rPr>
+        <w:t>Pasa la diapositiva de agenda y la de objetivos. Abre el enunciado PI si alguien aún no lo tiene.</w:t>
+      </w:r>
+    </w:p>
+    <w:p>
+      <w:r>
+        <w:rPr>
+          <w:b w:val="0"/>
+          <w:color w:val="4A4A49"/>
+          <w:sz w:val="22"/>
+        </w:rPr>
+        <w:t>Pregunta de arranque (1 min): «¿En qué quedó tu CloudLite la clase pasada?» — sirve para detectar estudiantes rezagados antes de avanzar.</w:t>
       </w:r>
     </w:p>
     <w:p>
@@ -1640,7 +1712,169 @@
           <w:color w:val="1A1C1D"/>
           <w:sz w:val="32"/>
         </w:rPr>
-        <w:t>Plan de clase minuto a minuto (120 min)</w:t>
+        <w:t>10–40 · Teoría Core (al servicio del taller) · desde [Slide 4]</w:t>
+      </w:r>
+    </w:p>
+    <w:p>
+      <w:r>
+        <w:rPr>
+          <w:b w:val="0"/>
+          <w:color w:val="4A4A49"/>
+          <w:sz w:val="22"/>
+        </w:rPr>
+        <w:t>Cubre estos conceptos, en este orden, ~7 min cada uno, con su diapositiva:</w:t>
+      </w:r>
+    </w:p>
+    <w:p>
+      <w:pPr>
+        <w:pStyle w:val="ListBullet"/>
+      </w:pPr>
+      <w:r>
+        <w:rPr>
+          <w:b/>
+          <w:color w:val="4A4A49"/>
+          <w:sz w:val="22"/>
+        </w:rPr>
+        <w:t>VM vs contenedor</w:t>
+      </w:r>
+      <w:r>
+        <w:rPr>
+          <w:b w:val="0"/>
+          <w:color w:val="4A4A49"/>
+          <w:sz w:val="22"/>
+        </w:rPr>
+        <w:t xml:space="preserve"> · [Slide 4]</w:t>
+      </w:r>
+    </w:p>
+    <w:p>
+      <w:pPr>
+        <w:pStyle w:val="ListBullet"/>
+      </w:pPr>
+      <w:r>
+        <w:rPr>
+          <w:b/>
+          <w:color w:val="4A4A49"/>
+          <w:sz w:val="22"/>
+        </w:rPr>
+        <w:t>Comprobar en un lab: recomendado, no obligatorio</w:t>
+      </w:r>
+      <w:r>
+        <w:rPr>
+          <w:b w:val="0"/>
+          <w:color w:val="4A4A49"/>
+          <w:sz w:val="22"/>
+        </w:rPr>
+        <w:t xml:space="preserve"> · [Slide 5]</w:t>
+      </w:r>
+    </w:p>
+    <w:p>
+      <w:pPr>
+        <w:pStyle w:val="ListBullet"/>
+      </w:pPr>
+      <w:r>
+        <w:rPr>
+          <w:b/>
+          <w:color w:val="4A4A49"/>
+          <w:sz w:val="22"/>
+        </w:rPr>
+        <w:t>Dockerfile mínimo para el stub</w:t>
+      </w:r>
+      <w:r>
+        <w:rPr>
+          <w:b w:val="0"/>
+          <w:color w:val="4A4A49"/>
+          <w:sz w:val="22"/>
+        </w:rPr>
+        <w:t xml:space="preserve"> · [Slide 6]</w:t>
+      </w:r>
+    </w:p>
+    <w:p>
+      <w:pPr>
+        <w:pStyle w:val="ListBullet"/>
+      </w:pPr>
+      <w:r>
+        <w:rPr>
+          <w:b/>
+          <w:color w:val="4A4A49"/>
+          <w:sz w:val="22"/>
+        </w:rPr>
+        <w:t>Construir, correr y verificar el contenedor</w:t>
+      </w:r>
+      <w:r>
+        <w:rPr>
+          <w:b w:val="0"/>
+          <w:color w:val="4A4A49"/>
+          <w:sz w:val="22"/>
+        </w:rPr>
+        <w:t xml:space="preserve"> · [Slide 7]</w:t>
+      </w:r>
+    </w:p>
+    <w:p>
+      <w:r>
+        <w:rPr>
+          <w:b/>
+          <w:color w:val="4A4A49"/>
+          <w:sz w:val="22"/>
+        </w:rPr>
+        <w:t>Ninguna se salta</w:t>
+      </w:r>
+      <w:r>
+        <w:rPr>
+          <w:b w:val="0"/>
+          <w:color w:val="4A4A49"/>
+          <w:sz w:val="22"/>
+        </w:rPr>
+        <w:t>: cada una de esas diapositivas es el mecanismo con que se resuelve</w:t>
+      </w:r>
+    </w:p>
+    <w:p>
+      <w:r>
+        <w:rPr>
+          <w:b w:val="0"/>
+          <w:color w:val="4A4A49"/>
+          <w:sz w:val="22"/>
+        </w:rPr>
+        <w:t>al menos una pregunta de la actividad calificada de hoy.</w:t>
+      </w:r>
+    </w:p>
+    <w:p>
+      <w:r>
+        <w:rPr>
+          <w:b w:val="0"/>
+          <w:color w:val="4A4A49"/>
+          <w:sz w:val="22"/>
+        </w:rPr>
+        <w:t>El desarrollo completo de cada uno está arriba, en «Fundamento teórico para el docente»:</w:t>
+      </w:r>
+    </w:p>
+    <w:p>
+      <w:r>
+        <w:rPr>
+          <w:b w:val="0"/>
+          <w:color w:val="4A4A49"/>
+          <w:sz w:val="22"/>
+        </w:rPr>
+        <w:t>esa sección está escrita para que puedas dictarla sin consultar otra fuente.</w:t>
+      </w:r>
+    </w:p>
+    <w:p>
+      <w:r>
+        <w:rPr>
+          <w:b w:val="0"/>
+          <w:color w:val="4A4A49"/>
+          <w:sz w:val="22"/>
+        </w:rPr>
+        <w:t>Cada 8–10 min amarra al artefacto: «esto es lo que van a dejar hoy en su informe/diagrama/repo».</w:t>
+      </w:r>
+    </w:p>
+    <w:p>
+      <w:r>
+        <w:rPr>
+          <w:b w:val="0"/>
+          <w:color w:val="4A4A49"/>
+          <w:sz w:val="22"/>
+        </w:rPr>
+        <w:t>Pide un estudiante voluntario y usa SU dominio como ejemplo en vivo (no el de la demo).</w:t>
       </w:r>
     </w:p>
     <w:p>
@@ -1653,261 +1887,7 @@
           <w:color w:val="1A1C1D"/>
           <w:sz w:val="32"/>
         </w:rPr>
-        <w:t>0–10 · Encuadre PI · [Slide 2][Slide 3]</w:t>
-      </w:r>
-    </w:p>
-    <w:p>
-      <w:r>
-        <w:rPr>
-          <w:b w:val="0"/>
-          <w:color w:val="4A4A49"/>
-          <w:sz w:val="22"/>
-        </w:rPr>
-        <w:t xml:space="preserve">Di casi literal: «Hoy avanzamos el PI CloudLite App en: </w:t>
-      </w:r>
-      <w:r>
-        <w:rPr>
-          <w:b/>
-          <w:color w:val="4A4A49"/>
-          <w:sz w:val="22"/>
-        </w:rPr>
-        <w:t>Contenerizar un stub del servicio principal de CloudLite</w:t>
-      </w:r>
-      <w:r>
-        <w:rPr>
-          <w:b w:val="0"/>
-          <w:color w:val="4A4A49"/>
-          <w:sz w:val="22"/>
-        </w:rPr>
-        <w:t>.</w:t>
-      </w:r>
-    </w:p>
-    <w:p>
-      <w:r>
-        <w:rPr>
-          <w:b w:val="0"/>
-          <w:color w:val="4A4A49"/>
-          <w:sz w:val="22"/>
-        </w:rPr>
-        <w:t>Entregable concreto: Dockerfile del stub + .dockerignore + ciclo de 5 comandos con la salida esperada y su justificación.</w:t>
-      </w:r>
-    </w:p>
-    <w:p>
-      <w:r>
-        <w:rPr>
-          <w:b w:val="0"/>
-          <w:color w:val="4A4A49"/>
-          <w:sz w:val="22"/>
-        </w:rPr>
-        <w:t>Teoría breve y luego taller; no es un lab suelto.»</w:t>
-      </w:r>
-    </w:p>
-    <w:p>
-      <w:r>
-        <w:rPr>
-          <w:b w:val="0"/>
-          <w:color w:val="4A4A49"/>
-          <w:sz w:val="22"/>
-        </w:rPr>
-        <w:t>Pasa la diapositiva de agenda y la de objetivos. Abre el enunciado PI si alguien aún no lo tiene.</w:t>
-      </w:r>
-    </w:p>
-    <w:p>
-      <w:r>
-        <w:rPr>
-          <w:b w:val="0"/>
-          <w:color w:val="4A4A49"/>
-          <w:sz w:val="22"/>
-        </w:rPr>
-        <w:t>Pregunta de arranque (1 min): «¿En qué quedó tu CloudLite la clase pasada?» — sirve para detectar estudiantes rezagados antes de avanzar.</w:t>
-      </w:r>
-    </w:p>
-    <w:p>
-      <w:pPr>
-        <w:spacing w:before="200" w:after="60"/>
-      </w:pPr>
-      <w:r>
-        <w:rPr>
-          <w:b/>
-          <w:color w:val="1A1C1D"/>
-          <w:sz w:val="32"/>
-        </w:rPr>
-        <w:t>10–40 · Teoría Core (al servicio del taller) · desde [Slide 4]</w:t>
-      </w:r>
-    </w:p>
-    <w:p>
-      <w:r>
-        <w:rPr>
-          <w:b w:val="0"/>
-          <w:color w:val="4A4A49"/>
-          <w:sz w:val="22"/>
-        </w:rPr>
-        <w:t>Cubre estos conceptos, en este orden, ~7 min cada uno, con su diapositiva:</w:t>
-      </w:r>
-    </w:p>
-    <w:p>
-      <w:pPr>
-        <w:pStyle w:val="ListBullet"/>
-      </w:pPr>
-      <w:r>
-        <w:rPr>
-          <w:b/>
-          <w:color w:val="4A4A49"/>
-          <w:sz w:val="22"/>
-        </w:rPr>
-        <w:t>VM vs contenedor</w:t>
-      </w:r>
-      <w:r>
-        <w:rPr>
-          <w:b w:val="0"/>
-          <w:color w:val="4A4A49"/>
-          <w:sz w:val="22"/>
-        </w:rPr>
-        <w:t xml:space="preserve"> · [Slide 4]</w:t>
-      </w:r>
-    </w:p>
-    <w:p>
-      <w:pPr>
-        <w:pStyle w:val="ListBullet"/>
-      </w:pPr>
-      <w:r>
-        <w:rPr>
-          <w:b/>
-          <w:color w:val="4A4A49"/>
-          <w:sz w:val="22"/>
-        </w:rPr>
-        <w:t>Comprobar en un lab: recomendado, no obligatorio</w:t>
-      </w:r>
-      <w:r>
-        <w:rPr>
-          <w:b w:val="0"/>
-          <w:color w:val="4A4A49"/>
-          <w:sz w:val="22"/>
-        </w:rPr>
-        <w:t xml:space="preserve"> · [Slide 5]</w:t>
-      </w:r>
-    </w:p>
-    <w:p>
-      <w:pPr>
-        <w:pStyle w:val="ListBullet"/>
-      </w:pPr>
-      <w:r>
-        <w:rPr>
-          <w:b/>
-          <w:color w:val="4A4A49"/>
-          <w:sz w:val="22"/>
-        </w:rPr>
-        <w:t>Dockerfile mínimo para el stub</w:t>
-      </w:r>
-      <w:r>
-        <w:rPr>
-          <w:b w:val="0"/>
-          <w:color w:val="4A4A49"/>
-          <w:sz w:val="22"/>
-        </w:rPr>
-        <w:t xml:space="preserve"> · [Slide 6]</w:t>
-      </w:r>
-    </w:p>
-    <w:p>
-      <w:pPr>
-        <w:pStyle w:val="ListBullet"/>
-      </w:pPr>
-      <w:r>
-        <w:rPr>
-          <w:b/>
-          <w:color w:val="4A4A49"/>
-          <w:sz w:val="22"/>
-        </w:rPr>
-        <w:t>Construir, correr y verificar el contenedor</w:t>
-      </w:r>
-      <w:r>
-        <w:rPr>
-          <w:b w:val="0"/>
-          <w:color w:val="4A4A49"/>
-          <w:sz w:val="22"/>
-        </w:rPr>
-        <w:t xml:space="preserve"> · [Slide 7]</w:t>
-      </w:r>
-    </w:p>
-    <w:p>
-      <w:r>
-        <w:rPr>
-          <w:b/>
-          <w:color w:val="4A4A49"/>
-          <w:sz w:val="22"/>
-        </w:rPr>
-        <w:t>Ninguna se salta</w:t>
-      </w:r>
-      <w:r>
-        <w:rPr>
-          <w:b w:val="0"/>
-          <w:color w:val="4A4A49"/>
-          <w:sz w:val="22"/>
-        </w:rPr>
-        <w:t>: cada una de esas diapositivas es el mecanismo con que se resuelve</w:t>
-      </w:r>
-    </w:p>
-    <w:p>
-      <w:r>
-        <w:rPr>
-          <w:b w:val="0"/>
-          <w:color w:val="4A4A49"/>
-          <w:sz w:val="22"/>
-        </w:rPr>
-        <w:t>al menos una pregunta de la actividad calificada de hoy.</w:t>
-      </w:r>
-    </w:p>
-    <w:p>
-      <w:r>
-        <w:rPr>
-          <w:b w:val="0"/>
-          <w:color w:val="4A4A49"/>
-          <w:sz w:val="22"/>
-        </w:rPr>
-        <w:t>El desarrollo completo de cada uno está arriba, en «Fundamento teórico para el docente»:</w:t>
-      </w:r>
-    </w:p>
-    <w:p>
-      <w:r>
-        <w:rPr>
-          <w:b w:val="0"/>
-          <w:color w:val="4A4A49"/>
-          <w:sz w:val="22"/>
-        </w:rPr>
-        <w:t>esa sección está escrita para que puedas dictarla sin consultar otra fuente.</w:t>
-      </w:r>
-    </w:p>
-    <w:p>
-      <w:r>
-        <w:rPr>
-          <w:b w:val="0"/>
-          <w:color w:val="4A4A49"/>
-          <w:sz w:val="22"/>
-        </w:rPr>
-        <w:t>Cada 8–10 min amarra al artefacto: «esto es lo que van a dejar hoy en su informe/diagrama/repo».</w:t>
-      </w:r>
-    </w:p>
-    <w:p>
-      <w:r>
-        <w:rPr>
-          <w:b w:val="0"/>
-          <w:color w:val="4A4A49"/>
-          <w:sz w:val="22"/>
-        </w:rPr>
-        <w:t>Pide un estudiante voluntario y usa SU dominio como ejemplo en vivo (no el de la demo).</w:t>
-      </w:r>
-    </w:p>
-    <w:p>
-      <w:pPr>
-        <w:spacing w:before="200" w:after="60"/>
-      </w:pPr>
-      <w:r>
-        <w:rPr>
-          <w:b/>
-          <w:color w:val="1A1C1D"/>
-          <w:sz w:val="32"/>
-        </w:rPr>
-        <w:t>40–55 · Demo en vivo · [Slide 34]</w:t>
+        <w:t>40–55 · Demo en vivo · [Slide 30]</w:t>
       </w:r>
     </w:p>
     <w:p>
@@ -2723,7 +2703,7 @@
           <w:color w:val="1A1C1D"/>
           <w:sz w:val="32"/>
         </w:rPr>
-        <w:t>115–120 · Cierre · [Slide 35]</w:t>
+        <w:t>115–120 · Cierre · [Slide 31]</w:t>
       </w:r>
     </w:p>
     <w:p>

--- a/Arquitectura de Sistemas Computacionales/Kit docente/Clase 3/Guion Docente Clase 3 - Virtualizacion y contenedores.docx
+++ b/Arquitectura de Sistemas Computacionales/Kit docente/Clase 3/Guion Docente Clase 3 - Virtualizacion y contenedores.docx
@@ -297,15 +297,15 @@
           <w:color w:val="4A4A49"/>
           <w:sz w:val="22"/>
         </w:rPr>
-        <w:t>[Slide 8] De donde viene la clase: virtualizacion y contenedores (1/2)</w:t>
-      </w:r>
-      <w:r>
-        <w:rPr>
-          <w:b w:val="0"/>
-          <w:color w:val="4A4A49"/>
-          <w:sz w:val="22"/>
-        </w:rPr>
-        <w:t xml:space="preserve"> — 4 vinetas.</w:t>
+        <w:t>[Slide 4] De donde viene la clase: virtualizacion y contenedores</w:t>
+      </w:r>
+      <w:r>
+        <w:rPr>
+          <w:b w:val="0"/>
+          <w:color w:val="4A4A49"/>
+          <w:sz w:val="22"/>
+        </w:rPr>
+        <w:t xml:space="preserve"> — 2 vinetas.</w:t>
       </w:r>
     </w:p>
     <w:p>
@@ -318,7 +318,7 @@
           <w:color w:val="4A4A49"/>
           <w:sz w:val="22"/>
         </w:rPr>
-        <w:t>Las dos clases anteriores decidieron QUE se va a construir (dominio, capacidades, actores, diagrama de contexto) y BAJO QUE modelo de servicio se va a operar, con su registro de decision.</w:t>
+        <w:t>DESARROLLO (para explicarlo, no se proyecta):</w:t>
       </w:r>
     </w:p>
     <w:p>
@@ -331,7 +331,7 @@
           <w:color w:val="4A4A49"/>
           <w:sz w:val="22"/>
         </w:rPr>
-        <w:t>(No se proyecta) Es la primera clase francamente tecnica del curso y la primera en la que el estudiante escribe algo que una maquina ejecuta.</w:t>
+        <w:t>Hoy se abre la caja de la maquinaria que hace posible todo eso: la virtualizacion y su descendiente directo, los contenedores.</w:t>
       </w:r>
     </w:p>
     <w:p>
@@ -344,7 +344,7 @@
           <w:color w:val="4A4A49"/>
           <w:sz w:val="22"/>
         </w:rPr>
-        <w:t>(No se proyecta) El entregable es un Dockerfile con su ciclo de construccion razonado: se escribe y se justifica, sin depender de ejecutarlo en ningun laboratorio externo para poder entregar.</w:t>
+        <w:t>La virtualizacion es la tecnica que permite ejecutar varias maquinas logicas sobre un mismo hardware fisico, y el hipervisor es el software que la hace posible.</w:t>
       </w:r>
     </w:p>
     <w:p>
@@ -357,43 +357,33 @@
           <w:color w:val="4A4A49"/>
           <w:sz w:val="22"/>
         </w:rPr>
-        <w:t>(No se proyecta) Conviene decir desde el minuto uno por que esto importa para la arquitectura y no solo para la operacion: el contenedor es la unidad de despliegue con la que se razona en todos los diagramas siguientes, y sin entender que es exactamente, el nivel de contenedores del modelo C4 que se dibuja en la Clase 4 queda en pura metafora.</w:t>
+        <w:t>Un contenedor es un proceso aislado que comparte el kernel del anfitrion: no trae sistema operativo propio.</w:t>
       </w:r>
     </w:p>
     <w:p>
-      <w:r>
-        <w:rPr>
-          <w:b/>
-          <w:color w:val="4A4A49"/>
-          <w:sz w:val="22"/>
-        </w:rPr>
-        <w:t>[Slide 9] De donde viene la clase: virtualizacion y contenedores (2/2)</w:t>
-      </w:r>
-      <w:r>
-        <w:rPr>
-          <w:b w:val="0"/>
-          <w:color w:val="4A4A49"/>
-          <w:sz w:val="22"/>
-        </w:rPr>
-        <w:t xml:space="preserve"> — 3 vinetas.</w:t>
+      <w:pPr>
+        <w:pStyle w:val="ListBullet2"/>
+      </w:pPr>
+      <w:r>
+        <w:rPr>
+          <w:b w:val="0"/>
+          <w:color w:val="4A4A49"/>
+          <w:sz w:val="22"/>
+        </w:rPr>
+        <w:t>Las dos tecnicas resuelven el mismo problema, aprovechar mejor un servidor, con costos distintos: la maquina virtual aisla mas y pesa gigabytes; el contenedor arranca en segundos y pesa megabytes.</w:t>
       </w:r>
     </w:p>
     <w:p>
-      <w:r>
-        <w:rPr>
-          <w:b/>
-          <w:color w:val="4A4A49"/>
-          <w:sz w:val="22"/>
-        </w:rPr>
-        <w:t>[Slide 10] Antes de la virtualizacion: un servidor por aplicacion</w:t>
-      </w:r>
-      <w:r>
-        <w:rPr>
-          <w:b w:val="0"/>
-          <w:color w:val="4A4A49"/>
-          <w:sz w:val="22"/>
-        </w:rPr>
-        <w:t xml:space="preserve"> — 4 vinetas.</w:t>
+      <w:pPr>
+        <w:pStyle w:val="ListBullet2"/>
+      </w:pPr>
+      <w:r>
+        <w:rPr>
+          <w:b w:val="0"/>
+          <w:color w:val="4A4A49"/>
+          <w:sz w:val="22"/>
+        </w:rPr>
+        <w:t>En CloudLite el stub de la API se empaqueta como contenedor porque es un solo servicio que se despliega muchas veces.</w:t>
       </w:r>
     </w:p>
     <w:p>
@@ -406,7 +396,7 @@
           <w:color w:val="4A4A49"/>
           <w:sz w:val="22"/>
         </w:rPr>
-        <w:t>La virtualizacion resolvio eso con una pieza de software llamada hipervisor, que se interpone entre el hardware y los sistemas operativos y presenta a cada uno la ilusion de tener una maquina completa para si.</w:t>
+        <w:t>Un error comun es tratar el contenedor como una maquina virtual pequena, entrando a configurarlo a mano: un contenedor se reconstruye desde su imagen, no se repara por dentro.</w:t>
       </w:r>
     </w:p>
     <w:p>
@@ -419,25 +409,20 @@
           <w:color w:val="4A4A49"/>
           <w:sz w:val="22"/>
         </w:rPr>
-        <w:t>(No se proyecta) Los ordenes de magnitud que el docente debe poder citar: una maquina virtual ocupa varios gigabytes en disco y tarda entre 30 segundos y unos minutos en arrancar, porque debe iniciar un sistema operativo completo.</w:t>
+        <w:t>Un ejemplo de escala: un servidor fisico de 64 GB de memoria aloja unas pocas decenas de maquinas virtuales de 2 GB, o cientos de contenedores pequenos, porque estos no reservan memoria para un sistema operativo propio.</w:t>
       </w:r>
     </w:p>
     <w:p>
-      <w:r>
-        <w:rPr>
-          <w:b/>
-          <w:color w:val="4A4A49"/>
-          <w:sz w:val="22"/>
-        </w:rPr>
-        <w:t>[Slide 11] Recorrer el diagrama de las dos pilas, de abajo hacia arriba (1/2)</w:t>
-      </w:r>
-      <w:r>
-        <w:rPr>
-          <w:b w:val="0"/>
-          <w:color w:val="4A4A49"/>
-          <w:sz w:val="22"/>
-        </w:rPr>
-        <w:t xml:space="preserve"> — 4 vinetas.</w:t>
+      <w:pPr>
+        <w:pStyle w:val="ListBullet2"/>
+      </w:pPr>
+      <w:r>
+        <w:rPr>
+          <w:b w:val="0"/>
+          <w:color w:val="4A4A49"/>
+          <w:sz w:val="22"/>
+        </w:rPr>
+        <w:t>NOTAS:</w:t>
       </w:r>
     </w:p>
     <w:p>
@@ -450,7 +435,7 @@
           <w:color w:val="4A4A49"/>
           <w:sz w:val="22"/>
         </w:rPr>
-        <w:t>(No se proyecta) Esta diapositiva es la misma comparacion de la seccion anterior, ya dibujada, y conviene recorrerla con el puntero en vez de leerla.</w:t>
+        <w:t>Las dos clases anteriores decidieron QUE se va a construir (dominio, capacidades, actores, diagrama de contexto) y BAJO QUE modelo de servicio se va a operar, con su registro de decision.</w:t>
       </w:r>
     </w:p>
     <w:p>
@@ -463,105 +448,95 @@
           <w:color w:val="4A4A49"/>
           <w:sz w:val="22"/>
         </w:rPr>
-        <w:t>(No se proyecta) Conviene cerrar con lo que el dibujo NO muestra y la seccion anterior si dijo: en la nube las dos pilas se apilan, con los contenedores corriendo DENTRO de maquinas virtuales.</w:t>
+        <w:t>(No se proyecta) Es la primera clase francamente tecnica del curso y la primera en la que el estudiante escribe algo que una maquina ejecuta.</w:t>
       </w:r>
     </w:p>
     <w:p>
-      <w:r>
-        <w:rPr>
-          <w:b/>
-          <w:color w:val="4A4A49"/>
-          <w:sz w:val="22"/>
-        </w:rPr>
-        <w:t>[Slide 12] Recorrer el diagrama de las dos pilas, de abajo hacia arriba (2/2)</w:t>
-      </w:r>
-      <w:r>
-        <w:rPr>
-          <w:b w:val="0"/>
-          <w:color w:val="4A4A49"/>
-          <w:sz w:val="22"/>
-        </w:rPr>
-        <w:t xml:space="preserve"> — 3 vinetas.</w:t>
+      <w:pPr>
+        <w:pStyle w:val="ListBullet2"/>
+      </w:pPr>
+      <w:r>
+        <w:rPr>
+          <w:b w:val="0"/>
+          <w:color w:val="4A4A49"/>
+          <w:sz w:val="22"/>
+        </w:rPr>
+        <w:t>(No se proyecta) El entregable es un Dockerfile con su ciclo de construccion razonado: se escribe y se justifica, sin depender de ejecutarlo en ningun laboratorio externo para poder entregar.</w:t>
       </w:r>
     </w:p>
     <w:p>
-      <w:r>
-        <w:rPr>
-          <w:b/>
-          <w:color w:val="4A4A49"/>
-          <w:sz w:val="22"/>
-        </w:rPr>
-        <w:t>[Slide 13] El contenedor: aislamiento sin otro sistema operativo (1/2)</w:t>
-      </w:r>
-      <w:r>
-        <w:rPr>
-          <w:b w:val="0"/>
-          <w:color w:val="4A4A49"/>
-          <w:sz w:val="22"/>
-        </w:rPr>
-        <w:t xml:space="preserve"> — 4 vinetas.</w:t>
+      <w:pPr>
+        <w:pStyle w:val="ListBullet2"/>
+      </w:pPr>
+      <w:r>
+        <w:rPr>
+          <w:b w:val="0"/>
+          <w:color w:val="4A4A49"/>
+          <w:sz w:val="22"/>
+        </w:rPr>
+        <w:t>(No se proyecta) Conviene decir desde el minuto uno por que esto importa para la arquitectura y no solo para la operacion: el contenedor es la unidad de despliegue con la que se razona en todos los diagramas siguientes, y sin entender que es exactamente, el nivel de contenedores del modelo C4 que se dibuja en la Clase 4 queda en pura metafora.</w:t>
       </w:r>
     </w:p>
     <w:p>
-      <w:pPr>
-        <w:pStyle w:val="ListBullet2"/>
-      </w:pPr>
-      <w:r>
-        <w:rPr>
-          <w:b w:val="0"/>
-          <w:color w:val="4A4A49"/>
-          <w:sz w:val="22"/>
-        </w:rPr>
-        <w:t>Todos los contenedores de una maquina comparten el kernel del anfitrion, y el aislamiento se consigue con dos mecanismos del propio Linux.</w:t>
+      <w:r>
+        <w:rPr>
+          <w:b/>
+          <w:color w:val="4A4A49"/>
+          <w:sz w:val="22"/>
+        </w:rPr>
+        <w:t>[Slide 5] Máquinas virtuales vs. contenedores</w:t>
+      </w:r>
+      <w:r>
+        <w:rPr>
+          <w:b w:val="0"/>
+          <w:color w:val="4A4A49"/>
+          <w:sz w:val="22"/>
+        </w:rPr>
+        <w:t xml:space="preserve"> — 13 vinetas.</w:t>
       </w:r>
     </w:p>
     <w:p>
-      <w:pPr>
-        <w:pStyle w:val="ListBullet2"/>
-      </w:pPr>
-      <w:r>
-        <w:rPr>
-          <w:b w:val="0"/>
-          <w:color w:val="4A4A49"/>
-          <w:sz w:val="22"/>
-        </w:rPr>
-        <w:t>Los cgroups, o grupos de control, limitan cuanta CPU y cuanta memoria puede consumir.</w:t>
+      <w:r>
+        <w:rPr>
+          <w:b/>
+          <w:color w:val="4A4A49"/>
+          <w:sz w:val="22"/>
+        </w:rPr>
+        <w:t>[Slide 6] Antes de la virtualizacion: un servidor por aplicacion</w:t>
+      </w:r>
+      <w:r>
+        <w:rPr>
+          <w:b w:val="0"/>
+          <w:color w:val="4A4A49"/>
+          <w:sz w:val="22"/>
+        </w:rPr>
+        <w:t xml:space="preserve"> — 2 vinetas.</w:t>
       </w:r>
     </w:p>
     <w:p>
-      <w:r>
-        <w:rPr>
-          <w:b/>
-          <w:color w:val="4A4A49"/>
-          <w:sz w:val="22"/>
-        </w:rPr>
-        <w:t>[Slide 14] El contenedor: aislamiento sin otro sistema operativo (2/2)</w:t>
-      </w:r>
-      <w:r>
-        <w:rPr>
-          <w:b w:val="0"/>
-          <w:color w:val="4A4A49"/>
-          <w:sz w:val="22"/>
-        </w:rPr>
-        <w:t xml:space="preserve"> — 4 vinetas.</w:t>
+      <w:pPr>
+        <w:pStyle w:val="ListBullet2"/>
+      </w:pPr>
+      <w:r>
+        <w:rPr>
+          <w:b w:val="0"/>
+          <w:color w:val="4A4A49"/>
+          <w:sz w:val="22"/>
+        </w:rPr>
+        <w:t>DESARROLLO (para explicarlo, no se proyecta):</w:t>
       </w:r>
     </w:p>
     <w:p>
-      <w:r>
-        <w:rPr>
-          <w:b/>
-          <w:color w:val="4A4A49"/>
-          <w:sz w:val="22"/>
-        </w:rPr>
-        <w:t>[Slide 15] Dockerfile, imagen, contenedor y registro: los cuatro terminos (1/2)</w:t>
-      </w:r>
-      <w:r>
-        <w:rPr>
-          <w:b w:val="0"/>
-          <w:color w:val="4A4A49"/>
-          <w:sz w:val="22"/>
-        </w:rPr>
-        <w:t xml:space="preserve"> — 4 vinetas.</w:t>
+      <w:pPr>
+        <w:pStyle w:val="ListBullet2"/>
+      </w:pPr>
+      <w:r>
+        <w:rPr>
+          <w:b w:val="0"/>
+          <w:color w:val="4A4A49"/>
+          <w:sz w:val="22"/>
+        </w:rPr>
+        <w:t>Antes de la virtualizacion, cada aplicacion importante vivia en su propio servidor fisico, por una razon sencilla: si dos aplicaciones compartian maquina, una podia tumbar a la otra.</w:t>
       </w:r>
     </w:p>
     <w:p>
@@ -574,7 +549,7 @@
           <w:color w:val="4A4A49"/>
           <w:sz w:val="22"/>
         </w:rPr>
-        <w:t>De ahi la unica optimizacion que hay que ensenar hoy: copiar primero el archivo de dependencias e instalarlas, y solo despues copiar el codigo fuente, porque el codigo cambia en cada commit y las dependencias casi nunca.</w:t>
+        <w:t>El resultado era un desperdicio enorme, con servidores trabajando tipicamente entre el 5 % y el 15 % de su capacidad la mayor parte del tiempo.</w:t>
       </w:r>
     </w:p>
     <w:p>
@@ -587,43 +562,33 @@
           <w:color w:val="4A4A49"/>
           <w:sz w:val="22"/>
         </w:rPr>
-        <w:t>(No se proyecta) Cuatro terminos se confunden de forma sistematica y conviene fijarlos con una sola analogia.</w:t>
+        <w:t>Cada una de esas maquinas se llama maquina virtual y contiene un sistema operativo entero, kernel incluido, donde kernel es el nucleo del sistema operativo, la parte que administra memoria, procesos y acceso al hardware.</w:t>
       </w:r>
     </w:p>
     <w:p>
-      <w:r>
-        <w:rPr>
-          <w:b/>
-          <w:color w:val="4A4A49"/>
-          <w:sz w:val="22"/>
-        </w:rPr>
-        <w:t>[Slide 16] Dockerfile, imagen, contenedor y registro: los cuatro terminos (2/2)</w:t>
-      </w:r>
-      <w:r>
-        <w:rPr>
-          <w:b w:val="0"/>
-          <w:color w:val="4A4A49"/>
-          <w:sz w:val="22"/>
-        </w:rPr>
-        <w:t xml:space="preserve"> — 3 vinetas.</w:t>
+      <w:pPr>
+        <w:pStyle w:val="ListBullet2"/>
+      </w:pPr>
+      <w:r>
+        <w:rPr>
+          <w:b w:val="0"/>
+          <w:color w:val="4A4A49"/>
+          <w:sz w:val="22"/>
+        </w:rPr>
+        <w:t>En contraparte, su aislamiento es fuerte, ya que dos maquinas virtuales no comparten kernel y un problema en el nucleo de una no alcanza a la otra.</w:t>
       </w:r>
     </w:p>
     <w:p>
-      <w:r>
-        <w:rPr>
-          <w:b/>
-          <w:color w:val="4A4A49"/>
-          <w:sz w:val="22"/>
-        </w:rPr>
-        <w:t>[Slide 17] Primer ejemplo: el stub de la API de CloudLite (1/2)</w:t>
-      </w:r>
-      <w:r>
-        <w:rPr>
-          <w:b w:val="0"/>
-          <w:color w:val="4A4A49"/>
-          <w:sz w:val="22"/>
-        </w:rPr>
-        <w:t xml:space="preserve"> — 4 vinetas.</w:t>
+      <w:pPr>
+        <w:pStyle w:val="ListBullet2"/>
+      </w:pPr>
+      <w:r>
+        <w:rPr>
+          <w:b w:val="0"/>
+          <w:color w:val="4A4A49"/>
+          <w:sz w:val="22"/>
+        </w:rPr>
+        <w:t>NOTAS:</w:t>
       </w:r>
     </w:p>
     <w:p>
@@ -636,7 +601,7 @@
           <w:color w:val="4A4A49"/>
           <w:sz w:val="22"/>
         </w:rPr>
-        <w:t>Primer ejemplo concreto en CloudLite.</w:t>
+        <w:t>La virtualizacion resolvio eso con una pieza de software llamada hipervisor, que se interpone entre el hardware y los sistemas operativos y presenta a cada uno la ilusion de tener una maquina completa para si.</w:t>
       </w:r>
     </w:p>
     <w:p>
@@ -649,20 +614,25 @@
           <w:color w:val="4A4A49"/>
           <w:sz w:val="22"/>
         </w:rPr>
-        <w:t>WORKDIR /app fija el directorio dentro del contenedor donde ocurrira todo lo demas.</w:t>
+        <w:t>(No se proyecta) Los ordenes de magnitud que el docente debe poder citar: una maquina virtual ocupa varios gigabytes en disco y tarda entre 30 segundos y unos minutos en arrancar, porque debe iniciar un sistema operativo completo.</w:t>
       </w:r>
     </w:p>
     <w:p>
-      <w:pPr>
-        <w:pStyle w:val="ListBullet2"/>
-      </w:pPr>
-      <w:r>
-        <w:rPr>
-          <w:b w:val="0"/>
-          <w:color w:val="4A4A49"/>
-          <w:sz w:val="22"/>
-        </w:rPr>
-        <w:t>COPY package*.json./ trae solo la lista de dependencias.</w:t>
+      <w:r>
+        <w:rPr>
+          <w:b/>
+          <w:color w:val="4A4A49"/>
+          <w:sz w:val="22"/>
+        </w:rPr>
+        <w:t>[Slide 7] Recorrer el diagrama de las dos pilas, de abajo hacia arriba</w:t>
+      </w:r>
+      <w:r>
+        <w:rPr>
+          <w:b w:val="0"/>
+          <w:color w:val="4A4A49"/>
+          <w:sz w:val="22"/>
+        </w:rPr>
+        <w:t xml:space="preserve"> — 3 vinetas.</w:t>
       </w:r>
     </w:p>
     <w:p>
@@ -675,7 +645,7 @@
           <w:color w:val="4A4A49"/>
           <w:sz w:val="22"/>
         </w:rPr>
-        <w:t>COPY.. trae el resto del codigo, y va DESPUES por la razon de cache de la seccion anterior.</w:t>
+        <w:t>DESARROLLO (para explicarlo, no se proyecta):</w:t>
       </w:r>
     </w:p>
     <w:p>
@@ -688,7 +658,7 @@
           <w:color w:val="4A4A49"/>
           <w:sz w:val="22"/>
         </w:rPr>
-        <w:t>Y CMD indica que comando ejecutar cuando el contenedor arranque, uno solo y en primer plano.</w:t>
+        <w:t>Se sube por la columna izquierda: hardware fisico, hipervisor, y encima DOS sistemas operativos invitados completos, uno por aplicacion.</w:t>
       </w:r>
     </w:p>
     <w:p>
@@ -701,7 +671,7 @@
           <w:color w:val="4A4A49"/>
           <w:sz w:val="22"/>
         </w:rPr>
-        <w:t>Por eso al lado del Dockerfile va un segundo archivo, el.dockerignore, con al menos.env, node_modules y.git.</w:t>
+        <w:t>Luego por la derecha: el mismo hardware, un solo sistema operativo anfitrion con el motor de contenedores, y encima los contenedores, que ya no traen sistema operativo propio.</w:t>
       </w:r>
     </w:p>
     <w:p>
@@ -714,7 +684,7 @@
           <w:color w:val="4A4A49"/>
           <w:sz w:val="22"/>
         </w:rPr>
-        <w:t>Lo que realmente publica el puerto es la opcion -p al ejecutar, y ese es el tema de la diapositiva siguiente.</w:t>
+        <w:t>La caja que desaparece al pasar de la pila de la maquina virtual a la del contenedor es el segundo sistema operativo.</w:t>
       </w:r>
     </w:p>
     <w:p>
@@ -727,7 +697,7 @@
           <w:color w:val="4A4A49"/>
           <w:sz w:val="22"/>
         </w:rPr>
-        <w:t>(No se proyecta) En CloudLite Turnos el estudiante contenerizara un stub de su API, es decir una version minima que responde algo verificable: el endpoint GET /health, que devuelve un cuerpo en formato JSON con al menos un campo que se pueda comprobar.</w:t>
+        <w:t>Todo lo demas —arranque en segundos y no en minutos, megabytes y no gigabytes— es consecuencia de esa caja que ya no esta.</w:t>
       </w:r>
     </w:p>
     <w:p>
@@ -740,7 +710,7 @@
           <w:color w:val="4A4A49"/>
           <w:sz w:val="22"/>
         </w:rPr>
-        <w:t>(No se proyecta) Su Dockerfile tiene siete instrucciones, y el docente debe poder explicar cada una.</w:t>
+        <w:t>Leida de abajo hacia arriba, la pila de la maquina virtual es: hardware, hipervisor, sistema operativo invitado, librerias y aplicacion.</w:t>
       </w:r>
     </w:p>
     <w:p>
@@ -753,43 +723,33 @@
           <w:color w:val="4A4A49"/>
           <w:sz w:val="22"/>
         </w:rPr>
-        <w:t>(No se proyecta) La diapositiva lo proyecta junto al Dockerfile y no como nota al pie a proposito: son dos archivos hermanos en la misma carpeta, y el estudiante que entrega el primero sin el segundo entrega un artefacto que filtra secretos.</w:t>
+        <w:t>La del contenedor es: hardware, sistema operativo del anfitrion, motor de contenedores, librerias y aplicacion.</w:t>
       </w:r>
     </w:p>
     <w:p>
-      <w:r>
-        <w:rPr>
-          <w:b/>
-          <w:color w:val="4A4A49"/>
-          <w:sz w:val="22"/>
-        </w:rPr>
-        <w:t>[Slide 18] Primer ejemplo: el stub de la API de CloudLite (2/2)</w:t>
-      </w:r>
-      <w:r>
-        <w:rPr>
-          <w:b w:val="0"/>
-          <w:color w:val="4A4A49"/>
-          <w:sz w:val="22"/>
-        </w:rPr>
-        <w:t xml:space="preserve"> — 4 vinetas.</w:t>
+      <w:pPr>
+        <w:pStyle w:val="ListBullet2"/>
+      </w:pPr>
+      <w:r>
+        <w:rPr>
+          <w:b w:val="0"/>
+          <w:color w:val="4A4A49"/>
+          <w:sz w:val="22"/>
+        </w:rPr>
+        <w:t>Un error comun es creer que el contenedor no usa sistema operativo: usa el del anfitrion, y por eso una imagen Linux necesita un kernel Linux debajo.</w:t>
       </w:r>
     </w:p>
     <w:p>
-      <w:r>
-        <w:rPr>
-          <w:b/>
-          <w:color w:val="4A4A49"/>
-          <w:sz w:val="22"/>
-        </w:rPr>
-        <w:t>[Slide 19] Construir, correr y verificar: los tres comandos y el contrato de salud (1/2)</w:t>
-      </w:r>
-      <w:r>
-        <w:rPr>
-          <w:b w:val="0"/>
-          <w:color w:val="4A4A49"/>
-          <w:sz w:val="22"/>
-        </w:rPr>
-        <w:t xml:space="preserve"> — 6 vinetas.</w:t>
+      <w:pPr>
+        <w:pStyle w:val="ListBullet2"/>
+      </w:pPr>
+      <w:r>
+        <w:rPr>
+          <w:b w:val="0"/>
+          <w:color w:val="4A4A49"/>
+          <w:sz w:val="22"/>
+        </w:rPr>
+        <w:t>(No se proyecta) Esta diapositiva es la misma comparacion de la seccion anterior, ya dibujada, y conviene recorrerla con el puntero en vez de leerla.</w:t>
       </w:r>
     </w:p>
     <w:p>
@@ -802,20 +762,25 @@
           <w:color w:val="4A4A49"/>
           <w:sz w:val="22"/>
         </w:rPr>
-        <w:t>Con el Dockerfile escrito faltan tres comandos, cada uno con su sintaxis precisa.</w:t>
+        <w:t>(No se proyecta) Conviene cerrar con lo que el dibujo NO muestra y la seccion anterior si dijo: en la nube las dos pilas se apilan, con los contenedores corriendo DENTRO de maquinas virtuales.</w:t>
       </w:r>
     </w:p>
     <w:p>
-      <w:pPr>
-        <w:pStyle w:val="ListBullet2"/>
-      </w:pPr>
-      <w:r>
-        <w:rPr>
-          <w:b w:val="0"/>
-          <w:color w:val="4A4A49"/>
-          <w:sz w:val="22"/>
-        </w:rPr>
-        <w:t>El -d lo manda a segundo plano y el --name le da un nombre estable para no andar copiando identificadores.</w:t>
+      <w:r>
+        <w:rPr>
+          <w:b/>
+          <w:color w:val="4A4A49"/>
+          <w:sz w:val="22"/>
+        </w:rPr>
+        <w:t>[Slide 8] El contenedor: aislamiento sin otro sistema operativo</w:t>
+      </w:r>
+      <w:r>
+        <w:rPr>
+          <w:b w:val="0"/>
+          <w:color w:val="4A4A49"/>
+          <w:sz w:val="22"/>
+        </w:rPr>
+        <w:t xml:space="preserve"> — 3 vinetas.</w:t>
       </w:r>
     </w:p>
     <w:p>
@@ -828,7 +793,7 @@
           <w:color w:val="4A4A49"/>
           <w:sz w:val="22"/>
         </w:rPr>
-        <w:t>Por eso el cuerpo lleva al menos un campo verificable, por ejemplo un estado y el nombre del servicio en JSON.</w:t>
+        <w:t>DESARROLLO (para explicarlo, no se proyecta):</w:t>
       </w:r>
     </w:p>
     <w:p>
@@ -841,7 +806,7 @@
           <w:color w:val="4A4A49"/>
           <w:sz w:val="22"/>
         </w:rPr>
-        <w:t>(No se proyecta) Un build sin etiqueta funciona y por eso el estudiante no nota el problema: Docker le pone latest en silencio, y a partir de ahi nadie puede decir que version esta corriendo.</w:t>
+        <w:t>Un contenedor parte de una observacion distinta: casi nunca se necesita otro sistema operativo, solo un espacio aislado dentro del que ya existe.</w:t>
       </w:r>
     </w:p>
     <w:p>
@@ -854,7 +819,7 @@
           <w:color w:val="4A4A49"/>
           <w:sz w:val="22"/>
         </w:rPr>
-        <w:t>(No se proyecta) El corazon de la instruccion es el -p, y conviene escribirlo en el tablero con las dos etiquetas encima: el numero de la IZQUIERDA es el del anfitrion, la maquina desde la que uno abre el navegador, y el de la DERECHA es el del contenedor, el mismo del EXPOSE.</w:t>
+        <w:t>Los namespaces le dan a cada contenedor su propia vista de procesos, red, usuarios y sistema de archivos, de modo que dentro del contenedor su proceso principal se ve con el numero 1 y no ve los procesos vecinos.</w:t>
       </w:r>
     </w:p>
     <w:p>
@@ -867,7 +832,7 @@
           <w:color w:val="4A4A49"/>
           <w:sz w:val="22"/>
         </w:rPr>
-        <w:t>(No se proyecta) En el ejemplo estan a proposito DISTINTOS, porque cuando se escribe -p 8080:8080 los dos lados se confunden y el estudiante no puede decir cual es cual; en la actividad se le pide justamente explicar la diferencia.</w:t>
+        <w:t>Sin sistema operativo propio, los numeros cambian de escala: una imagen basada en Alpine Linux pesa del orden de 5 a 10 MB</w:t>
       </w:r>
     </w:p>
     <w:p>
@@ -880,7 +845,7 @@
           <w:color w:val="4A4A49"/>
           <w:sz w:val="22"/>
         </w:rPr>
-        <w:t>(No se proyecta) Y hay que anunciar el sintoma de invertirlos, que es lo que hace perder la tarde: docker ps sigue reportando el contenedor como Up y la peticion simplemente no obtiene respuesta o muere con una conexion reiniciada.</w:t>
+        <w:t>Una imagen slim de un runtime como Node ronda los 150 a 250 MB frente a cerca de 1 GB de la version completa, y el arranque es de decimas de segundo.</w:t>
       </w:r>
     </w:p>
     <w:p>
@@ -893,7 +858,7 @@
           <w:color w:val="4A4A49"/>
           <w:sz w:val="22"/>
         </w:rPr>
-        <w:t>(No se proyecta) El sintoma no senala la causa, y el estudiante busca el error en el codigo cuando esta en una linea del comando.</w:t>
+        <w:t>Aqui esta la respuesta a la frase que hay que evitar: un contenedor no es «una maquina virtual ligera».</w:t>
       </w:r>
     </w:p>
     <w:p>
@@ -906,43 +871,33 @@
           <w:color w:val="4A4A49"/>
           <w:sz w:val="22"/>
         </w:rPr>
-        <w:t>(No se proyecta) Este mismo endpoint reaparece en la Clase 7, donde el balanceador lo consulta para decidir si sigue enviandole trafico a una instancia, y en la Clase 8, donde el pipeline lo usa como prueba de humo despues de construir la imagen.</w:t>
+        <w:t>La diferencia no es el peso sino el aislamiento; como el kernel es compartido, una vulnerabilidad del kernel puede afectar a todos los contenedores de esa maquina</w:t>
       </w:r>
     </w:p>
     <w:p>
-      <w:r>
-        <w:rPr>
-          <w:b/>
-          <w:color w:val="4A4A49"/>
-          <w:sz w:val="22"/>
-        </w:rPr>
-        <w:t>[Slide 20] Construir, correr y verificar: los tres comandos y el contrato de salud (2/2)</w:t>
-      </w:r>
-      <w:r>
-        <w:rPr>
-          <w:b w:val="0"/>
-          <w:color w:val="4A4A49"/>
-          <w:sz w:val="22"/>
-        </w:rPr>
-        <w:t xml:space="preserve"> — 4 vinetas.</w:t>
+      <w:pPr>
+        <w:pStyle w:val="ListBullet2"/>
+      </w:pPr>
+      <w:r>
+        <w:rPr>
+          <w:b w:val="0"/>
+          <w:color w:val="4A4A49"/>
+          <w:sz w:val="22"/>
+        </w:rPr>
+        <w:t>Y por eso los proveedores de nube siguen usando maquinas virtuales para separar clientes distintos y ejecutan los contenedores DENTRO de ellas.</w:t>
       </w:r>
     </w:p>
     <w:p>
-      <w:r>
-        <w:rPr>
-          <w:b/>
-          <w:color w:val="4A4A49"/>
-          <w:sz w:val="22"/>
-        </w:rPr>
-        <w:t>[Slide 21] Segundo ejemplo: leer las siete columnas de docker ps</w:t>
-      </w:r>
-      <w:r>
-        <w:rPr>
-          <w:b w:val="0"/>
-          <w:color w:val="4A4A49"/>
-          <w:sz w:val="22"/>
-        </w:rPr>
-        <w:t xml:space="preserve"> — 5 vinetas.</w:t>
+      <w:pPr>
+        <w:pStyle w:val="ListBullet2"/>
+      </w:pPr>
+      <w:r>
+        <w:rPr>
+          <w:b w:val="0"/>
+          <w:color w:val="4A4A49"/>
+          <w:sz w:val="22"/>
+        </w:rPr>
+        <w:t>Contenedores y maquinas virtuales no compiten: se apilan.</w:t>
       </w:r>
     </w:p>
     <w:p>
@@ -955,7 +910,7 @@
           <w:color w:val="4A4A49"/>
           <w:sz w:val="22"/>
         </w:rPr>
-        <w:t>Segundo ejemplo concreto.</w:t>
+        <w:t>NOTAS:</w:t>
       </w:r>
     </w:p>
     <w:p>
@@ -968,7 +923,7 @@
           <w:color w:val="4A4A49"/>
           <w:sz w:val="22"/>
         </w:rPr>
-        <w:t>La columna de estado es la que hay que mirar: si dice Up seguido de un tiempo, el contenedor vive; si dice Exited con un codigo entre parentesis, murio, y ese codigo es la primera pista del problema.</w:t>
+        <w:t>Todos los contenedores de una maquina comparten el kernel del anfitrion, y el aislamiento se consigue con dos mecanismos del propio Linux.</w:t>
       </w:r>
     </w:p>
     <w:p>
@@ -981,46 +936,61 @@
           <w:color w:val="4A4A49"/>
           <w:sz w:val="22"/>
         </w:rPr>
-        <w:t>Por eso la alterna es alterna y no la primera opcion.</w:t>
+        <w:t>Los cgroups, o grupos de control, limitan cuanta CPU y cuanta memoria puede consumir.</w:t>
       </w:r>
     </w:p>
     <w:p>
-      <w:pPr>
-        <w:pStyle w:val="ListBullet2"/>
-      </w:pPr>
-      <w:r>
-        <w:rPr>
-          <w:b w:val="0"/>
-          <w:color w:val="4A4A49"/>
-          <w:sz w:val="22"/>
-        </w:rPr>
-        <w:t>(No se proyecta) Un estudiante mas adelantado puede levantar dos contenedores, la API y un stub de notificaciones, y comprobar algo que sera central en la Clase 4: desde el contenedor de la API, la direccion localhost NO es la maquina anfitriona ni el otro contenedor, es el propio contenedor, y para que dos contenedores se hablen hay que ponerlos en una misma red y llamarse por nombre.</w:t>
+      <w:r>
+        <w:rPr>
+          <w:b/>
+          <w:color w:val="4A4A49"/>
+          <w:sz w:val="22"/>
+        </w:rPr>
+        <w:t>[Slide 9] VM vs contenedor</w:t>
+      </w:r>
+      <w:r>
+        <w:rPr>
+          <w:b w:val="0"/>
+          <w:color w:val="4A4A49"/>
+          <w:sz w:val="22"/>
+        </w:rPr>
+        <w:t xml:space="preserve"> — 5 vinetas.</w:t>
       </w:r>
     </w:p>
     <w:p>
-      <w:pPr>
-        <w:pStyle w:val="ListBullet2"/>
-      </w:pPr>
-      <w:r>
-        <w:rPr>
-          <w:b w:val="0"/>
-          <w:color w:val="4A4A49"/>
-          <w:sz w:val="22"/>
-        </w:rPr>
-        <w:t>(No se proyecta) Hay dos limites que conviene anunciar ANTES de empezar y no despues, porque cambian como se planifica la hora de taller.</w:t>
+      <w:r>
+        <w:rPr>
+          <w:b/>
+          <w:color w:val="4A4A49"/>
+          <w:sz w:val="22"/>
+        </w:rPr>
+        <w:t>[Slide 10] Maquina virtual vs contenedor — que cambia de verdad</w:t>
+      </w:r>
+      <w:r>
+        <w:rPr>
+          <w:b w:val="0"/>
+          <w:color w:val="4A4A49"/>
+          <w:sz w:val="22"/>
+        </w:rPr>
+        <w:t xml:space="preserve"> — 12 vinetas.</w:t>
       </w:r>
     </w:p>
     <w:p>
-      <w:pPr>
-        <w:pStyle w:val="ListBullet2"/>
-      </w:pPr>
-      <w:r>
-        <w:rPr>
-          <w:b w:val="0"/>
-          <w:color w:val="4A4A49"/>
-          <w:sz w:val="22"/>
-        </w:rPr>
-        <w:t>(No se proyecta) De ahi sale la regla operativa del dia, y hay que decirla como consecuencia del limite y no como consejo suelto: el Dockerfile se escribe en la carpeta del proyecto y se PEGA en el laboratorio, nunca al contrario, y las capturas se guardan antes de cerrar.</w:t>
+      <w:r>
+        <w:rPr>
+          <w:b/>
+          <w:color w:val="4A4A49"/>
+          <w:sz w:val="22"/>
+        </w:rPr>
+        <w:t>[Slide 11] Dockerfile, imagen, contenedor y registro: los cuatro terminos</w:t>
+      </w:r>
+      <w:r>
+        <w:rPr>
+          <w:b w:val="0"/>
+          <w:color w:val="4A4A49"/>
+          <w:sz w:val="22"/>
+        </w:rPr>
+        <w:t xml:space="preserve"> — 4 vinetas.</w:t>
       </w:r>
     </w:p>
     <w:p>
@@ -1033,25 +1003,20 @@
           <w:color w:val="4A4A49"/>
           <w:sz w:val="22"/>
         </w:rPr>
-        <w:t>(No se proyecta) La alterna, si Killercoda no carga, es LabEx Docker Playground, que cumple la misma funcion tambien gratis y en el navegador, pero con una restriccion mas dura que conviene mencionar: su plan gratuito da solo tres sesiones al dia, de modo que quien la use para depurar puede quedarse sin intentos justo el dia de la entrega.</w:t>
+        <w:t>DESARROLLO (para explicarlo, no se proyecta):</w:t>
       </w:r>
     </w:p>
     <w:p>
-      <w:r>
-        <w:rPr>
-          <w:b/>
-          <w:color w:val="4A4A49"/>
-          <w:sz w:val="22"/>
-        </w:rPr>
-        <w:t>[Slide 22] Preguntas frecuentes y cierre conceptual (1/2)</w:t>
-      </w:r>
-      <w:r>
-        <w:rPr>
-          <w:b w:val="0"/>
-          <w:color w:val="4A4A49"/>
-          <w:sz w:val="22"/>
-        </w:rPr>
-        <w:t xml:space="preserve"> — 4 vinetas.</w:t>
+      <w:pPr>
+        <w:pStyle w:val="ListBullet2"/>
+      </w:pPr>
+      <w:r>
+        <w:rPr>
+          <w:b w:val="0"/>
+          <w:color w:val="4A4A49"/>
+          <w:sz w:val="22"/>
+        </w:rPr>
+        <w:t>El Dockerfile es la receta: un archivo de texto con instrucciones.</w:t>
       </w:r>
     </w:p>
     <w:p>
@@ -1064,97 +1029,1105 @@
           <w:color w:val="4A4A49"/>
           <w:sz w:val="22"/>
         </w:rPr>
-        <w:t>La respuesta, dicha desde ya, es no.</w:t>
+        <w:t>La imagen es el resultado de ejecutar esa receta, un paquete inmutable y de solo lectura con el codigo, las dependencias y la configuracion.</w:t>
       </w:r>
     </w:p>
     <w:p>
-      <w:r>
-        <w:rPr>
-          <w:b/>
-          <w:color w:val="4A4A49"/>
-          <w:sz w:val="22"/>
-        </w:rPr>
-        <w:t>[Slide 23] Preguntas frecuentes y cierre conceptual (2/2)</w:t>
-      </w:r>
-      <w:r>
-        <w:rPr>
-          <w:b w:val="0"/>
-          <w:color w:val="4A4A49"/>
-          <w:sz w:val="22"/>
-        </w:rPr>
-        <w:t xml:space="preserve"> — 3 vinetas.</w:t>
+      <w:pPr>
+        <w:pStyle w:val="ListBullet2"/>
+      </w:pPr>
+      <w:r>
+        <w:rPr>
+          <w:b w:val="0"/>
+          <w:color w:val="4A4A49"/>
+          <w:sz w:val="22"/>
+        </w:rPr>
+        <w:t>El contenedor es una instancia en ejecucion de esa imagen, y de una misma imagen se pueden lanzar diez contenedores identicos, igual que de una clase se instancian muchos objetos</w:t>
       </w:r>
     </w:p>
     <w:p>
-      <w:r>
-        <w:rPr>
-          <w:b/>
-          <w:color w:val="4A4A49"/>
-          <w:sz w:val="22"/>
-        </w:rPr>
-        <w:t>[Slide 24] El Dockerfile minimo, capa por capa</w:t>
-      </w:r>
-      <w:r>
-        <w:rPr>
-          <w:b w:val="0"/>
-          <w:color w:val="4A4A49"/>
-          <w:sz w:val="22"/>
-        </w:rPr>
-        <w:t xml:space="preserve"> — 15 vinetas.</w:t>
+      <w:pPr>
+        <w:pStyle w:val="ListBullet2"/>
+      </w:pPr>
+      <w:r>
+        <w:rPr>
+          <w:b w:val="0"/>
+          <w:color w:val="4A4A49"/>
+          <w:sz w:val="22"/>
+        </w:rPr>
+        <w:t>Esa comparacion funciona bien con estudiantes que ya vieron programacion orientada a objetos.</w:t>
       </w:r>
     </w:p>
     <w:p>
-      <w:r>
-        <w:rPr>
-          <w:b/>
-          <w:color w:val="4A4A49"/>
-          <w:sz w:val="22"/>
-        </w:rPr>
-        <w:t>[Slide 25] El ciclo completo: construir, ejecutar, verificar</w:t>
-      </w:r>
-      <w:r>
-        <w:rPr>
-          <w:b w:val="0"/>
-          <w:color w:val="4A4A49"/>
-          <w:sz w:val="22"/>
-        </w:rPr>
-        <w:t xml:space="preserve"> — 12 vinetas.</w:t>
+      <w:pPr>
+        <w:pStyle w:val="ListBullet2"/>
+      </w:pPr>
+      <w:r>
+        <w:rPr>
+          <w:b w:val="0"/>
+          <w:color w:val="4A4A49"/>
+          <w:sz w:val="22"/>
+        </w:rPr>
+        <w:t>Y el registro, o registry, es el repositorio donde las imagenes se publican y se descargan.</w:t>
       </w:r>
     </w:p>
     <w:p>
-      <w:r>
-        <w:rPr>
-          <w:b/>
-          <w:color w:val="4A4A49"/>
-          <w:sz w:val="22"/>
-        </w:rPr>
-        <w:t>[Slide 26] Imagen, contenedor y capas: los comandos que lo demuestran</w:t>
-      </w:r>
-      <w:r>
-        <w:rPr>
-          <w:b w:val="0"/>
-          <w:color w:val="4A4A49"/>
-          <w:sz w:val="22"/>
-        </w:rPr>
-        <w:t xml:space="preserve"> — 12 vinetas.</w:t>
+      <w:pPr>
+        <w:pStyle w:val="ListBullet2"/>
+      </w:pPr>
+      <w:r>
+        <w:rPr>
+          <w:b w:val="0"/>
+          <w:color w:val="4A4A49"/>
+          <w:sz w:val="22"/>
+        </w:rPr>
+        <w:t>Un detalle que explica el comportamiento diario: la imagen se construye por capas, una por instruccion, y esas capas quedan en cache; si una instruccion no cambio, la reconstruccion la reutiliza en lugar de volver a ejecutarla.</w:t>
       </w:r>
     </w:p>
     <w:p>
+      <w:pPr>
+        <w:pStyle w:val="ListBullet2"/>
+      </w:pPr>
+      <w:r>
+        <w:rPr>
+          <w:b w:val="0"/>
+          <w:color w:val="4A4A49"/>
+          <w:sz w:val="22"/>
+        </w:rPr>
+        <w:t>Hacerlo al reves obliga a reinstalar todo en cada construccion y convierte una build de 10 segundos en una de varios minutos.</w:t>
+      </w:r>
+    </w:p>
+    <w:p>
+      <w:pPr>
+        <w:pStyle w:val="ListBullet2"/>
+      </w:pPr>
+      <w:r>
+        <w:rPr>
+          <w:b w:val="0"/>
+          <w:color w:val="4A4A49"/>
+          <w:sz w:val="22"/>
+        </w:rPr>
+        <w:t>NOTAS:</w:t>
+      </w:r>
+    </w:p>
+    <w:p>
+      <w:pPr>
+        <w:pStyle w:val="ListBullet2"/>
+      </w:pPr>
+      <w:r>
+        <w:rPr>
+          <w:b w:val="0"/>
+          <w:color w:val="4A4A49"/>
+          <w:sz w:val="22"/>
+        </w:rPr>
+        <w:t>De ahi la unica optimizacion que hay que ensenar hoy: copiar primero el archivo de dependencias e instalarlas, y solo despues copiar el codigo fuente, porque el codigo cambia en cada commit y las dependencias casi nunca.</w:t>
+      </w:r>
+    </w:p>
+    <w:p>
+      <w:pPr>
+        <w:pStyle w:val="ListBullet2"/>
+      </w:pPr>
+      <w:r>
+        <w:rPr>
+          <w:b w:val="0"/>
+          <w:color w:val="4A4A49"/>
+          <w:sz w:val="22"/>
+        </w:rPr>
+        <w:t>(No se proyecta) Cuatro terminos se confunden de forma sistematica y conviene fijarlos con una sola analogia.</w:t>
+      </w:r>
+    </w:p>
+    <w:p>
       <w:r>
         <w:rPr>
           <w:b/>
           <w:color w:val="4A4A49"/>
           <w:sz w:val="22"/>
         </w:rPr>
-        <w:t>[Slide 27] Limpiar, y la prueba de que el contenedor no guarda estado</w:t>
-      </w:r>
-      <w:r>
-        <w:rPr>
-          <w:b w:val="0"/>
-          <w:color w:val="4A4A49"/>
-          <w:sz w:val="22"/>
-        </w:rPr>
-        <w:t xml:space="preserve"> — 11 vinetas.</w:t>
+        <w:t>[Slide 12] Imagen, contenedor y capas: los comandos que lo demuestran</w:t>
+      </w:r>
+      <w:r>
+        <w:rPr>
+          <w:b w:val="0"/>
+          <w:color w:val="4A4A49"/>
+          <w:sz w:val="22"/>
+        </w:rPr>
+        <w:t xml:space="preserve"> — 12 vinetas.</w:t>
+      </w:r>
+    </w:p>
+    <w:p>
+      <w:r>
+        <w:rPr>
+          <w:b/>
+          <w:color w:val="4A4A49"/>
+          <w:sz w:val="22"/>
+        </w:rPr>
+        <w:t>[Slide 13] Primer ejemplo: el stub de la API de CloudLite</w:t>
+      </w:r>
+      <w:r>
+        <w:rPr>
+          <w:b w:val="0"/>
+          <w:color w:val="4A4A49"/>
+          <w:sz w:val="22"/>
+        </w:rPr>
+        <w:t xml:space="preserve"> — 3 vinetas.</w:t>
+      </w:r>
+    </w:p>
+    <w:p>
+      <w:pPr>
+        <w:pStyle w:val="ListBullet2"/>
+      </w:pPr>
+      <w:r>
+        <w:rPr>
+          <w:b w:val="0"/>
+          <w:color w:val="4A4A49"/>
+          <w:sz w:val="22"/>
+        </w:rPr>
+        <w:t>DESARROLLO (para explicarlo, no se proyecta):</w:t>
+      </w:r>
+    </w:p>
+    <w:p>
+      <w:pPr>
+        <w:pStyle w:val="ListBullet2"/>
+      </w:pPr>
+      <w:r>
+        <w:rPr>
+          <w:b w:val="0"/>
+          <w:color w:val="4A4A49"/>
+          <w:sz w:val="22"/>
+        </w:rPr>
+        <w:t>FROM node:20-alpine elige la imagen base, o sea el punto de partida ya construido por otros, en este caso un Linux minimo con Node instalado; la etiqueta 20-alpine es FIJA y eso importa</w:t>
+      </w:r>
+    </w:p>
+    <w:p>
+      <w:pPr>
+        <w:pStyle w:val="ListBullet2"/>
+      </w:pPr>
+      <w:r>
+        <w:rPr>
+          <w:b w:val="0"/>
+          <w:color w:val="4A4A49"/>
+          <w:sz w:val="22"/>
+        </w:rPr>
+        <w:t>Porque con latest la imagen de hoy no es la de manana y la reconstruccion deja de ser reproducible.</w:t>
+      </w:r>
+    </w:p>
+    <w:p>
+      <w:pPr>
+        <w:pStyle w:val="ListBullet2"/>
+      </w:pPr>
+      <w:r>
+        <w:rPr>
+          <w:b w:val="0"/>
+          <w:color w:val="4A4A49"/>
+          <w:sz w:val="22"/>
+        </w:rPr>
+        <w:t>RUN npm ci --omit=dev las instala dentro de la imagen y no en la maquina del estudiante, lo cual es el punto entero del ejercicio</w:t>
+      </w:r>
+    </w:p>
+    <w:p>
+      <w:pPr>
+        <w:pStyle w:val="ListBullet2"/>
+      </w:pPr>
+      <w:r>
+        <w:rPr>
+          <w:b w:val="0"/>
+          <w:color w:val="4A4A49"/>
+          <w:sz w:val="22"/>
+        </w:rPr>
+        <w:t>Porque la dependencia viaja con el artefacto; se usa npm ci y no npm install porque respeta el archivo de bloqueo y por tanto instala exactamente las mismas versiones en cada construccion.</w:t>
+      </w:r>
+    </w:p>
+    <w:p>
+      <w:pPr>
+        <w:pStyle w:val="ListBullet2"/>
+      </w:pPr>
+      <w:r>
+        <w:rPr>
+          <w:b w:val="0"/>
+          <w:color w:val="4A4A49"/>
+          <w:sz w:val="22"/>
+        </w:rPr>
+        <w:t>EXPOSE 8080 documenta en que puerto escucha el proceso.</w:t>
+      </w:r>
+    </w:p>
+    <w:p>
+      <w:pPr>
+        <w:pStyle w:val="ListBullet2"/>
+      </w:pPr>
+      <w:r>
+        <w:rPr>
+          <w:b w:val="0"/>
+          <w:color w:val="4A4A49"/>
+          <w:sz w:val="22"/>
+        </w:rPr>
+        <w:t>Ese COPY.. tiene una consecuencia seria: copia TODO lo que haya en la carpeta, incluido el archivo.env con las credenciales, y una vez dentro de una capa ya no sale, ni siquiera borrandolo en una instruccion posterior.</w:t>
+      </w:r>
+    </w:p>
+    <w:p>
+      <w:pPr>
+        <w:pStyle w:val="ListBullet2"/>
+      </w:pPr>
+      <w:r>
+        <w:rPr>
+          <w:b w:val="0"/>
+          <w:color w:val="4A4A49"/>
+          <w:sz w:val="22"/>
+        </w:rPr>
+        <w:t>La regla se enuncia en una linea: si haces COPY.., el.dockerignore va al lado y se menciona en la entrega.</w:t>
+      </w:r>
+    </w:p>
+    <w:p>
+      <w:pPr>
+        <w:pStyle w:val="ListBullet2"/>
+      </w:pPr>
+      <w:r>
+        <w:rPr>
+          <w:b w:val="0"/>
+          <w:color w:val="4A4A49"/>
+          <w:sz w:val="22"/>
+        </w:rPr>
+        <w:t>Un ultimo detalle del que depende media clase: EXPOSE no abre nada, solo documenta.</w:t>
+      </w:r>
+    </w:p>
+    <w:p>
+      <w:pPr>
+        <w:pStyle w:val="ListBullet2"/>
+      </w:pPr>
+      <w:r>
+        <w:rPr>
+          <w:b w:val="0"/>
+          <w:color w:val="4A4A49"/>
+          <w:sz w:val="22"/>
+        </w:rPr>
+        <w:t>NOTAS:</w:t>
+      </w:r>
+    </w:p>
+    <w:p>
+      <w:pPr>
+        <w:pStyle w:val="ListBullet2"/>
+      </w:pPr>
+      <w:r>
+        <w:rPr>
+          <w:b w:val="0"/>
+          <w:color w:val="4A4A49"/>
+          <w:sz w:val="22"/>
+        </w:rPr>
+        <w:t>Primer ejemplo concreto en CloudLite.</w:t>
+      </w:r>
+    </w:p>
+    <w:p>
+      <w:pPr>
+        <w:pStyle w:val="ListBullet2"/>
+      </w:pPr>
+      <w:r>
+        <w:rPr>
+          <w:b w:val="0"/>
+          <w:color w:val="4A4A49"/>
+          <w:sz w:val="22"/>
+        </w:rPr>
+        <w:t>WORKDIR /app fija el directorio dentro del contenedor donde ocurrira todo lo demas.</w:t>
+      </w:r>
+    </w:p>
+    <w:p>
+      <w:pPr>
+        <w:pStyle w:val="ListBullet2"/>
+      </w:pPr>
+      <w:r>
+        <w:rPr>
+          <w:b w:val="0"/>
+          <w:color w:val="4A4A49"/>
+          <w:sz w:val="22"/>
+        </w:rPr>
+        <w:t>COPY package*.json./ trae solo la lista de dependencias.</w:t>
+      </w:r>
+    </w:p>
+    <w:p>
+      <w:pPr>
+        <w:pStyle w:val="ListBullet2"/>
+      </w:pPr>
+      <w:r>
+        <w:rPr>
+          <w:b w:val="0"/>
+          <w:color w:val="4A4A49"/>
+          <w:sz w:val="22"/>
+        </w:rPr>
+        <w:t>COPY.. trae el resto del codigo, y va DESPUES por la razon de cache de la seccion anterior.</w:t>
+      </w:r>
+    </w:p>
+    <w:p>
+      <w:pPr>
+        <w:pStyle w:val="ListBullet2"/>
+      </w:pPr>
+      <w:r>
+        <w:rPr>
+          <w:b w:val="0"/>
+          <w:color w:val="4A4A49"/>
+          <w:sz w:val="22"/>
+        </w:rPr>
+        <w:t>Y CMD indica que comando ejecutar cuando el contenedor arranque, uno solo y en primer plano.</w:t>
+      </w:r>
+    </w:p>
+    <w:p>
+      <w:pPr>
+        <w:pStyle w:val="ListBullet2"/>
+      </w:pPr>
+      <w:r>
+        <w:rPr>
+          <w:b w:val="0"/>
+          <w:color w:val="4A4A49"/>
+          <w:sz w:val="22"/>
+        </w:rPr>
+        <w:t>Por eso al lado del Dockerfile va un segundo archivo, el.dockerignore, con al menos.env, node_modules y.git.</w:t>
+      </w:r>
+    </w:p>
+    <w:p>
+      <w:pPr>
+        <w:pStyle w:val="ListBullet2"/>
+      </w:pPr>
+      <w:r>
+        <w:rPr>
+          <w:b w:val="0"/>
+          <w:color w:val="4A4A49"/>
+          <w:sz w:val="22"/>
+        </w:rPr>
+        <w:t>Lo que realmente publica el puerto es la opcion -p al ejecutar, y ese es el tema de la diapositiva siguiente.</w:t>
+      </w:r>
+    </w:p>
+    <w:p>
+      <w:pPr>
+        <w:pStyle w:val="ListBullet2"/>
+      </w:pPr>
+      <w:r>
+        <w:rPr>
+          <w:b w:val="0"/>
+          <w:color w:val="4A4A49"/>
+          <w:sz w:val="22"/>
+        </w:rPr>
+        <w:t>(No se proyecta) En CloudLite Turnos el estudiante contenerizara un stub de su API, es decir una version minima que responde algo verificable: el endpoint GET /health, que devuelve un cuerpo en formato JSON con al menos un campo que se pueda comprobar.</w:t>
+      </w:r>
+    </w:p>
+    <w:p>
+      <w:pPr>
+        <w:pStyle w:val="ListBullet2"/>
+      </w:pPr>
+      <w:r>
+        <w:rPr>
+          <w:b w:val="0"/>
+          <w:color w:val="4A4A49"/>
+          <w:sz w:val="22"/>
+        </w:rPr>
+        <w:t>(No se proyecta) Su Dockerfile tiene siete instrucciones, y el docente debe poder explicar cada una.</w:t>
+      </w:r>
+    </w:p>
+    <w:p>
+      <w:pPr>
+        <w:pStyle w:val="ListBullet2"/>
+      </w:pPr>
+      <w:r>
+        <w:rPr>
+          <w:b w:val="0"/>
+          <w:color w:val="4A4A49"/>
+          <w:sz w:val="22"/>
+        </w:rPr>
+        <w:t>(No se proyecta) La diapositiva lo proyecta junto al Dockerfile y no como nota al pie a proposito: son dos archivos hermanos en la misma carpeta, y el estudiante que entrega el primero sin el segundo entrega un artefacto que filtra secretos.</w:t>
+      </w:r>
+    </w:p>
+    <w:p>
+      <w:r>
+        <w:rPr>
+          <w:b/>
+          <w:color w:val="4A4A49"/>
+          <w:sz w:val="22"/>
+        </w:rPr>
+        <w:t>[Slide 14] Comprobar en un lab: recomendado, no obligatorio</w:t>
+      </w:r>
+      <w:r>
+        <w:rPr>
+          <w:b w:val="0"/>
+          <w:color w:val="4A4A49"/>
+          <w:sz w:val="22"/>
+        </w:rPr>
+        <w:t xml:space="preserve"> — 4 vinetas.</w:t>
+      </w:r>
+    </w:p>
+    <w:p>
+      <w:r>
+        <w:rPr>
+          <w:b/>
+          <w:color w:val="4A4A49"/>
+          <w:sz w:val="22"/>
+        </w:rPr>
+        <w:t>[Slide 15] Dockerfile mínimo para el stub</w:t>
+      </w:r>
+      <w:r>
+        <w:rPr>
+          <w:b w:val="0"/>
+          <w:color w:val="4A4A49"/>
+          <w:sz w:val="22"/>
+        </w:rPr>
+        <w:t xml:space="preserve"> — 6 vinetas.</w:t>
+      </w:r>
+    </w:p>
+    <w:p>
+      <w:r>
+        <w:rPr>
+          <w:b/>
+          <w:color w:val="4A4A49"/>
+          <w:sz w:val="22"/>
+        </w:rPr>
+        <w:t>[Slide 16] Dockerfile minimo del stub CloudLite</w:t>
+      </w:r>
+      <w:r>
+        <w:rPr>
+          <w:b w:val="0"/>
+          <w:color w:val="4A4A49"/>
+          <w:sz w:val="22"/>
+        </w:rPr>
+        <w:t xml:space="preserve"> — 19 vinetas.</w:t>
+      </w:r>
+    </w:p>
+    <w:p>
+      <w:r>
+        <w:rPr>
+          <w:b/>
+          <w:color w:val="4A4A49"/>
+          <w:sz w:val="22"/>
+        </w:rPr>
+        <w:t>[Slide 17] Construir, correr y verificar el contenedor</w:t>
+      </w:r>
+      <w:r>
+        <w:rPr>
+          <w:b w:val="0"/>
+          <w:color w:val="4A4A49"/>
+          <w:sz w:val="22"/>
+        </w:rPr>
+        <w:t xml:space="preserve"> — 6 vinetas.</w:t>
+      </w:r>
+    </w:p>
+    <w:p>
+      <w:pPr>
+        <w:pStyle w:val="ListBullet2"/>
+      </w:pPr>
+      <w:r>
+        <w:rPr>
+          <w:b w:val="0"/>
+          <w:color w:val="4A4A49"/>
+          <w:sz w:val="22"/>
+        </w:rPr>
+        <w:t>DESARROLLO (para explicarlo, no se proyecta):</w:t>
+      </w:r>
+    </w:p>
+    <w:p>
+      <w:pPr>
+        <w:pStyle w:val="ListBullet2"/>
+      </w:pPr>
+      <w:r>
+        <w:rPr>
+          <w:b w:val="0"/>
+          <w:color w:val="4A4A49"/>
+          <w:sz w:val="22"/>
+        </w:rPr>
+        <w:t>El primero es la construccion: docker build -t cloudlite-api:0.1.0.</w:t>
+      </w:r>
+    </w:p>
+    <w:p>
+      <w:pPr>
+        <w:pStyle w:val="ListBullet2"/>
+      </w:pPr>
+      <w:r>
+        <w:rPr>
+          <w:b w:val="0"/>
+          <w:color w:val="4A4A49"/>
+          <w:sz w:val="22"/>
+        </w:rPr>
+        <w:t>El -t asigna nombre y etiqueta, y el punto final no es adorno sino el contexto de construccion, es decir la carpeta cuyo contenido se le entrega al motor.</w:t>
+      </w:r>
+    </w:p>
+    <w:p>
+      <w:pPr>
+        <w:pStyle w:val="ListBullet2"/>
+      </w:pPr>
+      <w:r>
+        <w:rPr>
+          <w:b w:val="0"/>
+          <w:color w:val="4A4A49"/>
+          <w:sz w:val="22"/>
+        </w:rPr>
+        <w:t>Nombre Y etiqueta, siempre; la etiqueta suelta no basta y el nombre solo tampoco.</w:t>
+      </w:r>
+    </w:p>
+    <w:p>
+      <w:pPr>
+        <w:pStyle w:val="ListBullet2"/>
+      </w:pPr>
+      <w:r>
+        <w:rPr>
+          <w:b w:val="0"/>
+          <w:color w:val="4A4A49"/>
+          <w:sz w:val="22"/>
+        </w:rPr>
+        <w:t>El segundo es la ejecucion: docker run -d -p 8081:8080 --name api cloudlite-api:0.1.0.</w:t>
+      </w:r>
+    </w:p>
+    <w:p>
+      <w:pPr>
+        <w:pStyle w:val="ListBullet2"/>
+      </w:pPr>
+      <w:r>
+        <w:rPr>
+          <w:b w:val="0"/>
+          <w:color w:val="4A4A49"/>
+          <w:sz w:val="22"/>
+        </w:rPr>
+        <w:t>Se lee de derecha a izquierda: el puerto 8080 de dentro queda accesible como 8081 desde fuera.</w:t>
+      </w:r>
+    </w:p>
+    <w:p>
+      <w:pPr>
+        <w:pStyle w:val="ListBullet2"/>
+      </w:pPr>
+      <w:r>
+        <w:rPr>
+          <w:b w:val="0"/>
+          <w:color w:val="4A4A49"/>
+          <w:sz w:val="22"/>
+        </w:rPr>
+        <w:t>El tercero es la verificacion, y aqui hay un concepto y no solo un comando.</w:t>
+      </w:r>
+    </w:p>
+    <w:p>
+      <w:pPr>
+        <w:pStyle w:val="ListBullet2"/>
+      </w:pPr>
+      <w:r>
+        <w:rPr>
+          <w:b w:val="0"/>
+          <w:color w:val="4A4A49"/>
+          <w:sz w:val="22"/>
+        </w:rPr>
+        <w:t>Un endpoint de salud es una ruta cuyo unico proposito es que alguien de afuera pueda preguntar si el servicio esta en condiciones de atender</w:t>
+      </w:r>
+    </w:p>
+    <w:p>
+      <w:pPr>
+        <w:pStyle w:val="ListBullet2"/>
+      </w:pPr>
+      <w:r>
+        <w:rPr>
+          <w:b w:val="0"/>
+          <w:color w:val="4A4A49"/>
+          <w:sz w:val="22"/>
+        </w:rPr>
+        <w:t>Y su contrato tiene TRES datos, los tres exigibles: la ruta (GET /health), el codigo de estado (200 cuando el servicio puede atender, 503 cuando esta arriba pero sin su dependencia, tipicamente la base de datos) y el cuerpo con su formato declarado.</w:t>
+      </w:r>
+    </w:p>
+    <w:p>
+      <w:pPr>
+        <w:pStyle w:val="ListBullet2"/>
+      </w:pPr>
+      <w:r>
+        <w:rPr>
+          <w:b w:val="0"/>
+          <w:color w:val="4A4A49"/>
+          <w:sz w:val="22"/>
+        </w:rPr>
+        <w:t>El tercero es el que se olvida y el que hace util al endpoint: un 200 con el cuerpo vacio no distingue «vivo» de «vivo pero roto», porque el proceso puede estar respondiendo mientras su conexion a datos esta caida.</w:t>
+      </w:r>
+    </w:p>
+    <w:p>
+      <w:pPr>
+        <w:pStyle w:val="ListBullet2"/>
+      </w:pPr>
+      <w:r>
+        <w:rPr>
+          <w:b w:val="0"/>
+          <w:color w:val="4A4A49"/>
+          <w:sz w:val="22"/>
+        </w:rPr>
+        <w:t>Se comprueba con curl -i http://localhost:8081/health, y el -i importa: sin el, curl imprime el cuerpo pero esconde el codigo de estado, que es un tercio del contrato.</w:t>
+      </w:r>
+    </w:p>
+    <w:p>
+      <w:pPr>
+        <w:pStyle w:val="ListBullet2"/>
+      </w:pPr>
+      <w:r>
+        <w:rPr>
+          <w:b w:val="0"/>
+          <w:color w:val="4A4A49"/>
+          <w:sz w:val="22"/>
+        </w:rPr>
+        <w:t>NOTAS:</w:t>
+      </w:r>
+    </w:p>
+    <w:p>
+      <w:pPr>
+        <w:pStyle w:val="ListBullet2"/>
+      </w:pPr>
+      <w:r>
+        <w:rPr>
+          <w:b w:val="0"/>
+          <w:color w:val="4A4A49"/>
+          <w:sz w:val="22"/>
+        </w:rPr>
+        <w:t>Con el Dockerfile escrito faltan tres comandos, cada uno con su sintaxis precisa.</w:t>
+      </w:r>
+    </w:p>
+    <w:p>
+      <w:pPr>
+        <w:pStyle w:val="ListBullet2"/>
+      </w:pPr>
+      <w:r>
+        <w:rPr>
+          <w:b w:val="0"/>
+          <w:color w:val="4A4A49"/>
+          <w:sz w:val="22"/>
+        </w:rPr>
+        <w:t>El -d lo manda a segundo plano y el --name le da un nombre estable para no andar copiando identificadores.</w:t>
+      </w:r>
+    </w:p>
+    <w:p>
+      <w:pPr>
+        <w:pStyle w:val="ListBullet2"/>
+      </w:pPr>
+      <w:r>
+        <w:rPr>
+          <w:b w:val="0"/>
+          <w:color w:val="4A4A49"/>
+          <w:sz w:val="22"/>
+        </w:rPr>
+        <w:t>Por eso el cuerpo lleva al menos un campo verificable, por ejemplo un estado y el nombre del servicio en JSON.</w:t>
+      </w:r>
+    </w:p>
+    <w:p>
+      <w:pPr>
+        <w:pStyle w:val="ListBullet2"/>
+      </w:pPr>
+      <w:r>
+        <w:rPr>
+          <w:b w:val="0"/>
+          <w:color w:val="4A4A49"/>
+          <w:sz w:val="22"/>
+        </w:rPr>
+        <w:t>(No se proyecta) Un build sin etiqueta funciona y por eso el estudiante no nota el problema: Docker le pone latest en silencio, y a partir de ahi nadie puede decir que version esta corriendo.</w:t>
+      </w:r>
+    </w:p>
+    <w:p>
+      <w:pPr>
+        <w:pStyle w:val="ListBullet2"/>
+      </w:pPr>
+      <w:r>
+        <w:rPr>
+          <w:b w:val="0"/>
+          <w:color w:val="4A4A49"/>
+          <w:sz w:val="22"/>
+        </w:rPr>
+        <w:t>(No se proyecta) El corazon de la instruccion es el -p, y conviene escribirlo en el tablero con las dos etiquetas encima: el numero de la IZQUIERDA es el del anfitrion, la maquina desde la que uno abre el navegador, y el de la DERECHA es el del contenedor, el mismo del EXPOSE.</w:t>
+      </w:r>
+    </w:p>
+    <w:p>
+      <w:pPr>
+        <w:pStyle w:val="ListBullet2"/>
+      </w:pPr>
+      <w:r>
+        <w:rPr>
+          <w:b w:val="0"/>
+          <w:color w:val="4A4A49"/>
+          <w:sz w:val="22"/>
+        </w:rPr>
+        <w:t>(No se proyecta) En el ejemplo estan a proposito DISTINTOS, porque cuando se escribe -p 8080:8080 los dos lados se confunden y el estudiante no puede decir cual es cual; en la actividad se le pide justamente explicar la diferencia.</w:t>
+      </w:r>
+    </w:p>
+    <w:p>
+      <w:pPr>
+        <w:pStyle w:val="ListBullet2"/>
+      </w:pPr>
+      <w:r>
+        <w:rPr>
+          <w:b w:val="0"/>
+          <w:color w:val="4A4A49"/>
+          <w:sz w:val="22"/>
+        </w:rPr>
+        <w:t>(No se proyecta) Y hay que anunciar el sintoma de invertirlos, que es lo que hace perder la tarde: docker ps sigue reportando el contenedor como Up y la peticion simplemente no obtiene respuesta o muere con una conexion reiniciada.</w:t>
+      </w:r>
+    </w:p>
+    <w:p>
+      <w:pPr>
+        <w:pStyle w:val="ListBullet2"/>
+      </w:pPr>
+      <w:r>
+        <w:rPr>
+          <w:b w:val="0"/>
+          <w:color w:val="4A4A49"/>
+          <w:sz w:val="22"/>
+        </w:rPr>
+        <w:t>(No se proyecta) El sintoma no senala la causa, y el estudiante busca el error en el codigo cuando esta en una linea del comando.</w:t>
+      </w:r>
+    </w:p>
+    <w:p>
+      <w:pPr>
+        <w:pStyle w:val="ListBullet2"/>
+      </w:pPr>
+      <w:r>
+        <w:rPr>
+          <w:b w:val="0"/>
+          <w:color w:val="4A4A49"/>
+          <w:sz w:val="22"/>
+        </w:rPr>
+        <w:t>(No se proyecta) Este mismo endpoint reaparece en la Clase 7, donde el balanceador lo consulta para decidir si sigue enviandole trafico a una instancia, y en la Clase 8, donde el pipeline lo usa como prueba de humo despues de construir la imagen.</w:t>
+      </w:r>
+    </w:p>
+    <w:p>
+      <w:r>
+        <w:rPr>
+          <w:b/>
+          <w:color w:val="4A4A49"/>
+          <w:sz w:val="22"/>
+        </w:rPr>
+        <w:t>[Slide 18] El ciclo completo: construir, ejecutar, verificar</w:t>
+      </w:r>
+      <w:r>
+        <w:rPr>
+          <w:b w:val="0"/>
+          <w:color w:val="4A4A49"/>
+          <w:sz w:val="22"/>
+        </w:rPr>
+        <w:t xml:space="preserve"> — 15 vinetas.</w:t>
+      </w:r>
+    </w:p>
+    <w:p>
+      <w:r>
+        <w:rPr>
+          <w:b/>
+          <w:color w:val="4A4A49"/>
+          <w:sz w:val="22"/>
+        </w:rPr>
+        <w:t>[Slide 19] Limpiar, y la prueba de que el contenedor no guarda estado</w:t>
+      </w:r>
+      <w:r>
+        <w:rPr>
+          <w:b w:val="0"/>
+          <w:color w:val="4A4A49"/>
+          <w:sz w:val="22"/>
+        </w:rPr>
+        <w:t xml:space="preserve"> — 12 vinetas.</w:t>
+      </w:r>
+    </w:p>
+    <w:p>
+      <w:r>
+        <w:rPr>
+          <w:b/>
+          <w:color w:val="4A4A49"/>
+          <w:sz w:val="22"/>
+        </w:rPr>
+        <w:t>[Slide 20] Segundo ejemplo: leer las siete columnas de docker ps</w:t>
+      </w:r>
+      <w:r>
+        <w:rPr>
+          <w:b w:val="0"/>
+          <w:color w:val="4A4A49"/>
+          <w:sz w:val="22"/>
+        </w:rPr>
+        <w:t xml:space="preserve"> — 3 vinetas.</w:t>
+      </w:r>
+    </w:p>
+    <w:p>
+      <w:pPr>
+        <w:pStyle w:val="ListBullet2"/>
+      </w:pPr>
+      <w:r>
+        <w:rPr>
+          <w:b w:val="0"/>
+          <w:color w:val="4A4A49"/>
+          <w:sz w:val="22"/>
+        </w:rPr>
+        <w:t>DESARROLLO (para explicarlo, no se proyecta):</w:t>
+      </w:r>
+    </w:p>
+    <w:p>
+      <w:pPr>
+        <w:pStyle w:val="ListBullet2"/>
+      </w:pPr>
+      <w:r>
+        <w:rPr>
+          <w:b w:val="0"/>
+          <w:color w:val="4A4A49"/>
+          <w:sz w:val="22"/>
+        </w:rPr>
+        <w:t>Tras ejecutar el contenedor, el comando docker ps lista lo que esta corriendo con siete columnas: identificador del contenedor, imagen de la que proviene, comando en ejecucion, tiempo desde su creacion, estado, puertos publicados y nombre asignado.</w:t>
+      </w:r>
+    </w:p>
+    <w:p>
+      <w:pPr>
+        <w:pStyle w:val="ListBullet2"/>
+      </w:pPr>
+      <w:r>
+        <w:rPr>
+          <w:b w:val="0"/>
+          <w:color w:val="4A4A49"/>
+          <w:sz w:val="22"/>
+        </w:rPr>
+        <w:t>Todo esto ocurre en Killercoda (killercoda.com, cuenta gratuita y sin tarjeta, escenario Ubuntu), que entrega una terminal Linux real con Docker ya instalado dentro del navegador, sin instalar Docker Desktop</w:t>
+      </w:r>
+    </w:p>
+    <w:p>
+      <w:pPr>
+        <w:pStyle w:val="ListBullet2"/>
+      </w:pPr>
+      <w:r>
+        <w:rPr>
+          <w:b w:val="0"/>
+          <w:color w:val="4A4A49"/>
+          <w:sz w:val="22"/>
+        </w:rPr>
+        <w:t>Que en equipos institucionales suele estar bloqueado y tiene condiciones de licencia para organizaciones grandes.</w:t>
+      </w:r>
+    </w:p>
+    <w:p>
+      <w:pPr>
+        <w:pStyle w:val="ListBullet2"/>
+      </w:pPr>
+      <w:r>
+        <w:rPr>
+          <w:b w:val="0"/>
+          <w:color w:val="4A4A49"/>
+          <w:sz w:val="22"/>
+        </w:rPr>
+        <w:t>El primero: la sesion caduca a una hora y al cerrarse se pierde lo que exista solo alli.</w:t>
+      </w:r>
+    </w:p>
+    <w:p>
+      <w:pPr>
+        <w:pStyle w:val="ListBullet2"/>
+      </w:pPr>
+      <w:r>
+        <w:rPr>
+          <w:b w:val="0"/>
+          <w:color w:val="4A4A49"/>
+          <w:sz w:val="22"/>
+        </w:rPr>
+        <w:t>El segundo: en el plan gratuito solo se trabaja un escenario a la vez, asi que no sirve dejar dos labs abiertos.</w:t>
+      </w:r>
+    </w:p>
+    <w:p>
+      <w:pPr>
+        <w:pStyle w:val="ListBullet2"/>
+      </w:pPr>
+      <w:r>
+        <w:rPr>
+          <w:b w:val="0"/>
+          <w:color w:val="4A4A49"/>
+          <w:sz w:val="22"/>
+        </w:rPr>
+        <w:t>NOTAS:</w:t>
+      </w:r>
+    </w:p>
+    <w:p>
+      <w:pPr>
+        <w:pStyle w:val="ListBullet2"/>
+      </w:pPr>
+      <w:r>
+        <w:rPr>
+          <w:b w:val="0"/>
+          <w:color w:val="4A4A49"/>
+          <w:sz w:val="22"/>
+        </w:rPr>
+        <w:t>Segundo ejemplo concreto.</w:t>
+      </w:r>
+    </w:p>
+    <w:p>
+      <w:pPr>
+        <w:pStyle w:val="ListBullet2"/>
+      </w:pPr>
+      <w:r>
+        <w:rPr>
+          <w:b w:val="0"/>
+          <w:color w:val="4A4A49"/>
+          <w:sz w:val="22"/>
+        </w:rPr>
+        <w:t>La columna de estado es la que hay que mirar: si dice Up seguido de un tiempo, el contenedor vive; si dice Exited con un codigo entre parentesis, murio, y ese codigo es la primera pista del problema.</w:t>
+      </w:r>
+    </w:p>
+    <w:p>
+      <w:pPr>
+        <w:pStyle w:val="ListBullet2"/>
+      </w:pPr>
+      <w:r>
+        <w:rPr>
+          <w:b w:val="0"/>
+          <w:color w:val="4A4A49"/>
+          <w:sz w:val="22"/>
+        </w:rPr>
+        <w:t>Por eso la alterna es alterna y no la primera opcion.</w:t>
+      </w:r>
+    </w:p>
+    <w:p>
+      <w:pPr>
+        <w:pStyle w:val="ListBullet2"/>
+      </w:pPr>
+      <w:r>
+        <w:rPr>
+          <w:b w:val="0"/>
+          <w:color w:val="4A4A49"/>
+          <w:sz w:val="22"/>
+        </w:rPr>
+        <w:t>PREGUNTAS FRECUENTES Y CIERRE CONCEPTUAL ()</w:t>
+      </w:r>
+    </w:p>
+    <w:p>
+      <w:pPr>
+        <w:pStyle w:val="ListBullet2"/>
+      </w:pPr>
+      <w:r>
+        <w:rPr>
+          <w:b w:val="0"/>
+          <w:color w:val="4A4A49"/>
+          <w:sz w:val="22"/>
+        </w:rPr>
+        <w:t>Por que mi contenedor arranca y se muere de inmediato: porque un contenedor vive exactamente lo que vive su proceso principal, y si el comando termina, el contenedor termina.</w:t>
+      </w:r>
+    </w:p>
+    <w:p>
+      <w:pPr>
+        <w:pStyle w:val="ListBullet2"/>
+      </w:pPr>
+      <w:r>
+        <w:rPr>
+          <w:b w:val="0"/>
+          <w:color w:val="4A4A49"/>
+          <w:sz w:val="22"/>
+        </w:rPr>
+        <w:t>No es un error, es el diseno; un contenedor no es una maquina encendida esperando ordenes, es un proceso envuelto en aislamiento, y la solucion es que el comando quede corriendo en primer plano.</w:t>
+      </w:r>
+    </w:p>
+    <w:p>
+      <w:pPr>
+        <w:pStyle w:val="ListBullet2"/>
+      </w:pPr>
+      <w:r>
+        <w:rPr>
+          <w:b w:val="0"/>
+          <w:color w:val="4A4A49"/>
+          <w:sz w:val="22"/>
+        </w:rPr>
+        <w:t>Segunda: donde quedan mis datos si borro el contenedor.</w:t>
+      </w:r>
+    </w:p>
+    <w:p>
+      <w:pPr>
+        <w:pStyle w:val="ListBullet2"/>
+      </w:pPr>
+      <w:r>
+        <w:rPr>
+          <w:b w:val="0"/>
+          <w:color w:val="4A4A49"/>
+          <w:sz w:val="22"/>
+        </w:rPr>
+        <w:t>Tercera: entonces la base de datos tambien va en un contenedor.</w:t>
+      </w:r>
+    </w:p>
+    <w:p>
+      <w:pPr>
+        <w:pStyle w:val="ListBullet2"/>
+      </w:pPr>
+      <w:r>
+        <w:rPr>
+          <w:b w:val="0"/>
+          <w:color w:val="4A4A49"/>
+          <w:sz w:val="22"/>
+        </w:rPr>
+        <w:t>En el modelo C4, la palabra contenedor significa cualquier cosa que se ejecuta o almacena de forma independiente, como una aplicacion web, una API o una base de datos, y es un concepto de diagrama anterior a Docker.</w:t>
+      </w:r>
+    </w:p>
+    <w:p>
+      <w:pPr>
+        <w:pStyle w:val="ListBullet2"/>
+      </w:pPr>
+      <w:r>
+        <w:rPr>
+          <w:b w:val="0"/>
+          <w:color w:val="4A4A49"/>
+          <w:sz w:val="22"/>
+        </w:rPr>
+        <w:t>El contenedor de Docker, en cambio, es un mecanismo concreto de empaquetado y ejecucion.</w:t>
+      </w:r>
+    </w:p>
+    <w:p>
+      <w:pPr>
+        <w:pStyle w:val="ListBullet2"/>
+      </w:pPr>
+      <w:r>
+        <w:rPr>
+          <w:b w:val="0"/>
+          <w:color w:val="4A4A49"/>
+          <w:sz w:val="22"/>
+        </w:rPr>
+        <w:t>Se parecen y a menudo coinciden uno a uno, pero no son sinonimos: una base de datos gestionada que nadie contenerizo sigue siendo un contenedor en el sentido de C4.</w:t>
+      </w:r>
+    </w:p>
+    <w:p>
+      <w:pPr>
+        <w:pStyle w:val="ListBullet2"/>
+      </w:pPr>
+      <w:r>
+        <w:rPr>
+          <w:b w:val="0"/>
+          <w:color w:val="4A4A49"/>
+          <w:sz w:val="22"/>
+        </w:rPr>
+        <w:t>La respuesta, dicha desde ya, es no.</w:t>
+      </w:r>
+    </w:p>
+    <w:p>
+      <w:pPr>
+        <w:pStyle w:val="ListBullet2"/>
+      </w:pPr>
+      <w:r>
+        <w:rPr>
+          <w:b w:val="0"/>
+          <w:color w:val="4A4A49"/>
+          <w:sz w:val="22"/>
+        </w:rPr>
+        <w:t>(No se proyecta) Un estudiante mas adelantado puede levantar dos contenedores, la API y un stub de notificaciones, y comprobar algo que sera central en la Clase 4: desde el contenedor de la API, la direccion localhost NO es la maquina anfitriona ni el otro contenedor, es el propio contenedor, y para que dos contenedores se hablen hay que ponerlos en una misma red y llamarse por nombre.</w:t>
+      </w:r>
+    </w:p>
+    <w:p>
+      <w:pPr>
+        <w:pStyle w:val="ListBullet2"/>
+      </w:pPr>
+      <w:r>
+        <w:rPr>
+          <w:b w:val="0"/>
+          <w:color w:val="4A4A49"/>
+          <w:sz w:val="22"/>
+        </w:rPr>
+        <w:t>(No se proyecta) Hay dos limites que conviene anunciar ANTES de empezar y no despues, porque cambian como se planifica la hora de taller.</w:t>
+      </w:r>
+    </w:p>
+    <w:p>
+      <w:pPr>
+        <w:pStyle w:val="ListBullet2"/>
+      </w:pPr>
+      <w:r>
+        <w:rPr>
+          <w:b w:val="0"/>
+          <w:color w:val="4A4A49"/>
+          <w:sz w:val="22"/>
+        </w:rPr>
+        <w:t>(No se proyecta) De ahi sale la regla operativa del dia, y hay que decirla como consecuencia del limite y no como consejo suelto: el Dockerfile se escribe en la carpeta del proyecto y se PEGA en el laboratorio, nunca al contrario, y las capturas se guardan antes de cerrar.</w:t>
+      </w:r>
+    </w:p>
+    <w:p>
+      <w:pPr>
+        <w:pStyle w:val="ListBullet2"/>
+      </w:pPr>
+      <w:r>
+        <w:rPr>
+          <w:b w:val="0"/>
+          <w:color w:val="4A4A49"/>
+          <w:sz w:val="22"/>
+        </w:rPr>
+        <w:t>(No se proyecta) La alterna, si Killercoda no carga, es LabEx Docker Playground, que cumple la misma funcion tambien gratis y en el navegador, pero con una restriccion mas dura que conviene mencionar: su plan gratuito da solo tres sesiones al dia, de modo que quien la use para depurar puede quedarse sin intentos justo el dia de la entrega.</w:t>
       </w:r>
     </w:p>
     <w:p>
@@ -1256,7 +2229,7 @@
           <w:color w:val="4A4A49"/>
           <w:sz w:val="22"/>
         </w:rPr>
-        <w:t>VM vs contenedor</w:t>
+        <w:t>De donde viene la clase: virtualizacion y contenedores</w:t>
       </w:r>
     </w:p>
     <w:p>
@@ -1269,7 +2242,7 @@
           <w:color w:val="4A4A49"/>
           <w:sz w:val="22"/>
         </w:rPr>
-        <w:t>Comprobar en un lab: recomendado, no obligatorio</w:t>
+        <w:t>Máquinas virtuales vs. contenedores</w:t>
       </w:r>
     </w:p>
     <w:p>
@@ -1282,7 +2255,7 @@
           <w:color w:val="4A4A49"/>
           <w:sz w:val="22"/>
         </w:rPr>
-        <w:t>Dockerfile mínimo para el stub</w:t>
+        <w:t>Antes de la virtualizacion: un servidor por aplicacion</w:t>
       </w:r>
     </w:p>
     <w:p>
@@ -1295,7 +2268,7 @@
           <w:color w:val="4A4A49"/>
           <w:sz w:val="22"/>
         </w:rPr>
-        <w:t>Construir, correr y verificar el contenedor</w:t>
+        <w:t>Recorrer el diagrama de las dos pilas, de abajo hacia arriba</w:t>
       </w:r>
     </w:p>
     <w:p>
@@ -1308,7 +2281,7 @@
           <w:color w:val="4A4A49"/>
           <w:sz w:val="22"/>
         </w:rPr>
-        <w:t>De donde viene la clase: virtualizacion y contenedores (1/2)</w:t>
+        <w:t>El contenedor: aislamiento sin otro sistema operativo</w:t>
       </w:r>
     </w:p>
     <w:p>
@@ -1321,7 +2294,7 @@
           <w:color w:val="4A4A49"/>
           <w:sz w:val="22"/>
         </w:rPr>
-        <w:t>De donde viene la clase: virtualizacion y contenedores (2/2)</w:t>
+        <w:t>VM vs contenedor</w:t>
       </w:r>
     </w:p>
     <w:p>
@@ -1334,7 +2307,7 @@
           <w:color w:val="4A4A49"/>
           <w:sz w:val="22"/>
         </w:rPr>
-        <w:t>Antes de la virtualizacion: un servidor por aplicacion</w:t>
+        <w:t>Maquina virtual vs contenedor — que cambia de verdad</w:t>
       </w:r>
     </w:p>
     <w:p>
@@ -1347,7 +2320,7 @@
           <w:color w:val="4A4A49"/>
           <w:sz w:val="22"/>
         </w:rPr>
-        <w:t>Recorrer el diagrama de las dos pilas, de abajo hacia arriba (1/2)</w:t>
+        <w:t>Dockerfile, imagen, contenedor y registro: los cuatro terminos</w:t>
       </w:r>
     </w:p>
     <w:p>
@@ -1360,7 +2333,7 @@
           <w:color w:val="4A4A49"/>
           <w:sz w:val="22"/>
         </w:rPr>
-        <w:t>Recorrer el diagrama de las dos pilas, de abajo hacia arriba (2/2)</w:t>
+        <w:t>Imagen, contenedor y capas: los comandos que lo demuestran</w:t>
       </w:r>
     </w:p>
     <w:p>
@@ -1373,7 +2346,7 @@
           <w:color w:val="4A4A49"/>
           <w:sz w:val="22"/>
         </w:rPr>
-        <w:t>El contenedor: aislamiento sin otro sistema operativo (1/2)</w:t>
+        <w:t>Primer ejemplo: el stub de la API de CloudLite</w:t>
       </w:r>
     </w:p>
     <w:p>
@@ -1386,7 +2359,7 @@
           <w:color w:val="4A4A49"/>
           <w:sz w:val="22"/>
         </w:rPr>
-        <w:t>El contenedor: aislamiento sin otro sistema operativo (2/2)</w:t>
+        <w:t>Comprobar en un lab: recomendado, no obligatorio</w:t>
       </w:r>
     </w:p>
     <w:p>
@@ -1399,7 +2372,7 @@
           <w:color w:val="4A4A49"/>
           <w:sz w:val="22"/>
         </w:rPr>
-        <w:t>Dockerfile, imagen, contenedor y registro: los cuatro terminos (1/2)</w:t>
+        <w:t>Dockerfile mínimo para el stub</w:t>
       </w:r>
     </w:p>
     <w:p>
@@ -1412,7 +2385,7 @@
           <w:color w:val="4A4A49"/>
           <w:sz w:val="22"/>
         </w:rPr>
-        <w:t>Dockerfile, imagen, contenedor y registro: los cuatro terminos (2/2)</w:t>
+        <w:t>Dockerfile minimo del stub CloudLite</w:t>
       </w:r>
     </w:p>
     <w:p>
@@ -1425,7 +2398,7 @@
           <w:color w:val="4A4A49"/>
           <w:sz w:val="22"/>
         </w:rPr>
-        <w:t>Primer ejemplo: el stub de la API de CloudLite (1/2)</w:t>
+        <w:t>Construir, correr y verificar el contenedor</w:t>
       </w:r>
     </w:p>
     <w:p>
@@ -1438,7 +2411,7 @@
           <w:color w:val="4A4A49"/>
           <w:sz w:val="22"/>
         </w:rPr>
-        <w:t>Primer ejemplo: el stub de la API de CloudLite (2/2)</w:t>
+        <w:t>El ciclo completo: construir, ejecutar, verificar</w:t>
       </w:r>
     </w:p>
     <w:p>
@@ -1451,7 +2424,7 @@
           <w:color w:val="4A4A49"/>
           <w:sz w:val="22"/>
         </w:rPr>
-        <w:t>Construir, correr y verificar: los tres comandos y el contrato de salud (1/2)</w:t>
+        <w:t>Limpiar, y la prueba de que el contenedor no guarda estado</w:t>
       </w:r>
     </w:p>
     <w:p>
@@ -1464,137 +2437,7 @@
           <w:color w:val="4A4A49"/>
           <w:sz w:val="22"/>
         </w:rPr>
-        <w:t>Construir, correr y verificar: los tres comandos y el contrato de salud (2/2)</w:t>
-      </w:r>
-    </w:p>
-    <w:p>
-      <w:pPr>
-        <w:pStyle w:val="ListNumber"/>
-      </w:pPr>
-      <w:r>
-        <w:rPr>
-          <w:b w:val="0"/>
-          <w:color w:val="4A4A49"/>
-          <w:sz w:val="22"/>
-        </w:rPr>
         <w:t>Segundo ejemplo: leer las siete columnas de docker ps</w:t>
-      </w:r>
-    </w:p>
-    <w:p>
-      <w:pPr>
-        <w:pStyle w:val="ListNumber"/>
-      </w:pPr>
-      <w:r>
-        <w:rPr>
-          <w:b w:val="0"/>
-          <w:color w:val="4A4A49"/>
-          <w:sz w:val="22"/>
-        </w:rPr>
-        <w:t>Preguntas frecuentes y cierre conceptual (1/2)</w:t>
-      </w:r>
-    </w:p>
-    <w:p>
-      <w:pPr>
-        <w:pStyle w:val="ListNumber"/>
-      </w:pPr>
-      <w:r>
-        <w:rPr>
-          <w:b w:val="0"/>
-          <w:color w:val="4A4A49"/>
-          <w:sz w:val="22"/>
-        </w:rPr>
-        <w:t>Preguntas frecuentes y cierre conceptual (2/2)</w:t>
-      </w:r>
-    </w:p>
-    <w:p>
-      <w:pPr>
-        <w:pStyle w:val="ListNumber"/>
-      </w:pPr>
-      <w:r>
-        <w:rPr>
-          <w:b w:val="0"/>
-          <w:color w:val="4A4A49"/>
-          <w:sz w:val="22"/>
-        </w:rPr>
-        <w:t>El Dockerfile minimo, capa por capa</w:t>
-      </w:r>
-    </w:p>
-    <w:p>
-      <w:pPr>
-        <w:pStyle w:val="ListNumber"/>
-      </w:pPr>
-      <w:r>
-        <w:rPr>
-          <w:b w:val="0"/>
-          <w:color w:val="4A4A49"/>
-          <w:sz w:val="22"/>
-        </w:rPr>
-        <w:t>El ciclo completo: construir, ejecutar, verificar</w:t>
-      </w:r>
-    </w:p>
-    <w:p>
-      <w:pPr>
-        <w:pStyle w:val="ListNumber"/>
-      </w:pPr>
-      <w:r>
-        <w:rPr>
-          <w:b w:val="0"/>
-          <w:color w:val="4A4A49"/>
-          <w:sz w:val="22"/>
-        </w:rPr>
-        <w:t>Imagen, contenedor y capas: los comandos que lo demuestran</w:t>
-      </w:r>
-    </w:p>
-    <w:p>
-      <w:pPr>
-        <w:pStyle w:val="ListNumber"/>
-      </w:pPr>
-      <w:r>
-        <w:rPr>
-          <w:b w:val="0"/>
-          <w:color w:val="4A4A49"/>
-          <w:sz w:val="22"/>
-        </w:rPr>
-        <w:t>Limpiar, y la prueba de que el contenedor no guarda estado</w:t>
-      </w:r>
-    </w:p>
-    <w:p>
-      <w:pPr>
-        <w:pStyle w:val="ListNumber"/>
-      </w:pPr>
-      <w:r>
-        <w:rPr>
-          <w:b w:val="0"/>
-          <w:color w:val="4A4A49"/>
-          <w:sz w:val="22"/>
-        </w:rPr>
-        <w:t>Máquinas virtuales vs. contenedores</w:t>
-      </w:r>
-    </w:p>
-    <w:p>
-      <w:pPr>
-        <w:pStyle w:val="ListNumber"/>
-      </w:pPr>
-      <w:r>
-        <w:rPr>
-          <w:b w:val="0"/>
-          <w:color w:val="4A4A49"/>
-          <w:sz w:val="22"/>
-        </w:rPr>
-        <w:t>Maquina virtual vs contenedor — que cambia de verdad</w:t>
-      </w:r>
-    </w:p>
-    <w:p>
-      <w:pPr>
-        <w:pStyle w:val="ListNumber"/>
-      </w:pPr>
-      <w:r>
-        <w:rPr>
-          <w:b w:val="0"/>
-          <w:color w:val="4A4A49"/>
-          <w:sz w:val="22"/>
-        </w:rPr>
-        <w:t>Dockerfile minimo del stub CloudLite</w:t>
       </w:r>
     </w:p>
     <w:p>
@@ -1712,7 +2555,7 @@
           <w:color w:val="1A1C1D"/>
           <w:sz w:val="32"/>
         </w:rPr>
-        <w:t>10–40 · Teoría Core (al servicio del taller) · desde [Slide 4]</w:t>
+        <w:t>10–40 · Teoría Core (al servicio del taller) · desde [Slide 9]</w:t>
       </w:r>
     </w:p>
     <w:p>
@@ -1743,7 +2586,7 @@
           <w:color w:val="4A4A49"/>
           <w:sz w:val="22"/>
         </w:rPr>
-        <w:t xml:space="preserve"> · [Slide 4]</w:t>
+        <w:t xml:space="preserve"> · [Slide 9]</w:t>
       </w:r>
     </w:p>
     <w:p>
@@ -1764,7 +2607,7 @@
           <w:color w:val="4A4A49"/>
           <w:sz w:val="22"/>
         </w:rPr>
-        <w:t xml:space="preserve"> · [Slide 5]</w:t>
+        <w:t xml:space="preserve"> · [Slide 14]</w:t>
       </w:r>
     </w:p>
     <w:p>
@@ -1785,7 +2628,7 @@
           <w:color w:val="4A4A49"/>
           <w:sz w:val="22"/>
         </w:rPr>
-        <w:t xml:space="preserve"> · [Slide 6]</w:t>
+        <w:t xml:space="preserve"> · [Slide 15]</w:t>
       </w:r>
     </w:p>
     <w:p>
@@ -1806,7 +2649,7 @@
           <w:color w:val="4A4A49"/>
           <w:sz w:val="22"/>
         </w:rPr>
-        <w:t xml:space="preserve"> · [Slide 7]</w:t>
+        <w:t xml:space="preserve"> · [Slide 17]</w:t>
       </w:r>
     </w:p>
     <w:p>
@@ -1887,7 +2730,7 @@
           <w:color w:val="1A1C1D"/>
           <w:sz w:val="32"/>
         </w:rPr>
-        <w:t>40–55 · Demo en vivo · [Slide 30]</w:t>
+        <w:t>40–55 · Demo en vivo · [Slide 16]</w:t>
       </w:r>
     </w:p>
     <w:p>
@@ -2703,7 +3546,7 @@
           <w:color w:val="1A1C1D"/>
           <w:sz w:val="32"/>
         </w:rPr>
-        <w:t>115–120 · Cierre · [Slide 31]</w:t>
+        <w:t>115–120 · Cierre · [Slide 21]</w:t>
       </w:r>
     </w:p>
     <w:p>

--- a/Arquitectura de Sistemas Computacionales/Kit docente/Clase 3/Guion Docente Clase 3 - Virtualizacion y contenedores.docx
+++ b/Arquitectura de Sistemas Computacionales/Kit docente/Clase 3/Guion Docente Clase 3 - Virtualizacion y contenedores.docx
@@ -1161,28 +1161,33 @@
           <w:color w:val="4A4A49"/>
           <w:sz w:val="22"/>
         </w:rPr>
-        <w:t>[Slide 13] Primer ejemplo: el stub de la API de CloudLite</w:t>
-      </w:r>
-      <w:r>
-        <w:rPr>
-          <w:b w:val="0"/>
-          <w:color w:val="4A4A49"/>
-          <w:sz w:val="22"/>
-        </w:rPr>
-        <w:t xml:space="preserve"> — 3 vinetas.</w:t>
+        <w:t>[Slide 13] Comprobar en un lab: el Dockerfile vive en tu carpeta</w:t>
+      </w:r>
+      <w:r>
+        <w:rPr>
+          <w:b w:val="0"/>
+          <w:color w:val="4A4A49"/>
+          <w:sz w:val="22"/>
+        </w:rPr>
+        <w:t xml:space="preserve"> — 4 vinetas.</w:t>
       </w:r>
     </w:p>
     <w:p>
-      <w:pPr>
-        <w:pStyle w:val="ListBullet2"/>
-      </w:pPr>
-      <w:r>
-        <w:rPr>
-          <w:b w:val="0"/>
-          <w:color w:val="4A4A49"/>
-          <w:sz w:val="22"/>
-        </w:rPr>
-        <w:t>DESARROLLO (para explicarlo, no se proyecta):</w:t>
+      <w:r>
+        <w:rPr>
+          <w:b/>
+          <w:color w:val="4A4A49"/>
+          <w:sz w:val="22"/>
+        </w:rPr>
+        <w:t>[Slide 14] Primer ejemplo: el stub de la API de CloudLite</w:t>
+      </w:r>
+      <w:r>
+        <w:rPr>
+          <w:b w:val="0"/>
+          <w:color w:val="4A4A49"/>
+          <w:sz w:val="22"/>
+        </w:rPr>
+        <w:t xml:space="preserve"> — 3 vinetas.</w:t>
       </w:r>
     </w:p>
     <w:p>
@@ -1195,7 +1200,7 @@
           <w:color w:val="4A4A49"/>
           <w:sz w:val="22"/>
         </w:rPr>
-        <w:t>FROM node:20-alpine elige la imagen base, o sea el punto de partida ya construido por otros, en este caso un Linux minimo con Node instalado; la etiqueta 20-alpine es FIJA y eso importa</w:t>
+        <w:t>DESARROLLO (para explicarlo, no se proyecta):</w:t>
       </w:r>
     </w:p>
     <w:p>
@@ -1208,7 +1213,7 @@
           <w:color w:val="4A4A49"/>
           <w:sz w:val="22"/>
         </w:rPr>
-        <w:t>Porque con latest la imagen de hoy no es la de manana y la reconstruccion deja de ser reproducible.</w:t>
+        <w:t>FROM node:20-alpine elige la imagen base, o sea el punto de partida ya construido por otros, en este caso un Linux minimo con Node instalado; la etiqueta 20-alpine es FIJA y eso importa</w:t>
       </w:r>
     </w:p>
     <w:p>
@@ -1221,7 +1226,7 @@
           <w:color w:val="4A4A49"/>
           <w:sz w:val="22"/>
         </w:rPr>
-        <w:t>RUN npm ci --omit=dev las instala dentro de la imagen y no en la maquina del estudiante, lo cual es el punto entero del ejercicio</w:t>
+        <w:t>Porque con latest la imagen de hoy no es la de manana y la reconstruccion deja de ser reproducible.</w:t>
       </w:r>
     </w:p>
     <w:p>
@@ -1234,7 +1239,7 @@
           <w:color w:val="4A4A49"/>
           <w:sz w:val="22"/>
         </w:rPr>
-        <w:t>Porque la dependencia viaja con el artefacto; se usa npm ci y no npm install porque respeta el archivo de bloqueo y por tanto instala exactamente las mismas versiones en cada construccion.</w:t>
+        <w:t>RUN npm ci --omit=dev las instala dentro de la imagen y no en la maquina del estudiante, lo cual es el punto entero del ejercicio</w:t>
       </w:r>
     </w:p>
     <w:p>
@@ -1247,7 +1252,7 @@
           <w:color w:val="4A4A49"/>
           <w:sz w:val="22"/>
         </w:rPr>
-        <w:t>EXPOSE 8080 documenta en que puerto escucha el proceso.</w:t>
+        <w:t>Porque la dependencia viaja con el artefacto; se usa npm ci y no npm install porque respeta el archivo de bloqueo y por tanto instala exactamente las mismas versiones en cada construccion.</w:t>
       </w:r>
     </w:p>
     <w:p>
@@ -1260,7 +1265,7 @@
           <w:color w:val="4A4A49"/>
           <w:sz w:val="22"/>
         </w:rPr>
-        <w:t>Ese COPY.. tiene una consecuencia seria: copia TODO lo que haya en la carpeta, incluido el archivo.env con las credenciales, y una vez dentro de una capa ya no sale, ni siquiera borrandolo en una instruccion posterior.</w:t>
+        <w:t>EXPOSE 8080 documenta en que puerto escucha el proceso.</w:t>
       </w:r>
     </w:p>
     <w:p>
@@ -1273,7 +1278,7 @@
           <w:color w:val="4A4A49"/>
           <w:sz w:val="22"/>
         </w:rPr>
-        <w:t>La regla se enuncia en una linea: si haces COPY.., el.dockerignore va al lado y se menciona en la entrega.</w:t>
+        <w:t>Ese COPY.. tiene una consecuencia seria: copia TODO lo que haya en la carpeta, incluido el archivo.env con las credenciales, y una vez dentro de una capa ya no sale, ni siquiera borrandolo en una instruccion posterior.</w:t>
       </w:r>
     </w:p>
     <w:p>
@@ -1286,7 +1291,7 @@
           <w:color w:val="4A4A49"/>
           <w:sz w:val="22"/>
         </w:rPr>
-        <w:t>Un ultimo detalle del que depende media clase: EXPOSE no abre nada, solo documenta.</w:t>
+        <w:t>La regla se enuncia en una linea: si haces COPY.., el.dockerignore va al lado y se menciona en la entrega.</w:t>
       </w:r>
     </w:p>
     <w:p>
@@ -1299,7 +1304,7 @@
           <w:color w:val="4A4A49"/>
           <w:sz w:val="22"/>
         </w:rPr>
-        <w:t>NOTAS:</w:t>
+        <w:t>Un ultimo detalle del que depende media clase: EXPOSE no abre nada, solo documenta.</w:t>
       </w:r>
     </w:p>
     <w:p>
@@ -1312,7 +1317,7 @@
           <w:color w:val="4A4A49"/>
           <w:sz w:val="22"/>
         </w:rPr>
-        <w:t>Primer ejemplo concreto en CloudLite.</w:t>
+        <w:t>NOTAS:</w:t>
       </w:r>
     </w:p>
     <w:p>
@@ -1325,7 +1330,7 @@
           <w:color w:val="4A4A49"/>
           <w:sz w:val="22"/>
         </w:rPr>
-        <w:t>WORKDIR /app fija el directorio dentro del contenedor donde ocurrira todo lo demas.</w:t>
+        <w:t>Primer ejemplo concreto en CloudLite.</w:t>
       </w:r>
     </w:p>
     <w:p>
@@ -1338,7 +1343,7 @@
           <w:color w:val="4A4A49"/>
           <w:sz w:val="22"/>
         </w:rPr>
-        <w:t>COPY package*.json./ trae solo la lista de dependencias.</w:t>
+        <w:t>WORKDIR /app fija el directorio dentro del contenedor donde ocurrira todo lo demas.</w:t>
       </w:r>
     </w:p>
     <w:p>
@@ -1351,7 +1356,7 @@
           <w:color w:val="4A4A49"/>
           <w:sz w:val="22"/>
         </w:rPr>
-        <w:t>COPY.. trae el resto del codigo, y va DESPUES por la razon de cache de la seccion anterior.</w:t>
+        <w:t>COPY package*.json./ trae solo la lista de dependencias.</w:t>
       </w:r>
     </w:p>
     <w:p>
@@ -1364,7 +1369,7 @@
           <w:color w:val="4A4A49"/>
           <w:sz w:val="22"/>
         </w:rPr>
-        <w:t>Y CMD indica que comando ejecutar cuando el contenedor arranque, uno solo y en primer plano.</w:t>
+        <w:t>COPY.. trae el resto del codigo, y va DESPUES por la razon de cache de la seccion anterior.</w:t>
       </w:r>
     </w:p>
     <w:p>
@@ -1377,7 +1382,7 @@
           <w:color w:val="4A4A49"/>
           <w:sz w:val="22"/>
         </w:rPr>
-        <w:t>Por eso al lado del Dockerfile va un segundo archivo, el.dockerignore, con al menos.env, node_modules y.git.</w:t>
+        <w:t>Y CMD indica que comando ejecutar cuando el contenedor arranque, uno solo y en primer plano.</w:t>
       </w:r>
     </w:p>
     <w:p>
@@ -1390,7 +1395,7 @@
           <w:color w:val="4A4A49"/>
           <w:sz w:val="22"/>
         </w:rPr>
-        <w:t>Lo que realmente publica el puerto es la opcion -p al ejecutar, y ese es el tema de la diapositiva siguiente.</w:t>
+        <w:t>Por eso al lado del Dockerfile va un segundo archivo, el.dockerignore, con al menos.env, node_modules y.git.</w:t>
       </w:r>
     </w:p>
     <w:p>
@@ -1403,7 +1408,7 @@
           <w:color w:val="4A4A49"/>
           <w:sz w:val="22"/>
         </w:rPr>
-        <w:t>(No se proyecta) En CloudLite Turnos el estudiante contenerizara un stub de su API, es decir una version minima que responde algo verificable: el endpoint GET /health, que devuelve un cuerpo en formato JSON con al menos un campo que se pueda comprobar.</w:t>
+        <w:t>Lo que realmente publica el puerto es la opcion -p al ejecutar, y ese es el tema de la diapositiva siguiente.</w:t>
       </w:r>
     </w:p>
     <w:p>
@@ -1416,7 +1421,7 @@
           <w:color w:val="4A4A49"/>
           <w:sz w:val="22"/>
         </w:rPr>
-        <w:t>(No se proyecta) Su Dockerfile tiene siete instrucciones, y el docente debe poder explicar cada una.</w:t>
+        <w:t>(No se proyecta) En CloudLite Turnos el estudiante contenerizara un stub de su API, es decir una version minima que responde algo verificable: el endpoint GET /health, que devuelve un cuerpo en formato JSON con al menos un campo que se pueda comprobar.</w:t>
       </w:r>
     </w:p>
     <w:p>
@@ -1429,25 +1434,20 @@
           <w:color w:val="4A4A49"/>
           <w:sz w:val="22"/>
         </w:rPr>
-        <w:t>(No se proyecta) La diapositiva lo proyecta junto al Dockerfile y no como nota al pie a proposito: son dos archivos hermanos en la misma carpeta, y el estudiante que entrega el primero sin el segundo entrega un artefacto que filtra secretos.</w:t>
+        <w:t>(No se proyecta) Su Dockerfile tiene siete instrucciones, y el docente debe poder explicar cada una.</w:t>
       </w:r>
     </w:p>
     <w:p>
-      <w:r>
-        <w:rPr>
-          <w:b/>
-          <w:color w:val="4A4A49"/>
-          <w:sz w:val="22"/>
-        </w:rPr>
-        <w:t>[Slide 14] Comprobar en un lab: recomendado, no obligatorio</w:t>
-      </w:r>
-      <w:r>
-        <w:rPr>
-          <w:b w:val="0"/>
-          <w:color w:val="4A4A49"/>
-          <w:sz w:val="22"/>
-        </w:rPr>
-        <w:t xml:space="preserve"> — 4 vinetas.</w:t>
+      <w:pPr>
+        <w:pStyle w:val="ListBullet2"/>
+      </w:pPr>
+      <w:r>
+        <w:rPr>
+          <w:b w:val="0"/>
+          <w:color w:val="4A4A49"/>
+          <w:sz w:val="22"/>
+        </w:rPr>
+        <w:t>(No se proyecta) La diapositiva lo proyecta junto al Dockerfile y no como nota al pie a proposito: son dos archivos hermanos en la misma carpeta, y el estudiante que entrega el primero sin el segundo entrega un artefacto que filtra secretos.</w:t>
       </w:r>
     </w:p>
     <w:p>
@@ -2346,7 +2346,7 @@
           <w:color w:val="4A4A49"/>
           <w:sz w:val="22"/>
         </w:rPr>
-        <w:t>Primer ejemplo: el stub de la API de CloudLite</w:t>
+        <w:t>Comprobar en un lab: el Dockerfile vive en tu carpeta</w:t>
       </w:r>
     </w:p>
     <w:p>
@@ -2359,7 +2359,7 @@
           <w:color w:val="4A4A49"/>
           <w:sz w:val="22"/>
         </w:rPr>
-        <w:t>Comprobar en un lab: recomendado, no obligatorio</w:t>
+        <w:t>Primer ejemplo: el stub de la API de CloudLite</w:t>
       </w:r>
     </w:p>
     <w:p>
@@ -2599,15 +2599,15 @@
           <w:color w:val="4A4A49"/>
           <w:sz w:val="22"/>
         </w:rPr>
-        <w:t>Comprobar en un lab: recomendado, no obligatorio</w:t>
-      </w:r>
-      <w:r>
-        <w:rPr>
-          <w:b w:val="0"/>
-          <w:color w:val="4A4A49"/>
-          <w:sz w:val="22"/>
-        </w:rPr>
-        <w:t xml:space="preserve"> · [Slide 14]</w:t>
+        <w:t>Comprobar en un lab: el Dockerfile vive en tu carpeta</w:t>
+      </w:r>
+      <w:r>
+        <w:rPr>
+          <w:b w:val="0"/>
+          <w:color w:val="4A4A49"/>
+          <w:sz w:val="22"/>
+        </w:rPr>
+        <w:t xml:space="preserve"> · [Slide 13]</w:t>
       </w:r>
     </w:p>
     <w:p>

--- a/Arquitectura de Sistemas Computacionales/Kit docente/Clase 3/Guion Docente Clase 3 - Virtualizacion y contenedores.docx
+++ b/Arquitectura de Sistemas Computacionales/Kit docente/Clase 3/Guion Docente Clase 3 - Virtualizacion y contenedores.docx
@@ -3980,7 +3980,7 @@
           <w:color w:val="4A4A49"/>
           <w:sz w:val="18"/>
         </w:rPr>
-        <w:t>1) Abre Navegador · editor de código del curso · lab de contenedores recomendado (no obligatorio) y repite la demo de este guion.  2) Captura solo la ventana útil, no el escritorio completo.  3) Recorta a ~1200 px de ancho.  4) Guárdala como Kit docente/Clase 3/Capturas/demo-clase03.png.  5) Vuelve a generar el guion y la imagen queda embebida aquí sola. Detalle en Capturas/README.txt.</w:t>
+        <w:t>1) Abre Navegador · editor de código del curso · lab de contenedores recomendado (no obligatorio) y repite la demo de este guion.  2) Captura solo la ventana útil, no el escritorio completo.  3) Recorta a ~1200 px de ancho.  4) Guárdala como Kit docente/Clase 3/Capturas/demo-clase03.png.  5) Vuelve a generar el guion y la imagen queda insertada aquí sola. Detalle en Capturas/README.txt.</w:t>
       </w:r>
     </w:p>
     <w:p>
